--- a/DOCS-PEOPLE-LEAD/Andressa-Silva/00-Documento-Unico.docx
+++ b/DOCS-PEOPLE-LEAD/Andressa-Silva/00-Documento-Unico.docx
@@ -13068,7 +13068,72 @@
           <w:i w:val="0"/>
           <w:sz w:val="22"/>
         </w:rPr>
-        <w:t>Briefing do People Lead para Workday, calibração da prática e feedback de novembro. Preencher os buracos com ela na 1:1 #2.</w:t>
+        <w:t>Briefing do People Lead para Workday, calibração da prática e feedback de novembro.</w:t>
+      </w:r>
+    </w:p>
+    <w:p>
+      <w:pPr>
+        <w:ind w:left="425"/>
+      </w:pPr>
+      <w:r>
+        <w:rPr>
+          <w:rFonts w:ascii="Calibri" w:hAnsi="Calibri" w:eastAsia="Calibri"/>
+          <w:b w:val="0"/>
+          <w:i/>
+          <w:color w:val="555555"/>
+          <w:sz w:val="22"/>
+        </w:rPr>
+        <w:t xml:space="preserve">Feedbacks recebidos 08/09: Camila (WIT) · Renata (par) · </w:t>
+      </w:r>
+      <w:r>
+        <w:rPr>
+          <w:rFonts w:ascii="Calibri" w:hAnsi="Calibri" w:eastAsia="Calibri"/>
+          <w:b/>
+          <w:i w:val="0"/>
+          <w:color w:val="555555"/>
+          <w:sz w:val="22"/>
+        </w:rPr>
+        <w:t>Rafael G. Martins</w:t>
+      </w:r>
+      <w:r>
+        <w:rPr>
+          <w:rFonts w:ascii="Calibri" w:hAnsi="Calibri" w:eastAsia="Calibri"/>
+          <w:b w:val="0"/>
+          <w:i/>
+          <w:color w:val="555555"/>
+          <w:sz w:val="22"/>
+        </w:rPr>
+        <w:t xml:space="preserve"> (gestor).   Justificativa: </w:t>
+      </w:r>
+      <w:r>
+        <w:rPr>
+          <w:rFonts w:ascii="Consolas" w:hAnsi="Consolas" w:eastAsia="Consolas"/>
+          <w:b w:val="0"/>
+          <w:i w:val="0"/>
+          <w:color w:val="555555"/>
+          <w:sz w:val="18"/>
+        </w:rPr>
+        <w:t>15-justificativa-recomendacao.md</w:t>
+      </w:r>
+      <w:r>
+        <w:rPr>
+          <w:rFonts w:ascii="Calibri" w:hAnsi="Calibri" w:eastAsia="Calibri"/>
+          <w:b w:val="0"/>
+          <w:i/>
+          <w:color w:val="555555"/>
+          <w:sz w:val="22"/>
+        </w:rPr>
+        <w:t xml:space="preserve"> · Brutos: </w:t>
+      </w:r>
+      <w:r>
+        <w:rPr>
+          <w:rFonts w:ascii="Consolas" w:hAnsi="Consolas" w:eastAsia="Consolas"/>
+          <w:b w:val="0"/>
+          <w:i w:val="0"/>
+          <w:color w:val="555555"/>
+          <w:sz w:val="18"/>
+        </w:rPr>
+        <w:t>16-feedbacks-projeto.md</w:t>
       </w:r>
     </w:p>
     <w:p>
@@ -13137,7 +13202,7 @@
                 <w:color w:val="FFFFFF"/>
                 <w:sz w:val="20"/>
               </w:rPr>
-              <w:t>Leitura atual (24/08)</w:t>
+              <w:t>Leitura atual (08/09)</w:t>
             </w:r>
           </w:p>
         </w:tc>
@@ -13162,7 +13227,7 @@
                 <w:color w:val="FFFFFF"/>
                 <w:sz w:val="20"/>
               </w:rPr>
-              <w:t>Confirmar em setembro</w:t>
+              <w:t>Evidência</w:t>
             </w:r>
           </w:p>
         </w:tc>
@@ -13206,16 +13271,7 @@
                 <w:i w:val="0"/>
                 <w:sz w:val="20"/>
               </w:rPr>
-              <w:t>Provavelmente não neste FY</w:t>
-            </w:r>
-            <w:r>
-              <w:rPr>
-                <w:rFonts w:ascii="Calibri" w:hAnsi="Calibri" w:eastAsia="Calibri"/>
-                <w:b w:val="0"/>
-                <w:i w:val="0"/>
-                <w:sz w:val="20"/>
-              </w:rPr>
-              <w:t>, se a evidência continuar só legado + certificação sem badge</w:t>
+              <w:t>Não</w:t>
             </w:r>
           </w:p>
         </w:tc>
@@ -13236,7 +13292,7 @@
                 <w:i w:val="0"/>
                 <w:sz w:val="20"/>
               </w:rPr>
-              <w:t>Feedback do projeto + tempo de Analyst</w:t>
+              <w:t>Gestor: Review in 12 months; evolução técnica abaixo do esperado</w:t>
             </w:r>
           </w:p>
         </w:tc>
@@ -13278,11 +13334,20 @@
             <w:r>
               <w:rPr>
                 <w:rFonts w:ascii="Calibri" w:hAnsi="Calibri" w:eastAsia="Calibri"/>
+                <w:b/>
+                <w:i w:val="0"/>
+                <w:sz w:val="20"/>
+              </w:rPr>
+              <w:t>Cautela</w:t>
+            </w:r>
+            <w:r>
+              <w:rPr>
+                <w:rFonts w:ascii="Calibri" w:hAnsi="Calibri" w:eastAsia="Calibri"/>
                 <w:b w:val="0"/>
                 <w:i w:val="0"/>
                 <w:sz w:val="20"/>
               </w:rPr>
-              <w:t>Depende de como a sustentação for narrada e do feedback do Rafael Martins</w:t>
+              <w:t xml:space="preserve"> — WIT e par fortes; performance projeto pede aceleração</w:t>
             </w:r>
           </w:p>
         </w:tc>
@@ -13304,7 +13369,7 @@
                 <w:i w:val="0"/>
                 <w:sz w:val="20"/>
               </w:rPr>
-              <w:t>Precisa de evidência escrita</w:t>
+              <w:t>Camila + Renata vs. business case Rafael</w:t>
             </w:r>
           </w:p>
         </w:tc>
@@ -13348,7 +13413,7 @@
                 <w:i w:val="0"/>
                 <w:sz w:val="20"/>
               </w:rPr>
-              <w:t>“Você não estagnou por falta de vontade. O ano foi um projeto estreito. Vamos recuperar stack, idioma e visibilidade.”</w:t>
+              <w:t>“Seu potencial e colaboração foram reconhecidos. O gestor pede acelerar .NET e autonomia. Women In Tech ficou sólido. Próximo ciclo: menos dependência de apoio.”</w:t>
             </w:r>
           </w:p>
         </w:tc>
@@ -13362,15 +13427,6 @@
                 <w:sz w:val="20"/>
               </w:rPr>
             </w:r>
-            <w:r>
-              <w:rPr>
-                <w:rFonts w:ascii="Calibri" w:hAnsi="Calibri" w:eastAsia="Calibri"/>
-                <w:b w:val="0"/>
-                <w:i w:val="0"/>
-                <w:sz w:val="20"/>
-              </w:rPr>
-              <w:t>Ajustar ao que o projeto disser</w:t>
-            </w:r>
           </w:p>
         </w:tc>
       </w:tr>
@@ -13384,7 +13440,7 @@
           <w:i w:val="0"/>
           <w:sz w:val="22"/>
         </w:rPr>
-        <w:t xml:space="preserve">Não levar para a prática a frase “ela está frustrada”. Levar: </w:t>
+        <w:t xml:space="preserve">Levar para a prática: </w:t>
       </w:r>
       <w:r>
         <w:rPr>
@@ -13393,7 +13449,7 @@
           <w:i w:val="0"/>
           <w:sz w:val="22"/>
         </w:rPr>
-        <w:t>Analyst com histórico de Pix/microsserviços, hoje em sustentação legado, com esforço real de certificação e atuação em Women In Tech. Risco de subutilização.</w:t>
+        <w:t>Analyst MAPFRE com potencial; WIT e par (C#/SQL) positivos; gestor pede aceleração técnica, autonomia e Review in 12 months. Não promover neste FY.</w:t>
       </w:r>
     </w:p>
     <w:p>
@@ -14320,7 +14376,57 @@
           <w:i w:val="0"/>
           <w:sz w:val="22"/>
         </w:rPr>
-        <w:t xml:space="preserve">☐ Pedir à Andressa: e-mail do Rafael Martins + feedbacks (msg pronta em </w:t>
+        <w:t xml:space="preserve">☑ Feedbacks recebidos: Camila (WIT), Renata (par), </w:t>
+      </w:r>
+      <w:r>
+        <w:rPr>
+          <w:rFonts w:ascii="Calibri" w:hAnsi="Calibri" w:eastAsia="Calibri"/>
+          <w:b/>
+          <w:i w:val="0"/>
+          <w:sz w:val="22"/>
+        </w:rPr>
+        <w:t>Rafael G. Martins</w:t>
+      </w:r>
+      <w:r>
+        <w:rPr>
+          <w:rFonts w:ascii="Calibri" w:hAnsi="Calibri" w:eastAsia="Calibri"/>
+          <w:b w:val="0"/>
+          <w:i w:val="0"/>
+          <w:sz w:val="22"/>
+        </w:rPr>
+        <w:t xml:space="preserve"> (gestor) — 08/09</w:t>
+      </w:r>
+    </w:p>
+    <w:p>
+      <w:pPr>
+        <w:pStyle w:val="ListBullet"/>
+      </w:pPr>
+      <w:r>
+        <w:rPr>
+          <w:rFonts w:ascii="Calibri" w:hAnsi="Calibri" w:eastAsia="Calibri"/>
+          <w:b w:val="0"/>
+          <w:i w:val="0"/>
+          <w:sz w:val="22"/>
+        </w:rPr>
+        <w:t xml:space="preserve">☐ </w:t>
+      </w:r>
+      <w:r>
+        <w:rPr>
+          <w:rFonts w:ascii="Calibri" w:hAnsi="Calibri" w:eastAsia="Calibri"/>
+          <w:b/>
+          <w:i w:val="0"/>
+          <w:sz w:val="22"/>
+        </w:rPr>
+        <w:t>Input ABCD Form + Justificativa</w:t>
+      </w:r>
+      <w:r>
+        <w:rPr>
+          <w:rFonts w:ascii="Calibri" w:hAnsi="Calibri" w:eastAsia="Calibri"/>
+          <w:b w:val="0"/>
+          <w:i w:val="0"/>
+          <w:sz w:val="22"/>
+        </w:rPr>
+        <w:t xml:space="preserve"> — </w:t>
       </w:r>
       <w:r>
         <w:rPr>
@@ -14330,16 +14436,16 @@
           <w:color w:val="333333"/>
           <w:sz w:val="18"/>
         </w:rPr>
-        <w:t>14-pedidos-feedback.md</w:t>
-      </w:r>
-      <w:r>
-        <w:rPr>
-          <w:rFonts w:ascii="Calibri" w:hAnsi="Calibri" w:eastAsia="Calibri"/>
-          <w:b w:val="0"/>
-          <w:i w:val="0"/>
-          <w:sz w:val="22"/>
-        </w:rPr>
-        <w:t>)</w:t>
+        <w:t>15-justificativa-recomendacao.md</w:t>
+      </w:r>
+      <w:r>
+        <w:rPr>
+          <w:rFonts w:ascii="Calibri" w:hAnsi="Calibri" w:eastAsia="Calibri"/>
+          <w:b w:val="0"/>
+          <w:i w:val="0"/>
+          <w:sz w:val="22"/>
+        </w:rPr>
+        <w:t xml:space="preserve"> (≤3000)</w:t>
       </w:r>
     </w:p>
     <w:p>
@@ -14353,25 +14459,7 @@
           <w:i w:val="0"/>
           <w:sz w:val="22"/>
         </w:rPr>
-        <w:t xml:space="preserve">☐ Enviar e-mail de feedback ao </w:t>
-      </w:r>
-      <w:r>
-        <w:rPr>
-          <w:rFonts w:ascii="Calibri" w:hAnsi="Calibri" w:eastAsia="Calibri"/>
-          <w:b/>
-          <w:i w:val="0"/>
-          <w:sz w:val="22"/>
-        </w:rPr>
-        <w:t>Rafael Martins</w:t>
-      </w:r>
-      <w:r>
-        <w:rPr>
-          <w:rFonts w:ascii="Calibri" w:hAnsi="Calibri" w:eastAsia="Calibri"/>
-          <w:b w:val="0"/>
-          <w:i w:val="0"/>
-          <w:sz w:val="22"/>
-        </w:rPr>
-        <w:t xml:space="preserve"> (quando tiver o e-mail)</w:t>
+        <w:t>☐ Agendar 1:1 #2 / #3 — pauta: autonomia, .NET aplicado, Review 12 months, plano certificação/inglês</w:t>
       </w:r>
     </w:p>
     <w:p>
@@ -14385,7 +14473,7 @@
           <w:i w:val="0"/>
           <w:sz w:val="22"/>
         </w:rPr>
-        <w:t>☐ Agendar 1:1 #2 (esta semana / próxima)</w:t>
+        <w:t>☐ Alinhar com Andressa a leitura do gestor (sem surpresa no feedback de novembro)</w:t>
       </w:r>
     </w:p>
     <w:p>
@@ -14399,7 +14487,7 @@
           <w:i w:val="0"/>
           <w:sz w:val="22"/>
         </w:rPr>
-        <w:t>☐ Pedir o e-mail do Rafael Martins e se apresentar como PL</w:t>
+        <w:t>☐ Confirmar compliance no que o PL consegue ver</w:t>
       </w:r>
     </w:p>
     <w:p>
@@ -14413,53 +14501,7 @@
           <w:i w:val="0"/>
           <w:sz w:val="22"/>
         </w:rPr>
-        <w:t xml:space="preserve">☐ Revisar rascunho da autoavaliação dela </w:t>
-      </w:r>
-      <w:r>
-        <w:rPr>
-          <w:rFonts w:ascii="Calibri" w:hAnsi="Calibri" w:eastAsia="Calibri"/>
-          <w:b/>
-          <w:i w:val="0"/>
-          <w:sz w:val="22"/>
-        </w:rPr>
-        <w:t>antes</w:t>
-      </w:r>
-      <w:r>
-        <w:rPr>
-          <w:rFonts w:ascii="Calibri" w:hAnsi="Calibri" w:eastAsia="Calibri"/>
-          <w:b w:val="0"/>
-          <w:i w:val="0"/>
-          <w:sz w:val="22"/>
-        </w:rPr>
-        <w:t xml:space="preserve"> dela submeter</w:t>
-      </w:r>
-    </w:p>
-    <w:p>
-      <w:pPr>
-        <w:pStyle w:val="ListBullet"/>
-      </w:pPr>
-      <w:r>
-        <w:rPr>
-          <w:rFonts w:ascii="Calibri" w:hAnsi="Calibri" w:eastAsia="Calibri"/>
-          <w:b w:val="0"/>
-          <w:i w:val="0"/>
-          <w:sz w:val="22"/>
-        </w:rPr>
-        <w:t>☐ Confirmar compliance no que o PL consegue ver</w:t>
-      </w:r>
-    </w:p>
-    <w:p>
-      <w:pPr>
-        <w:pStyle w:val="ListBullet"/>
-      </w:pPr>
-      <w:r>
-        <w:rPr>
-          <w:rFonts w:ascii="Calibri" w:hAnsi="Calibri" w:eastAsia="Calibri"/>
-          <w:b w:val="0"/>
-          <w:i w:val="0"/>
-          <w:sz w:val="22"/>
-        </w:rPr>
-        <w:t>☐ Anotar no dashboard o status depois da #2</w:t>
+        <w:t>☐ Anotar no dashboard o status após input</w:t>
       </w:r>
     </w:p>
     <w:p>

--- a/DOCS-PEOPLE-LEAD/Andressa-Silva/00-Documento-Unico.docx
+++ b/DOCS-PEOPLE-LEAD/Andressa-Silva/00-Documento-Unico.docx
@@ -161,7 +161,7 @@
                 <w:i w:val="0"/>
                 <w:sz w:val="22"/>
               </w:rPr>
-              <w:t>Rafael Martins — e-mail a confirmar</w:t>
+              <w:t>Rafael G. Martins — Review in 12 months (feedback 08/09)</w:t>
             </w:r>
           </w:p>
         </w:tc>
@@ -266,7 +266,7 @@
                 <w:i w:val="0"/>
                 <w:sz w:val="22"/>
               </w:rPr>
-              <w:t>1:1 #2 pendente · autorreflexão ABCD a confirmar · input PL em setembro</w:t>
+              <w:t>Justificativa pronta · input PL em setembro</w:t>
             </w:r>
           </w:p>
         </w:tc>
@@ -328,7 +328,7 @@
           <w:i w:val="0"/>
           <w:sz w:val="22"/>
         </w:rPr>
-        <w:t>Analyst na MAPFRE (sustentação legado): prioridades cadastradas incompletas (AI-900 bloqueada + Women In Tech). Falta narrar performance no projeto. Histórico forte Pix/microsserviços + SC/DP-900. Não promover neste FY; mérito depende de evidência MAPFRE + feedback Rafael Martins. 1:1 #2 pendente.</w:t>
+        <w:t>Analyst MAPFRE: WIT (Camila) e par Renata (C#/SQL) fortes. Gestor Rafael G. Martins: Review in 12 months; evolução técnica abaixo do esperado; foco autonomia + .NET. Não promover neste FY. Justificativa pronta.</w:t>
       </w:r>
     </w:p>
     <w:p>
@@ -507,7 +507,7 @@
           <w:i w:val="0"/>
           <w:sz w:val="22"/>
         </w:rPr>
-        <w:t>10. Workday — prioridades e ABCD</w:t>
+        <w:t>10. Feedbacks de projeto (Camila, Renata, Rafael)</w:t>
       </w:r>
     </w:p>
     <w:p>
@@ -521,7 +521,7 @@
           <w:i w:val="0"/>
           <w:sz w:val="22"/>
         </w:rPr>
-        <w:t>11. Autorreflexão ABCD — referência PL</w:t>
+        <w:t>11. Justificativa da Recomendação</w:t>
       </w:r>
     </w:p>
     <w:p>
@@ -535,7 +535,63 @@
           <w:i w:val="0"/>
           <w:sz w:val="22"/>
         </w:rPr>
-        <w:t>12. Orientação do ciclo (Andressa Silva)</w:t>
+        <w:t>12. Comportamento e Desenvolvimento (Workday)</w:t>
+      </w:r>
+    </w:p>
+    <w:p>
+      <w:pPr>
+        <w:spacing w:after="120"/>
+      </w:pPr>
+      <w:r>
+        <w:rPr>
+          <w:rFonts w:ascii="Calibri" w:hAnsi="Calibri" w:eastAsia="Calibri"/>
+          <w:b w:val="0"/>
+          <w:i w:val="0"/>
+          <w:sz w:val="22"/>
+        </w:rPr>
+        <w:t>13. Áreas de Impacto (Workday)</w:t>
+      </w:r>
+    </w:p>
+    <w:p>
+      <w:pPr>
+        <w:spacing w:after="120"/>
+      </w:pPr>
+      <w:r>
+        <w:rPr>
+          <w:rFonts w:ascii="Calibri" w:hAnsi="Calibri" w:eastAsia="Calibri"/>
+          <w:b w:val="0"/>
+          <w:i w:val="0"/>
+          <w:sz w:val="22"/>
+        </w:rPr>
+        <w:t>14. Workday — prioridades e ABCD</w:t>
+      </w:r>
+    </w:p>
+    <w:p>
+      <w:pPr>
+        <w:spacing w:after="120"/>
+      </w:pPr>
+      <w:r>
+        <w:rPr>
+          <w:rFonts w:ascii="Calibri" w:hAnsi="Calibri" w:eastAsia="Calibri"/>
+          <w:b w:val="0"/>
+          <w:i w:val="0"/>
+          <w:sz w:val="22"/>
+        </w:rPr>
+        <w:t>15. Autorreflexão ABCD — referência PL</w:t>
+      </w:r>
+    </w:p>
+    <w:p>
+      <w:pPr>
+        <w:spacing w:after="120"/>
+      </w:pPr>
+      <w:r>
+        <w:rPr>
+          <w:rFonts w:ascii="Calibri" w:hAnsi="Calibri" w:eastAsia="Calibri"/>
+          <w:b w:val="0"/>
+          <w:i w:val="0"/>
+          <w:sz w:val="22"/>
+        </w:rPr>
+        <w:t>16. Orientação do ciclo (Andressa Silva)</w:t>
       </w:r>
     </w:p>
     <w:p>
@@ -1350,20 +1406,20 @@
             <w:r>
               <w:rPr>
                 <w:rFonts w:ascii="Calibri" w:hAnsi="Calibri" w:eastAsia="Calibri"/>
+                <w:b/>
+                <w:i w:val="0"/>
+                <w:sz w:val="20"/>
+              </w:rPr>
+              <w:t>Rafael G. Martins</w:t>
+            </w:r>
+            <w:r>
+              <w:rPr>
+                <w:rFonts w:ascii="Calibri" w:hAnsi="Calibri" w:eastAsia="Calibri"/>
                 <w:b w:val="0"/>
                 <w:i w:val="0"/>
                 <w:sz w:val="20"/>
               </w:rPr>
-              <w:t xml:space="preserve">Rafael Martins — </w:t>
-            </w:r>
-            <w:r>
-              <w:rPr>
-                <w:rFonts w:ascii="Calibri" w:hAnsi="Calibri" w:eastAsia="Calibri"/>
-                <w:b/>
-                <w:i w:val="0"/>
-                <w:sz w:val="20"/>
-              </w:rPr>
-              <w:t>confirmar e-mail</w:t>
+              <w:t xml:space="preserve"> — feedback ciclo recebido 08/09 (Review in 12 months)</w:t>
             </w:r>
           </w:p>
         </w:tc>
@@ -1385,7 +1441,7 @@
                 <w:i w:val="0"/>
                 <w:sz w:val="20"/>
               </w:rPr>
-              <w:t>2026-07-28</w:t>
+              <w:t>2026-09-08</w:t>
             </w:r>
           </w:p>
         </w:tc>
@@ -15087,6 +15143,92 @@
           </w:p>
         </w:tc>
       </w:tr>
+      <w:tr>
+        <w:tc>
+          <w:tcPr>
+            <w:tcW w:type="dxa" w:w="2436"/>
+          </w:tcPr>
+          <w:p>
+            <w:r>
+              <w:rPr>
+                <w:sz w:val="20"/>
+              </w:rPr>
+            </w:r>
+            <w:r>
+              <w:rPr>
+                <w:rFonts w:ascii="Calibri" w:hAnsi="Calibri" w:eastAsia="Calibri"/>
+                <w:b w:val="0"/>
+                <w:i w:val="0"/>
+                <w:sz w:val="20"/>
+              </w:rPr>
+              <w:t>2026-09-08</w:t>
+            </w:r>
+          </w:p>
+        </w:tc>
+        <w:tc>
+          <w:tcPr>
+            <w:tcW w:type="dxa" w:w="2436"/>
+          </w:tcPr>
+          <w:p>
+            <w:r>
+              <w:rPr>
+                <w:sz w:val="20"/>
+              </w:rPr>
+            </w:r>
+            <w:r>
+              <w:rPr>
+                <w:rFonts w:ascii="Calibri" w:hAnsi="Calibri" w:eastAsia="Calibri"/>
+                <w:b w:val="0"/>
+                <w:i w:val="0"/>
+                <w:sz w:val="20"/>
+              </w:rPr>
+              <w:t>Feedbacks projeto</w:t>
+            </w:r>
+          </w:p>
+        </w:tc>
+        <w:tc>
+          <w:tcPr>
+            <w:tcW w:type="dxa" w:w="2436"/>
+          </w:tcPr>
+          <w:p>
+            <w:r>
+              <w:rPr>
+                <w:sz w:val="20"/>
+              </w:rPr>
+            </w:r>
+            <w:r>
+              <w:rPr>
+                <w:rFonts w:ascii="Calibri" w:hAnsi="Calibri" w:eastAsia="Calibri"/>
+                <w:b w:val="0"/>
+                <w:i w:val="0"/>
+                <w:sz w:val="20"/>
+              </w:rPr>
+              <w:t>Camila, Renata, Rafael G. Martins</w:t>
+            </w:r>
+          </w:p>
+        </w:tc>
+        <w:tc>
+          <w:tcPr>
+            <w:tcW w:type="dxa" w:w="2436"/>
+          </w:tcPr>
+          <w:p>
+            <w:r>
+              <w:rPr>
+                <w:sz w:val="20"/>
+              </w:rPr>
+            </w:r>
+            <w:r>
+              <w:rPr>
+                <w:rFonts w:ascii="Calibri" w:hAnsi="Calibri" w:eastAsia="Calibri"/>
+                <w:b w:val="0"/>
+                <w:i w:val="0"/>
+                <w:sz w:val="20"/>
+              </w:rPr>
+              <w:t>Incorporados na justificativa</w:t>
+            </w:r>
+          </w:p>
+        </w:tc>
+      </w:tr>
     </w:tbl>
     <w:p/>
     <w:p>
@@ -15675,38 +15817,10 @@
         <w:pStyle w:val="Heading1"/>
       </w:pPr>
       <w:r>
-        <w:t>10. Workday — prioridades e ABCD</w:t>
-      </w:r>
-    </w:p>
-    <w:p>
-      <w:pPr>
-        <w:pStyle w:val="Heading3"/>
-      </w:pPr>
-      <w:r>
-        <w:t>Prioridades FY26 + ABCD Reflections · prazo 28/08</w:t>
-      </w:r>
-    </w:p>
-    <w:p>
-      <w:r>
-        <w:rPr>
-          <w:rFonts w:ascii="Calibri" w:hAnsi="Calibri" w:eastAsia="Calibri"/>
-          <w:b w:val="0"/>
-          <w:i w:val="0"/>
-          <w:sz w:val="22"/>
-        </w:rPr>
-        <w:t>People Lead: Jônatas</w:t>
-      </w:r>
-    </w:p>
-    <w:p>
-      <w:r>
-        <w:rPr>
-          <w:rFonts w:ascii="Calibri" w:hAnsi="Calibri" w:eastAsia="Calibri"/>
-          <w:b w:val="0"/>
-          <w:i w:val="0"/>
-          <w:sz w:val="22"/>
-        </w:rPr>
-        <w:t xml:space="preserve">Use este texto como </w:t>
-      </w:r>
+        <w:t>10. Feedbacks de projeto (Camila, Renata, Rafael)</w:t>
+      </w:r>
+    </w:p>
+    <w:p>
       <w:r>
         <w:rPr>
           <w:rFonts w:ascii="Calibri" w:hAnsi="Calibri" w:eastAsia="Calibri"/>
@@ -15714,16 +15828,27 @@
           <w:i w:val="0"/>
           <w:sz w:val="22"/>
         </w:rPr>
-        <w:t>base para colar</w:t>
-      </w:r>
-      <w:r>
-        <w:rPr>
-          <w:rFonts w:ascii="Calibri" w:hAnsi="Calibri" w:eastAsia="Calibri"/>
-          <w:b w:val="0"/>
-          <w:i w:val="0"/>
-          <w:sz w:val="22"/>
-        </w:rPr>
-        <w:t xml:space="preserve"> no Workday. Ajuste nomes de entregas e Enterprise ID dos revisores antes de enviar.</w:t>
+        <w:t>Uso interno People Lead · Registrado em 08/09/2026</w:t>
+      </w:r>
+    </w:p>
+    <w:p>
+      <w:r>
+        <w:rPr>
+          <w:rFonts w:ascii="Calibri" w:hAnsi="Calibri" w:eastAsia="Calibri"/>
+          <w:b w:val="0"/>
+          <w:i w:val="0"/>
+          <w:sz w:val="22"/>
+        </w:rPr>
+        <w:t xml:space="preserve">Nome completo nos feedbacks: </w:t>
+      </w:r>
+      <w:r>
+        <w:rPr>
+          <w:rFonts w:ascii="Calibri" w:hAnsi="Calibri" w:eastAsia="Calibri"/>
+          <w:b/>
+          <w:i w:val="0"/>
+          <w:sz w:val="22"/>
+        </w:rPr>
+        <w:t>Andressa Silva Pereira</w:t>
       </w:r>
     </w:p>
     <w:p>
@@ -15738,21 +15863,18 @@
         <w:pStyle w:val="Heading3"/>
       </w:pPr>
       <w:r>
-        <w:t>Antes de começar</w:t>
-      </w:r>
-    </w:p>
-    <w:p>
-      <w:pPr>
-        <w:pStyle w:val="ListNumber"/>
-      </w:pPr>
-      <w:r>
-        <w:rPr>
-          <w:rFonts w:ascii="Calibri" w:hAnsi="Calibri" w:eastAsia="Calibri"/>
-          <w:b w:val="0"/>
-          <w:i w:val="0"/>
-          <w:sz w:val="22"/>
-        </w:rPr>
-        <w:t xml:space="preserve">Workday → persona → </w:t>
+        <w:t>Camila Ferreira Ribeiro — Women In Tech (Priority Reviewer)</w:t>
+      </w:r>
+    </w:p>
+    <w:p>
+      <w:r>
+        <w:rPr>
+          <w:rFonts w:ascii="Calibri" w:hAnsi="Calibri" w:eastAsia="Calibri"/>
+          <w:b w:val="0"/>
+          <w:i w:val="0"/>
+          <w:sz w:val="22"/>
+        </w:rPr>
+        <w:t xml:space="preserve">Prioridade: </w:t>
       </w:r>
       <w:r>
         <w:rPr>
@@ -15761,16 +15883,18 @@
           <w:i w:val="0"/>
           <w:sz w:val="22"/>
         </w:rPr>
-        <w:t>View Profile</w:t>
-      </w:r>
-      <w:r>
-        <w:rPr>
-          <w:rFonts w:ascii="Calibri" w:hAnsi="Calibri" w:eastAsia="Calibri"/>
-          <w:b w:val="0"/>
-          <w:i w:val="0"/>
-          <w:sz w:val="22"/>
-        </w:rPr>
-        <w:t xml:space="preserve"> → </w:t>
+        <w:t>Voluntariado Women In Tech</w:t>
+      </w:r>
+    </w:p>
+    <w:p>
+      <w:r>
+        <w:rPr>
+          <w:rFonts w:ascii="Calibri" w:hAnsi="Calibri" w:eastAsia="Calibri"/>
+          <w:b w:val="0"/>
+          <w:i w:val="0"/>
+          <w:sz w:val="22"/>
+        </w:rPr>
+        <w:t xml:space="preserve">Andressa demonstrou </w:t>
       </w:r>
       <w:r>
         <w:rPr>
@@ -15779,16 +15903,16 @@
           <w:i w:val="0"/>
           <w:sz w:val="22"/>
         </w:rPr>
-        <w:t>Performance</w:t>
-      </w:r>
-      <w:r>
-        <w:rPr>
-          <w:rFonts w:ascii="Calibri" w:hAnsi="Calibri" w:eastAsia="Calibri"/>
-          <w:b w:val="0"/>
-          <w:i w:val="0"/>
-          <w:sz w:val="22"/>
-        </w:rPr>
-        <w:t xml:space="preserve"> → </w:t>
+        <w:t>comprometimento</w:t>
+      </w:r>
+      <w:r>
+        <w:rPr>
+          <w:rFonts w:ascii="Calibri" w:hAnsi="Calibri" w:eastAsia="Calibri"/>
+          <w:b w:val="0"/>
+          <w:i w:val="0"/>
+          <w:sz w:val="22"/>
+        </w:rPr>
+        <w:t xml:space="preserve"> com a trilha Power Skills Women in Tech: participou de todas as sessões analisadas, presença </w:t>
       </w:r>
       <w:r>
         <w:rPr>
@@ -15797,31 +15921,19 @@
           <w:i w:val="0"/>
           <w:sz w:val="22"/>
         </w:rPr>
-        <w:t>Priorities HomePage</w:t>
-      </w:r>
-      <w:r>
-        <w:rPr>
-          <w:rFonts w:ascii="Calibri" w:hAnsi="Calibri" w:eastAsia="Calibri"/>
-          <w:b w:val="0"/>
-          <w:i w:val="0"/>
-          <w:sz w:val="22"/>
-        </w:rPr>
-        <w:t>.</w:t>
-      </w:r>
-    </w:p>
-    <w:p>
-      <w:pPr>
-        <w:pStyle w:val="ListNumber"/>
-      </w:pPr>
-      <w:r>
-        <w:rPr>
-          <w:rFonts w:ascii="Calibri" w:hAnsi="Calibri" w:eastAsia="Calibri"/>
-          <w:b w:val="0"/>
-          <w:i w:val="0"/>
-          <w:sz w:val="22"/>
-        </w:rPr>
-        <w:t xml:space="preserve">Garanta </w:t>
-      </w:r>
+        <w:t>consistente</w:t>
+      </w:r>
+      <w:r>
+        <w:rPr>
+          <w:rFonts w:ascii="Calibri" w:hAnsi="Calibri" w:eastAsia="Calibri"/>
+          <w:b w:val="0"/>
+          <w:i w:val="0"/>
+          <w:sz w:val="22"/>
+        </w:rPr>
+        <w:t>, elevada aderência ao programa. Além da presença, houve interação em algumas sessões via recursos da plataforma, contribuindo para o ambiente colaborativo.</w:t>
+      </w:r>
+    </w:p>
+    <w:p>
       <w:r>
         <w:rPr>
           <w:rFonts w:ascii="Calibri" w:hAnsi="Calibri" w:eastAsia="Calibri"/>
@@ -15829,30 +15941,16 @@
           <w:i w:val="0"/>
           <w:sz w:val="22"/>
         </w:rPr>
-        <w:t>4 prioridades</w:t>
-      </w:r>
-      <w:r>
-        <w:rPr>
-          <w:rFonts w:ascii="Calibri" w:hAnsi="Calibri" w:eastAsia="Calibri"/>
-          <w:b w:val="0"/>
-          <w:i w:val="0"/>
-          <w:sz w:val="22"/>
-        </w:rPr>
-        <w:t>, uma em cada categoria FY26.</w:t>
-      </w:r>
-    </w:p>
-    <w:p>
-      <w:pPr>
-        <w:pStyle w:val="ListNumber"/>
-      </w:pPr>
-      <w:r>
-        <w:rPr>
-          <w:rFonts w:ascii="Calibri" w:hAnsi="Calibri" w:eastAsia="Calibri"/>
-          <w:b w:val="0"/>
-          <w:i w:val="0"/>
-          <w:sz w:val="22"/>
-        </w:rPr>
-        <w:t xml:space="preserve">Depois: </w:t>
+        <w:t>Leitura PL:</w:t>
+      </w:r>
+      <w:r>
+        <w:rPr>
+          <w:rFonts w:ascii="Calibri" w:hAnsi="Calibri" w:eastAsia="Calibri"/>
+          <w:b w:val="0"/>
+          <w:i w:val="0"/>
+          <w:sz w:val="22"/>
+        </w:rPr>
+        <w:t xml:space="preserve"> frente de cultura </w:t>
       </w:r>
       <w:r>
         <w:rPr>
@@ -15861,116 +15959,16 @@
           <w:i w:val="0"/>
           <w:sz w:val="22"/>
         </w:rPr>
-        <w:t>Iniciar a Reflexão</w:t>
-      </w:r>
-      <w:r>
-        <w:rPr>
-          <w:rFonts w:ascii="Calibri" w:hAnsi="Calibri" w:eastAsia="Calibri"/>
-          <w:b w:val="0"/>
-          <w:i w:val="0"/>
-          <w:sz w:val="22"/>
-        </w:rPr>
-        <w:t xml:space="preserve"> / ABCD Reflections em cada uma e </w:t>
-      </w:r>
-      <w:r>
-        <w:rPr>
-          <w:rFonts w:ascii="Calibri" w:hAnsi="Calibri" w:eastAsia="Calibri"/>
-          <w:b/>
-          <w:i w:val="0"/>
-          <w:sz w:val="22"/>
-        </w:rPr>
-        <w:t>Enviar</w:t>
-      </w:r>
-      <w:r>
-        <w:rPr>
-          <w:rFonts w:ascii="Calibri" w:hAnsi="Calibri" w:eastAsia="Calibri"/>
-          <w:b w:val="0"/>
-          <w:i w:val="0"/>
-          <w:sz w:val="22"/>
-        </w:rPr>
-        <w:t xml:space="preserve"> até </w:t>
-      </w:r>
-      <w:r>
-        <w:rPr>
-          <w:rFonts w:ascii="Calibri" w:hAnsi="Calibri" w:eastAsia="Calibri"/>
-          <w:b/>
-          <w:i w:val="0"/>
-          <w:sz w:val="22"/>
-        </w:rPr>
-        <w:t>28/08</w:t>
-      </w:r>
-      <w:r>
-        <w:rPr>
-          <w:rFonts w:ascii="Calibri" w:hAnsi="Calibri" w:eastAsia="Calibri"/>
-          <w:b w:val="0"/>
-          <w:i w:val="0"/>
-          <w:sz w:val="22"/>
-        </w:rPr>
-        <w:t>.</w:t>
-      </w:r>
-    </w:p>
-    <w:p>
-      <w:pPr>
-        <w:pStyle w:val="ListNumber"/>
-      </w:pPr>
-      <w:r>
-        <w:rPr>
-          <w:rFonts w:ascii="Calibri" w:hAnsi="Calibri" w:eastAsia="Calibri"/>
-          <w:b w:val="0"/>
-          <w:i w:val="0"/>
-          <w:sz w:val="22"/>
-        </w:rPr>
-        <w:t xml:space="preserve">Revisores (até 2): Enterprise ID do </w:t>
-      </w:r>
-      <w:r>
-        <w:rPr>
-          <w:rFonts w:ascii="Calibri" w:hAnsi="Calibri" w:eastAsia="Calibri"/>
-          <w:b/>
-          <w:i w:val="0"/>
-          <w:sz w:val="22"/>
-        </w:rPr>
-        <w:t>Rafael Martins</w:t>
-      </w:r>
-      <w:r>
-        <w:rPr>
-          <w:rFonts w:ascii="Calibri" w:hAnsi="Calibri" w:eastAsia="Calibri"/>
-          <w:b w:val="0"/>
-          <w:i w:val="0"/>
-          <w:sz w:val="22"/>
-        </w:rPr>
-        <w:t xml:space="preserve"> + colega Avanade (pedir ao PL se não souber).</w:t>
-      </w:r>
-    </w:p>
-    <w:p>
-      <w:pPr>
-        <w:pStyle w:val="ListNumber"/>
-      </w:pPr>
-      <w:r>
-        <w:rPr>
-          <w:rFonts w:ascii="Calibri" w:hAnsi="Calibri" w:eastAsia="Calibri"/>
-          <w:b w:val="0"/>
-          <w:i w:val="0"/>
-          <w:sz w:val="22"/>
-        </w:rPr>
-        <w:t xml:space="preserve">Conta do cliente: </w:t>
-      </w:r>
-      <w:r>
-        <w:rPr>
-          <w:rFonts w:ascii="Calibri" w:hAnsi="Calibri" w:eastAsia="Calibri"/>
-          <w:b/>
-          <w:i w:val="0"/>
-          <w:sz w:val="22"/>
-        </w:rPr>
-        <w:t>MAPFRE</w:t>
-      </w:r>
-      <w:r>
-        <w:rPr>
-          <w:rFonts w:ascii="Calibri" w:hAnsi="Calibri" w:eastAsia="Calibri"/>
-          <w:b w:val="0"/>
-          <w:i w:val="0"/>
-          <w:sz w:val="22"/>
-        </w:rPr>
-        <w:t xml:space="preserve"> nas prioridades de Cliente e, se fizer sentido, IA.</w:t>
+        <w:t>sólida e evidenciada</w:t>
+      </w:r>
+      <w:r>
+        <w:rPr>
+          <w:rFonts w:ascii="Calibri" w:hAnsi="Calibri" w:eastAsia="Calibri"/>
+          <w:b w:val="0"/>
+          <w:i w:val="0"/>
+          <w:sz w:val="22"/>
+        </w:rPr>
+        <w:t xml:space="preserve"> — sustenta a prioridade Women In Tech no fechamento.</w:t>
       </w:r>
     </w:p>
     <w:p>
@@ -15985,86 +15983,18 @@
         <w:pStyle w:val="Heading3"/>
       </w:pPr>
       <w:r>
-        <w:t>Prioridade 1 — Criação de Valor para o Cliente</w:t>
-      </w:r>
-    </w:p>
-    <w:p>
-      <w:pPr>
-        <w:pStyle w:val="Heading3"/>
-      </w:pPr>
-      <w:r>
-        <w:t>Título</w:t>
-      </w:r>
-    </w:p>
-    <w:p>
-      <w:r>
-        <w:rPr>
-          <w:rFonts w:ascii="Calibri" w:hAnsi="Calibri" w:eastAsia="Calibri"/>
-          <w:b w:val="0"/>
-          <w:i w:val="0"/>
-          <w:sz w:val="22"/>
-        </w:rPr>
-        <w:t>Entregar sustentação com qualidade e estabilidade para a MAPFRE</w:t>
-      </w:r>
-    </w:p>
-    <w:p>
-      <w:pPr>
-        <w:pStyle w:val="Heading3"/>
-      </w:pPr>
-      <w:r>
-        <w:t>Descrição</w:t>
-      </w:r>
-    </w:p>
-    <w:p>
-      <w:r>
-        <w:rPr>
-          <w:rFonts w:ascii="Calibri" w:hAnsi="Calibri" w:eastAsia="Calibri"/>
-          <w:b w:val="0"/>
-          <w:i w:val="0"/>
-          <w:sz w:val="22"/>
-        </w:rPr>
-        <w:t>Durante o FY26, atuar na sustentação do cliente MAPFRE com foco em análise e resolução de incidentes apontados pelo parceiro, redução de retrabalho operacional e continuidade do serviço. Contribuir para a confiança do cliente por meio de entregas consistentes, colaboração com o time misto (Avanade e cliente) e comunicação clara sobre causas e soluções, mesmo em ambiente de stack legado.</w:t>
-      </w:r>
-    </w:p>
-    <w:p>
-      <w:pPr>
-        <w:pStyle w:val="Heading3"/>
-      </w:pPr>
-      <w:r>
-        <w:t>Categoria</w:t>
-      </w:r>
-    </w:p>
-    <w:p>
-      <w:r>
-        <w:rPr>
-          <w:rFonts w:ascii="Calibri" w:hAnsi="Calibri" w:eastAsia="Calibri"/>
-          <w:b w:val="0"/>
-          <w:i w:val="0"/>
-          <w:sz w:val="22"/>
-        </w:rPr>
-        <w:t>Criação de Valor para o Cliente</w:t>
-      </w:r>
-    </w:p>
-    <w:p>
-      <w:pPr>
-        <w:pStyle w:val="Heading3"/>
-      </w:pPr>
-      <w:r>
-        <w:t>Métricas (sugestão)</w:t>
-      </w:r>
-    </w:p>
-    <w:p>
-      <w:pPr>
-        <w:pStyle w:val="ListNumber"/>
-      </w:pPr>
-      <w:r>
-        <w:rPr>
-          <w:rFonts w:ascii="Calibri" w:hAnsi="Calibri" w:eastAsia="Calibri"/>
-          <w:b w:val="0"/>
-          <w:i w:val="0"/>
-          <w:sz w:val="22"/>
-        </w:rPr>
-        <w:t xml:space="preserve">Entregas de Alta Qualidade / Entrega ao Cliente — Alvo: </w:t>
+        <w:t>Renata Pereira Da Silva — Par / time</w:t>
+      </w:r>
+    </w:p>
+    <w:p>
+      <w:r>
+        <w:rPr>
+          <w:rFonts w:ascii="Calibri" w:hAnsi="Calibri" w:eastAsia="Calibri"/>
+          <w:b w:val="0"/>
+          <w:i w:val="0"/>
+          <w:sz w:val="22"/>
+        </w:rPr>
+        <w:t xml:space="preserve">Excelente trabalho na equipe. </w:t>
       </w:r>
       <w:r>
         <w:rPr>
@@ -16073,21 +16003,16 @@
           <w:i w:val="0"/>
           <w:sz w:val="22"/>
         </w:rPr>
-        <w:t>Client</w:t>
-      </w:r>
-    </w:p>
-    <w:p>
-      <w:pPr>
-        <w:pStyle w:val="ListNumber"/>
-      </w:pPr>
-      <w:r>
-        <w:rPr>
-          <w:rFonts w:ascii="Calibri" w:hAnsi="Calibri" w:eastAsia="Calibri"/>
-          <w:b w:val="0"/>
-          <w:i w:val="0"/>
-          <w:sz w:val="22"/>
-        </w:rPr>
-        <w:t xml:space="preserve">KPIs Específicos de Projeto — Alvo: </w:t>
+        <w:t>Grande domínio de C# e SQL</w:t>
+      </w:r>
+      <w:r>
+        <w:rPr>
+          <w:rFonts w:ascii="Calibri" w:hAnsi="Calibri" w:eastAsia="Calibri"/>
+          <w:b w:val="0"/>
+          <w:i w:val="0"/>
+          <w:sz w:val="22"/>
+        </w:rPr>
+        <w:t xml:space="preserve">; referência importante nas análises do dia a dia. Busca constante por aprendizado e atualização; compartilha descobertas com o time; ideias e discussões relevantes. Profissional </w:t>
       </w:r>
       <w:r>
         <w:rPr>
@@ -16096,22 +16021,19 @@
           <w:i w:val="0"/>
           <w:sz w:val="22"/>
         </w:rPr>
-        <w:t>Client</w:t>
-      </w:r>
-    </w:p>
-    <w:p>
-      <w:pPr>
-        <w:pStyle w:val="ListNumber"/>
-      </w:pPr>
-      <w:r>
-        <w:rPr>
-          <w:rFonts w:ascii="Calibri" w:hAnsi="Calibri" w:eastAsia="Calibri"/>
-          <w:b w:val="0"/>
-          <w:i w:val="0"/>
-          <w:sz w:val="22"/>
-        </w:rPr>
-        <w:t xml:space="preserve">Parcerias / Relacionamentos com Clientes — Alvo: </w:t>
-      </w:r>
+        <w:t>colaborativa, comprometida</w:t>
+      </w:r>
+      <w:r>
+        <w:rPr>
+          <w:rFonts w:ascii="Calibri" w:hAnsi="Calibri" w:eastAsia="Calibri"/>
+          <w:b w:val="0"/>
+          <w:i w:val="0"/>
+          <w:sz w:val="22"/>
+        </w:rPr>
+        <w:t>, agrega valor à equipe.</w:t>
+      </w:r>
+    </w:p>
+    <w:p>
       <w:r>
         <w:rPr>
           <w:rFonts w:ascii="Calibri" w:hAnsi="Calibri" w:eastAsia="Calibri"/>
@@ -16119,97 +16041,17 @@
           <w:i w:val="0"/>
           <w:sz w:val="22"/>
         </w:rPr>
-        <w:t>Client</w:t>
-      </w:r>
-    </w:p>
-    <w:p>
-      <w:pPr>
-        <w:pStyle w:val="Heading3"/>
-      </w:pPr>
-      <w:r>
-        <w:t>Status</w:t>
-      </w:r>
-    </w:p>
-    <w:p>
-      <w:r>
-        <w:rPr>
-          <w:rFonts w:ascii="Calibri" w:hAnsi="Calibri" w:eastAsia="Calibri"/>
-          <w:b w:val="0"/>
-          <w:i w:val="0"/>
-          <w:sz w:val="22"/>
-        </w:rPr>
-        <w:t>Em andamento (ou Concluída, se for o fechamento do ciclo)</w:t>
-      </w:r>
-    </w:p>
-    <w:p>
-      <w:pPr>
-        <w:pStyle w:val="Heading3"/>
-      </w:pPr>
-      <w:r>
-        <w:t>Conta do cliente</w:t>
-      </w:r>
-    </w:p>
-    <w:p>
-      <w:r>
-        <w:rPr>
-          <w:rFonts w:ascii="Calibri" w:hAnsi="Calibri" w:eastAsia="Calibri"/>
-          <w:b w:val="0"/>
-          <w:i w:val="0"/>
-          <w:sz w:val="22"/>
-        </w:rPr>
-        <w:t>MAPFRE</w:t>
-      </w:r>
-    </w:p>
-    <w:p>
-      <w:pPr>
-        <w:pStyle w:val="Heading3"/>
-      </w:pPr>
-      <w:r>
-        <w:t>Texto da reflexão (ABCD) — colar e personalizar</w:t>
-      </w:r>
-    </w:p>
-    <w:p>
-      <w:r>
-        <w:rPr>
-          <w:rFonts w:ascii="Calibri" w:hAnsi="Calibri" w:eastAsia="Calibri"/>
-          <w:b w:val="0"/>
-          <w:i w:val="0"/>
-          <w:sz w:val="22"/>
-        </w:rPr>
-        <w:t>O que deu certo: mantive a operação de sustentação na MAPFRE com análise de incidentes do parceiro, diagnóstico em ambiente legado (incluindo integrações e dependências do sistema) e apoio ao time para restabelecer o funcionamento. O relacionamento com a colega Avanade e com o time do cliente ajudou a destravar problemas do dia a dia.</w:t>
-      </w:r>
-    </w:p>
-    <w:p>
-      <w:r>
-        <w:rPr>
-          <w:rFonts w:ascii="Calibri" w:hAnsi="Calibri" w:eastAsia="Calibri"/>
-          <w:b w:val="0"/>
-          <w:i w:val="0"/>
-          <w:sz w:val="22"/>
-        </w:rPr>
-        <w:t>O que poderia ser melhor: documentar com mais frequência os casos resolvidos (causa, impacto, solução) para dar mais visibilidade ao valor entregue; antecipar alinhamento com o líder de projeto sobre percepção de performance; e buscar oportunidades de melhorar o processo de diagnóstico para reduzir tempo de estabilização.</w:t>
-      </w:r>
-    </w:p>
-    <w:p>
-      <w:r>
-        <w:rPr>
-          <w:rFonts w:ascii="Calibri" w:hAnsi="Calibri" w:eastAsia="Calibri"/>
-          <w:b w:val="0"/>
-          <w:i w:val="0"/>
-          <w:sz w:val="22"/>
-        </w:rPr>
-        <w:t>Próximos passos: registrar evidências das principais entregas no ciclo, alinhar feedback com o líder de projeto e levar aprendizados de sustentação para o fechamento da autoavaliação.</w:t>
-      </w:r>
-    </w:p>
-    <w:p>
-      <w:pPr>
-        <w:pStyle w:val="Heading3"/>
-      </w:pPr>
-      <w:r>
-        <w:t>Impacto sugerido</w:t>
-      </w:r>
-    </w:p>
-    <w:p>
+        <w:t>Leitura PL:</w:t>
+      </w:r>
+      <w:r>
+        <w:rPr>
+          <w:rFonts w:ascii="Calibri" w:hAnsi="Calibri" w:eastAsia="Calibri"/>
+          <w:b w:val="0"/>
+          <w:i w:val="0"/>
+          <w:sz w:val="22"/>
+        </w:rPr>
+        <w:t xml:space="preserve"> evidencia </w:t>
+      </w:r>
       <w:r>
         <w:rPr>
           <w:rFonts w:ascii="Calibri" w:hAnsi="Calibri" w:eastAsia="Calibri"/>
@@ -16217,66 +16059,16 @@
           <w:i w:val="0"/>
           <w:sz w:val="22"/>
         </w:rPr>
-        <w:t>6–7</w:t>
-      </w:r>
-      <w:r>
-        <w:rPr>
-          <w:rFonts w:ascii="Calibri" w:hAnsi="Calibri" w:eastAsia="Calibri"/>
-          <w:b w:val="0"/>
-          <w:i w:val="0"/>
-          <w:sz w:val="22"/>
-        </w:rPr>
-        <w:t xml:space="preserve"> (impacto médio-alto em sustentação; ajustar se você tiver entregas mais fortes para citar)</w:t>
-      </w:r>
-    </w:p>
-    <w:p>
-      <w:pPr>
-        <w:pStyle w:val="Heading3"/>
-      </w:pPr>
-      <w:r>
-        <w:t>Métricas — campo “Atual” (exemplos — troque pelos seus números)</w:t>
-      </w:r>
-    </w:p>
-    <w:p>
-      <w:pPr>
-        <w:pStyle w:val="ListBullet"/>
-      </w:pPr>
-      <w:r>
-        <w:rPr>
-          <w:rFonts w:ascii="Calibri" w:hAnsi="Calibri" w:eastAsia="Calibri"/>
-          <w:b w:val="0"/>
-          <w:i w:val="0"/>
-          <w:sz w:val="22"/>
-        </w:rPr>
-        <w:t>“X incidentes/análises concluídas no período; Y casos com causa raiz identificada”</w:t>
-      </w:r>
-    </w:p>
-    <w:p>
-      <w:pPr>
-        <w:pStyle w:val="ListBullet"/>
-      </w:pPr>
-      <w:r>
-        <w:rPr>
-          <w:rFonts w:ascii="Calibri" w:hAnsi="Calibri" w:eastAsia="Calibri"/>
-          <w:b w:val="0"/>
-          <w:i w:val="0"/>
-          <w:sz w:val="22"/>
-        </w:rPr>
-        <w:t>“Suporte contínuo ao time MAPFRE em ambiente legado com foco em estabilidade”</w:t>
-      </w:r>
-    </w:p>
-    <w:p>
-      <w:pPr>
-        <w:pStyle w:val="ListBullet"/>
-      </w:pPr>
-      <w:r>
-        <w:rPr>
-          <w:rFonts w:ascii="Calibri" w:hAnsi="Calibri" w:eastAsia="Calibri"/>
-          <w:b w:val="0"/>
-          <w:i w:val="0"/>
-          <w:sz w:val="22"/>
-        </w:rPr>
-        <w:t>“Colaboração diária com time misto Avanade + cliente”</w:t>
+        <w:t>competência técnica aplicada</w:t>
+      </w:r>
+      <w:r>
+        <w:rPr>
+          <w:rFonts w:ascii="Calibri" w:hAnsi="Calibri" w:eastAsia="Calibri"/>
+          <w:b w:val="0"/>
+          <w:i w:val="0"/>
+          <w:sz w:val="22"/>
+        </w:rPr>
+        <w:t xml:space="preserve"> e colaboração — contraponto útil ao business case (mostra valor no dia a dia do time).</w:t>
       </w:r>
     </w:p>
     <w:p>
@@ -16291,7 +16083,7 @@
         <w:pStyle w:val="Heading3"/>
       </w:pPr>
       <w:r>
-        <w:t>Prioridade 2 — Habilitação de IA</w:t>
+        <w:t>Rafael G. Martins — Líder de projeto (MAPFRE)</w:t>
       </w:r>
     </w:p>
     <w:p>
@@ -16299,18 +16091,90 @@
         <w:pStyle w:val="Heading3"/>
       </w:pPr>
       <w:r>
-        <w:t>Título</w:t>
-      </w:r>
-    </w:p>
-    <w:p>
-      <w:r>
-        <w:rPr>
-          <w:rFonts w:ascii="Calibri" w:hAnsi="Calibri" w:eastAsia="Calibri"/>
-          <w:b w:val="0"/>
-          <w:i w:val="0"/>
-          <w:sz w:val="22"/>
-        </w:rPr>
-        <w:t>Desenvolver trilha de IA e preparar uso prático de ferramentas assistidas</w:t>
+        <w:t>Review in 12 months</w:t>
+      </w:r>
+    </w:p>
+    <w:p>
+      <w:r>
+        <w:rPr>
+          <w:rFonts w:ascii="Calibri" w:hAnsi="Calibri" w:eastAsia="Calibri"/>
+          <w:b w:val="0"/>
+          <w:i w:val="0"/>
+          <w:sz w:val="22"/>
+        </w:rPr>
+        <w:t xml:space="preserve">Andressa demonstra </w:t>
+      </w:r>
+      <w:r>
+        <w:rPr>
+          <w:rFonts w:ascii="Calibri" w:hAnsi="Calibri" w:eastAsia="Calibri"/>
+          <w:b/>
+          <w:i w:val="0"/>
+          <w:sz w:val="22"/>
+        </w:rPr>
+        <w:t>potencial de crescimento</w:t>
+      </w:r>
+      <w:r>
+        <w:rPr>
+          <w:rFonts w:ascii="Calibri" w:hAnsi="Calibri" w:eastAsia="Calibri"/>
+          <w:b w:val="0"/>
+          <w:i w:val="0"/>
+          <w:sz w:val="22"/>
+        </w:rPr>
+        <w:t xml:space="preserve">, porém ainda precisa </w:t>
+      </w:r>
+      <w:r>
+        <w:rPr>
+          <w:rFonts w:ascii="Calibri" w:hAnsi="Calibri" w:eastAsia="Calibri"/>
+          <w:b/>
+          <w:i w:val="0"/>
+          <w:sz w:val="22"/>
+        </w:rPr>
+        <w:t>acelerar evolução técnica</w:t>
+      </w:r>
+      <w:r>
+        <w:rPr>
+          <w:rFonts w:ascii="Calibri" w:hAnsi="Calibri" w:eastAsia="Calibri"/>
+          <w:b w:val="0"/>
+          <w:i w:val="0"/>
+          <w:sz w:val="22"/>
+        </w:rPr>
+        <w:t xml:space="preserve"> e ampliar </w:t>
+      </w:r>
+      <w:r>
+        <w:rPr>
+          <w:rFonts w:ascii="Calibri" w:hAnsi="Calibri" w:eastAsia="Calibri"/>
+          <w:b/>
+          <w:i w:val="0"/>
+          <w:sz w:val="22"/>
+        </w:rPr>
+        <w:t>autonomia</w:t>
+      </w:r>
+      <w:r>
+        <w:rPr>
+          <w:rFonts w:ascii="Calibri" w:hAnsi="Calibri" w:eastAsia="Calibri"/>
+          <w:b w:val="0"/>
+          <w:i w:val="0"/>
+          <w:sz w:val="22"/>
+        </w:rPr>
+        <w:t xml:space="preserve">. Foco: desenvolvimento em </w:t>
+      </w:r>
+      <w:r>
+        <w:rPr>
+          <w:rFonts w:ascii="Calibri" w:hAnsi="Calibri" w:eastAsia="Calibri"/>
+          <w:b/>
+          <w:i w:val="0"/>
+          <w:sz w:val="22"/>
+        </w:rPr>
+        <w:t>.NET</w:t>
+      </w:r>
+      <w:r>
+        <w:rPr>
+          <w:rFonts w:ascii="Calibri" w:hAnsi="Calibri" w:eastAsia="Calibri"/>
+          <w:b w:val="0"/>
+          <w:i w:val="0"/>
+          <w:sz w:val="22"/>
+        </w:rPr>
+        <w:t xml:space="preserve"> e redução da dependência de apoio — fundamental para assumir responsabilidades maiores.</w:t>
       </w:r>
     </w:p>
     <w:p>
@@ -16318,59 +16182,21 @@
         <w:pStyle w:val="Heading3"/>
       </w:pPr>
       <w:r>
-        <w:t>Descrição</w:t>
-      </w:r>
-    </w:p>
-    <w:p>
-      <w:r>
-        <w:rPr>
-          <w:rFonts w:ascii="Calibri" w:hAnsi="Calibri" w:eastAsia="Calibri"/>
-          <w:b w:val="0"/>
-          <w:i w:val="0"/>
-          <w:sz w:val="22"/>
-        </w:rPr>
-        <w:t>Elevar a maturidade em Inteligência Artificial por meio de estudo contínuo (incluindo preparação para certificação foundations de IA), reflexão sobre tentativas anteriores (AI-900/AZ-900) e adoção gradual de ferramentas de IA/Copilot no trabalho diário de análise e sustentação, alinhada à estratégia da empresa de ser habilitada por IA. Registrar aprendizado, bloqueios (ex.: prova em inglês) e plano realista de evolução.</w:t>
-      </w:r>
-    </w:p>
-    <w:p>
-      <w:pPr>
-        <w:pStyle w:val="Heading3"/>
-      </w:pPr>
-      <w:r>
-        <w:t>Categoria</w:t>
-      </w:r>
-    </w:p>
-    <w:p>
-      <w:r>
-        <w:rPr>
-          <w:rFonts w:ascii="Calibri" w:hAnsi="Calibri" w:eastAsia="Calibri"/>
-          <w:b w:val="0"/>
-          <w:i w:val="0"/>
-          <w:sz w:val="22"/>
-        </w:rPr>
-        <w:t>Habilitação de IA</w:t>
-      </w:r>
-    </w:p>
-    <w:p>
-      <w:pPr>
-        <w:pStyle w:val="Heading3"/>
-      </w:pPr>
-      <w:r>
-        <w:t>Métricas (sugestão)</w:t>
-      </w:r>
-    </w:p>
-    <w:p>
-      <w:pPr>
-        <w:pStyle w:val="ListNumber"/>
-      </w:pPr>
-      <w:r>
-        <w:rPr>
-          <w:rFonts w:ascii="Calibri" w:hAnsi="Calibri" w:eastAsia="Calibri"/>
-          <w:b w:val="0"/>
-          <w:i w:val="0"/>
-          <w:sz w:val="22"/>
-        </w:rPr>
-        <w:t xml:space="preserve">Proficiência / Habilidades em IA — Alvo: </w:t>
+        <w:t>Business Case do Projeto</w:t>
+      </w:r>
+    </w:p>
+    <w:p>
+      <w:pPr>
+        <w:pStyle w:val="ListBullet"/>
+      </w:pPr>
+      <w:r>
+        <w:rPr>
+          <w:rFonts w:ascii="Calibri" w:hAnsi="Calibri" w:eastAsia="Calibri"/>
+          <w:b w:val="0"/>
+          <w:i w:val="0"/>
+          <w:sz w:val="22"/>
+        </w:rPr>
+        <w:t xml:space="preserve">Atua em frente de </w:t>
       </w:r>
       <w:r>
         <w:rPr>
@@ -16379,21 +16205,30 @@
           <w:i w:val="0"/>
           <w:sz w:val="22"/>
         </w:rPr>
-        <w:t>Me</w:t>
-      </w:r>
-    </w:p>
-    <w:p>
-      <w:pPr>
-        <w:pStyle w:val="ListNumber"/>
-      </w:pPr>
-      <w:r>
-        <w:rPr>
-          <w:rFonts w:ascii="Calibri" w:hAnsi="Calibri" w:eastAsia="Calibri"/>
-          <w:b w:val="0"/>
-          <w:i w:val="0"/>
-          <w:sz w:val="22"/>
-        </w:rPr>
-        <w:t xml:space="preserve">Habilidades / Especializações / Aprendizagem — Alvo: </w:t>
+        <w:t>menor porte</w:t>
+      </w:r>
+      <w:r>
+        <w:rPr>
+          <w:rFonts w:ascii="Calibri" w:hAnsi="Calibri" w:eastAsia="Calibri"/>
+          <w:b w:val="0"/>
+          <w:i w:val="0"/>
+          <w:sz w:val="22"/>
+        </w:rPr>
+        <w:t>; contribui nas atividades do time; oportunidade de ampliar conhecimento do projeto/tecnologias.</w:t>
+      </w:r>
+    </w:p>
+    <w:p>
+      <w:pPr>
+        <w:pStyle w:val="ListBullet"/>
+      </w:pPr>
+      <w:r>
+        <w:rPr>
+          <w:rFonts w:ascii="Calibri" w:hAnsi="Calibri" w:eastAsia="Calibri"/>
+          <w:b w:val="0"/>
+          <w:i w:val="0"/>
+          <w:sz w:val="22"/>
+        </w:rPr>
+        <w:t xml:space="preserve">Neste período, </w:t>
       </w:r>
       <w:r>
         <w:rPr>
@@ -16402,21 +16237,30 @@
           <w:i w:val="0"/>
           <w:sz w:val="22"/>
         </w:rPr>
-        <w:t>Me</w:t>
-      </w:r>
-    </w:p>
-    <w:p>
-      <w:pPr>
-        <w:pStyle w:val="ListNumber"/>
-      </w:pPr>
-      <w:r>
-        <w:rPr>
-          <w:rFonts w:ascii="Calibri" w:hAnsi="Calibri" w:eastAsia="Calibri"/>
-          <w:b w:val="0"/>
-          <w:i w:val="0"/>
-          <w:sz w:val="22"/>
-        </w:rPr>
-        <w:t xml:space="preserve">Uso de Ferramentas de IA — Alvo: </w:t>
+        <w:t>evolução técnica ficou abaixo do esperado</w:t>
+      </w:r>
+      <w:r>
+        <w:rPr>
+          <w:rFonts w:ascii="Calibri" w:hAnsi="Calibri" w:eastAsia="Calibri"/>
+          <w:b w:val="0"/>
+          <w:i w:val="0"/>
+          <w:sz w:val="22"/>
+        </w:rPr>
+        <w:t>; necessário esforço maior para acelerar desenvolvimento e autonomia.</w:t>
+      </w:r>
+    </w:p>
+    <w:p>
+      <w:pPr>
+        <w:pStyle w:val="ListBullet"/>
+      </w:pPr>
+      <w:r>
+        <w:rPr>
+          <w:rFonts w:ascii="Calibri" w:hAnsi="Calibri" w:eastAsia="Calibri"/>
+          <w:b w:val="0"/>
+          <w:i w:val="0"/>
+          <w:sz w:val="22"/>
+        </w:rPr>
+        <w:t xml:space="preserve">Ainda há </w:t>
       </w:r>
       <w:r>
         <w:rPr>
@@ -16425,87 +16269,31 @@
           <w:i w:val="0"/>
           <w:sz w:val="22"/>
         </w:rPr>
-        <w:t>Me</w:t>
-      </w:r>
-      <w:r>
-        <w:rPr>
-          <w:rFonts w:ascii="Calibri" w:hAnsi="Calibri" w:eastAsia="Calibri"/>
-          <w:b w:val="0"/>
-          <w:i w:val="0"/>
-          <w:sz w:val="22"/>
-        </w:rPr>
-        <w:t xml:space="preserve"> (ou Time, se já usar com a colega)</w:t>
-      </w:r>
-    </w:p>
-    <w:p>
-      <w:pPr>
-        <w:pStyle w:val="Heading3"/>
-      </w:pPr>
-      <w:r>
-        <w:t>Status</w:t>
-      </w:r>
-    </w:p>
-    <w:p>
-      <w:r>
-        <w:rPr>
-          <w:rFonts w:ascii="Calibri" w:hAnsi="Calibri" w:eastAsia="Calibri"/>
-          <w:b w:val="0"/>
-          <w:i w:val="0"/>
-          <w:sz w:val="22"/>
-        </w:rPr>
-        <w:t>Em andamento</w:t>
-      </w:r>
-    </w:p>
-    <w:p>
-      <w:pPr>
-        <w:pStyle w:val="Heading3"/>
-      </w:pPr>
-      <w:r>
-        <w:t>Texto da reflexão (ABCD)</w:t>
-      </w:r>
-    </w:p>
-    <w:p>
-      <w:r>
-        <w:rPr>
-          <w:rFonts w:ascii="Calibri" w:hAnsi="Calibri" w:eastAsia="Calibri"/>
-          <w:b w:val="0"/>
-          <w:i w:val="0"/>
-          <w:sz w:val="22"/>
-        </w:rPr>
-        <w:t>O que deu certo: mantive dedicação ao desenvolvimento em cloud/IA ao longo do ciclo, com estudo contínuo e múltiplas tentativas de certificação (incluindo AI-900). Já possuo SC-900 e DP-900 como base. Participei de Power Skills e mantive o tema de IA no radar alinhado à cobrança da empresa.</w:t>
-      </w:r>
-    </w:p>
-    <w:p>
-      <w:r>
-        <w:rPr>
-          <w:rFonts w:ascii="Calibri" w:hAnsi="Calibri" w:eastAsia="Calibri"/>
-          <w:b w:val="0"/>
-          <w:i w:val="0"/>
-          <w:sz w:val="22"/>
-        </w:rPr>
-        <w:t>O que poderia ser melhor: a prova em inglês e o formato cronometrado foram barreiras; no fechamento, é mais honesto tratar a certificação como trilha (com inglês + próxima prova realista) do que como badge já conquistado. Também posso aumentar o uso prático de Copilot na análise de código/incidentes na MAPFRE, mesmo no legado.</w:t>
-      </w:r>
-    </w:p>
-    <w:p>
-      <w:r>
-        <w:rPr>
-          <w:rFonts w:ascii="Calibri" w:hAnsi="Calibri" w:eastAsia="Calibri"/>
-          <w:b w:val="0"/>
-          <w:i w:val="0"/>
-          <w:sz w:val="22"/>
-        </w:rPr>
-        <w:t>Próximos passos: definir uma certificação realista (ex.: GitHub Foundations / retomada Azure) + rotina de inglês; preencher skill de Copilot no mini CV; usar IA de forma aplicada em tarefas de análise.</w:t>
-      </w:r>
-    </w:p>
-    <w:p>
-      <w:pPr>
-        <w:pStyle w:val="Heading3"/>
-      </w:pPr>
-      <w:r>
-        <w:t>Impacto sugerido</w:t>
-      </w:r>
-    </w:p>
-    <w:p>
+        <w:t>dependência significativa</w:t>
+      </w:r>
+      <w:r>
+        <w:rPr>
+          <w:rFonts w:ascii="Calibri" w:hAnsi="Calibri" w:eastAsia="Calibri"/>
+          <w:b w:val="0"/>
+          <w:i w:val="0"/>
+          <w:sz w:val="22"/>
+        </w:rPr>
+        <w:t xml:space="preserve"> do apoio da liderança técnica para condução e conclusão das atividades.</w:t>
+      </w:r>
+    </w:p>
+    <w:p>
+      <w:pPr>
+        <w:pStyle w:val="ListBullet"/>
+      </w:pPr>
+      <w:r>
+        <w:rPr>
+          <w:rFonts w:ascii="Calibri" w:hAnsi="Calibri" w:eastAsia="Calibri"/>
+          <w:b w:val="0"/>
+          <w:i w:val="0"/>
+          <w:sz w:val="22"/>
+        </w:rPr>
+        <w:t xml:space="preserve">Próximo passo: assumir maior responsabilidade sobre demandas; análise, investigação e resolução de problemas de forma </w:t>
+      </w:r>
       <w:r>
         <w:rPr>
           <w:rFonts w:ascii="Calibri" w:hAnsi="Calibri" w:eastAsia="Calibri"/>
@@ -16513,24 +16301,16 @@
           <w:i w:val="0"/>
           <w:sz w:val="22"/>
         </w:rPr>
-        <w:t>5–6</w:t>
-      </w:r>
-      <w:r>
-        <w:rPr>
-          <w:rFonts w:ascii="Calibri" w:hAnsi="Calibri" w:eastAsia="Calibri"/>
-          <w:b w:val="0"/>
-          <w:i w:val="0"/>
-          <w:sz w:val="22"/>
-        </w:rPr>
-        <w:t xml:space="preserve"> (esforço alto de aprendizado; badge AI-900 ainda não conquistado — seja honesta)</w:t>
-      </w:r>
-    </w:p>
-    <w:p>
-      <w:pPr>
-        <w:pStyle w:val="Heading3"/>
-      </w:pPr>
-      <w:r>
-        <w:t>Métricas — “Atual” (exemplos)</w:t>
+        <w:t>mais independente</w:t>
+      </w:r>
+      <w:r>
+        <w:rPr>
+          <w:rFonts w:ascii="Calibri" w:hAnsi="Calibri" w:eastAsia="Calibri"/>
+          <w:b w:val="0"/>
+          <w:i w:val="0"/>
+          <w:sz w:val="22"/>
+        </w:rPr>
+        <w:t>.</w:t>
       </w:r>
     </w:p>
     <w:p>
@@ -16544,7 +16324,25 @@
           <w:i w:val="0"/>
           <w:sz w:val="22"/>
         </w:rPr>
-        <w:t>“Estudo contínuo de IA/Azure; tentativas de AI-900; SC-900 e DP-900 conquistadas”</w:t>
+        <w:t xml:space="preserve">Foco do próximo ciclo: fortalecimento técnico em </w:t>
+      </w:r>
+      <w:r>
+        <w:rPr>
+          <w:rFonts w:ascii="Calibri" w:hAnsi="Calibri" w:eastAsia="Calibri"/>
+          <w:b/>
+          <w:i w:val="0"/>
+          <w:sz w:val="22"/>
+        </w:rPr>
+        <w:t>.NET</w:t>
+      </w:r>
+      <w:r>
+        <w:rPr>
+          <w:rFonts w:ascii="Calibri" w:hAnsi="Calibri" w:eastAsia="Calibri"/>
+          <w:b w:val="0"/>
+          <w:i w:val="0"/>
+          <w:sz w:val="22"/>
+        </w:rPr>
+        <w:t xml:space="preserve"> e tecnologias da frente; aplicar aprendizado no dia a dia; reduzir acompanhamento/direcionamento.</w:t>
       </w:r>
     </w:p>
     <w:p>
@@ -16558,7 +16356,7 @@
           <w:i w:val="0"/>
           <w:sz w:val="22"/>
         </w:rPr>
-        <w:t>“Power Skills em andamento/concluído; plano de trilha FY27 para AI-900/901”</w:t>
+        <w:t>Possui espaço para evolução; usar suporte do time como aprendizado → transformar em autonomia.</w:t>
       </w:r>
     </w:p>
     <w:p>
@@ -16572,7 +16370,81 @@
           <w:i w:val="0"/>
           <w:sz w:val="22"/>
         </w:rPr>
-        <w:t>“Início de uso de Copilot em tarefas de análise (ajustar se já usa mais)”</w:t>
+        <w:t xml:space="preserve">Objetivo: assumir demandas com maior </w:t>
+      </w:r>
+      <w:r>
+        <w:rPr>
+          <w:rFonts w:ascii="Calibri" w:hAnsi="Calibri" w:eastAsia="Calibri"/>
+          <w:b/>
+          <w:i w:val="0"/>
+          <w:sz w:val="22"/>
+        </w:rPr>
+        <w:t>segurança, independência e responsabilidade</w:t>
+      </w:r>
+      <w:r>
+        <w:rPr>
+          <w:rFonts w:ascii="Calibri" w:hAnsi="Calibri" w:eastAsia="Calibri"/>
+          <w:b w:val="0"/>
+          <w:i w:val="0"/>
+          <w:sz w:val="22"/>
+        </w:rPr>
+        <w:t>.</w:t>
+      </w:r>
+    </w:p>
+    <w:p>
+      <w:r>
+        <w:rPr>
+          <w:rFonts w:ascii="Calibri" w:hAnsi="Calibri" w:eastAsia="Calibri"/>
+          <w:b/>
+          <w:i w:val="0"/>
+          <w:sz w:val="22"/>
+        </w:rPr>
+        <w:t>Leitura PL:</w:t>
+      </w:r>
+      <w:r>
+        <w:rPr>
+          <w:rFonts w:ascii="Calibri" w:hAnsi="Calibri" w:eastAsia="Calibri"/>
+          <w:b w:val="0"/>
+          <w:i w:val="0"/>
+          <w:sz w:val="22"/>
+        </w:rPr>
+        <w:t xml:space="preserve"> feedback </w:t>
+      </w:r>
+      <w:r>
+        <w:rPr>
+          <w:rFonts w:ascii="Calibri" w:hAnsi="Calibri" w:eastAsia="Calibri"/>
+          <w:b/>
+          <w:i w:val="0"/>
+          <w:sz w:val="22"/>
+        </w:rPr>
+        <w:t>direto e calibrador</w:t>
+      </w:r>
+      <w:r>
+        <w:rPr>
+          <w:rFonts w:ascii="Calibri" w:hAnsi="Calibri" w:eastAsia="Calibri"/>
+          <w:b w:val="0"/>
+          <w:i w:val="0"/>
+          <w:sz w:val="22"/>
+        </w:rPr>
+        <w:t xml:space="preserve">. Não pede promoção; pede aceleração técnica + autonomia. Alinha com “Review in 12 months”. Sustentação/legado + dependência de apoio = tese de </w:t>
+      </w:r>
+      <w:r>
+        <w:rPr>
+          <w:rFonts w:ascii="Calibri" w:hAnsi="Calibri" w:eastAsia="Calibri"/>
+          <w:b/>
+          <w:i w:val="0"/>
+          <w:sz w:val="22"/>
+        </w:rPr>
+        <w:t>consolidação / desenvolvimento</w:t>
+      </w:r>
+      <w:r>
+        <w:rPr>
+          <w:rFonts w:ascii="Calibri" w:hAnsi="Calibri" w:eastAsia="Calibri"/>
+          <w:b w:val="0"/>
+          <w:i w:val="0"/>
+          <w:sz w:val="22"/>
+        </w:rPr>
+        <w:t>, não mérito de promoção.</w:t>
       </w:r>
     </w:p>
     <w:p>
@@ -16587,86 +16459,396 @@
         <w:pStyle w:val="Heading3"/>
       </w:pPr>
       <w:r>
-        <w:t>Prioridade 3 — Ótimo Lugar para Trabalhar para Reinventores</w:t>
-      </w:r>
-    </w:p>
+        <w:t>Síntese para calibração</w:t>
+      </w:r>
+    </w:p>
+    <w:tbl>
+      <w:tblPr>
+        <w:tblStyle w:val="TableGrid"/>
+        <w:tblW w:type="auto" w:w="0"/>
+        <w:tblLook w:firstColumn="1" w:firstRow="1" w:lastColumn="0" w:lastRow="0" w:noHBand="0" w:noVBand="1" w:val="04A0"/>
+      </w:tblPr>
+      <w:tblGrid>
+        <w:gridCol w:w="4873"/>
+        <w:gridCol w:w="4873"/>
+      </w:tblGrid>
+      <w:tr>
+        <w:tc>
+          <w:tcPr>
+            <w:tcW w:type="dxa" w:w="4873"/>
+            <w:shd w:fill="1F3A5F" w:val="clear"/>
+          </w:tcPr>
+          <w:p>
+            <w:r>
+              <w:rPr>
+                <w:b/>
+                <w:color w:val="FFFFFF"/>
+                <w:sz w:val="20"/>
+              </w:rPr>
+            </w:r>
+            <w:r>
+              <w:rPr>
+                <w:rFonts w:ascii="Calibri" w:hAnsi="Calibri" w:eastAsia="Calibri"/>
+                <w:b/>
+                <w:i w:val="0"/>
+                <w:color w:val="FFFFFF"/>
+                <w:sz w:val="20"/>
+              </w:rPr>
+              <w:t>Tema</w:t>
+            </w:r>
+          </w:p>
+        </w:tc>
+        <w:tc>
+          <w:tcPr>
+            <w:tcW w:type="dxa" w:w="4873"/>
+            <w:shd w:fill="1F3A5F" w:val="clear"/>
+          </w:tcPr>
+          <w:p>
+            <w:r>
+              <w:rPr>
+                <w:b/>
+                <w:color w:val="FFFFFF"/>
+                <w:sz w:val="20"/>
+              </w:rPr>
+            </w:r>
+            <w:r>
+              <w:rPr>
+                <w:rFonts w:ascii="Calibri" w:hAnsi="Calibri" w:eastAsia="Calibri"/>
+                <w:b/>
+                <w:i w:val="0"/>
+                <w:color w:val="FFFFFF"/>
+                <w:sz w:val="20"/>
+              </w:rPr>
+              <w:t>Leitura</w:t>
+            </w:r>
+          </w:p>
+        </w:tc>
+      </w:tr>
+      <w:tr>
+        <w:tc>
+          <w:tcPr>
+            <w:tcW w:type="dxa" w:w="4873"/>
+          </w:tcPr>
+          <w:p>
+            <w:r>
+              <w:rPr>
+                <w:sz w:val="20"/>
+              </w:rPr>
+            </w:r>
+            <w:r>
+              <w:rPr>
+                <w:rFonts w:ascii="Calibri" w:hAnsi="Calibri" w:eastAsia="Calibri"/>
+                <w:b w:val="0"/>
+                <w:i w:val="0"/>
+                <w:sz w:val="20"/>
+              </w:rPr>
+              <w:t>Women In Tech</w:t>
+            </w:r>
+          </w:p>
+        </w:tc>
+        <w:tc>
+          <w:tcPr>
+            <w:tcW w:type="dxa" w:w="4873"/>
+          </w:tcPr>
+          <w:p>
+            <w:r>
+              <w:rPr>
+                <w:sz w:val="20"/>
+              </w:rPr>
+            </w:r>
+            <w:r>
+              <w:rPr>
+                <w:rFonts w:ascii="Calibri" w:hAnsi="Calibri" w:eastAsia="Calibri"/>
+                <w:b/>
+                <w:i w:val="0"/>
+                <w:sz w:val="20"/>
+              </w:rPr>
+              <w:t>Forte</w:t>
+            </w:r>
+            <w:r>
+              <w:rPr>
+                <w:rFonts w:ascii="Calibri" w:hAnsi="Calibri" w:eastAsia="Calibri"/>
+                <w:b w:val="0"/>
+                <w:i w:val="0"/>
+                <w:sz w:val="20"/>
+              </w:rPr>
+              <w:t xml:space="preserve"> (Camila) — presença e aderência</w:t>
+            </w:r>
+          </w:p>
+        </w:tc>
+      </w:tr>
+      <w:tr>
+        <w:tc>
+          <w:tcPr>
+            <w:tcW w:type="dxa" w:w="4873"/>
+            <w:shd w:fill="F3F6FA" w:val="clear"/>
+          </w:tcPr>
+          <w:p>
+            <w:r>
+              <w:rPr>
+                <w:sz w:val="20"/>
+              </w:rPr>
+            </w:r>
+            <w:r>
+              <w:rPr>
+                <w:rFonts w:ascii="Calibri" w:hAnsi="Calibri" w:eastAsia="Calibri"/>
+                <w:b w:val="0"/>
+                <w:i w:val="0"/>
+                <w:sz w:val="20"/>
+              </w:rPr>
+              <w:t>Par (Renata)</w:t>
+            </w:r>
+          </w:p>
+        </w:tc>
+        <w:tc>
+          <w:tcPr>
+            <w:tcW w:type="dxa" w:w="4873"/>
+            <w:shd w:fill="F3F6FA" w:val="clear"/>
+          </w:tcPr>
+          <w:p>
+            <w:r>
+              <w:rPr>
+                <w:sz w:val="20"/>
+              </w:rPr>
+            </w:r>
+            <w:r>
+              <w:rPr>
+                <w:rFonts w:ascii="Calibri" w:hAnsi="Calibri" w:eastAsia="Calibri"/>
+                <w:b/>
+                <w:i w:val="0"/>
+                <w:sz w:val="20"/>
+              </w:rPr>
+              <w:t>Forte</w:t>
+            </w:r>
+            <w:r>
+              <w:rPr>
+                <w:rFonts w:ascii="Calibri" w:hAnsi="Calibri" w:eastAsia="Calibri"/>
+                <w:b w:val="0"/>
+                <w:i w:val="0"/>
+                <w:sz w:val="20"/>
+              </w:rPr>
+              <w:t xml:space="preserve"> — C#/SQL, referência em análises, colaboração</w:t>
+            </w:r>
+          </w:p>
+        </w:tc>
+      </w:tr>
+      <w:tr>
+        <w:tc>
+          <w:tcPr>
+            <w:tcW w:type="dxa" w:w="4873"/>
+          </w:tcPr>
+          <w:p>
+            <w:r>
+              <w:rPr>
+                <w:sz w:val="20"/>
+              </w:rPr>
+            </w:r>
+            <w:r>
+              <w:rPr>
+                <w:rFonts w:ascii="Calibri" w:hAnsi="Calibri" w:eastAsia="Calibri"/>
+                <w:b w:val="0"/>
+                <w:i w:val="0"/>
+                <w:sz w:val="20"/>
+              </w:rPr>
+              <w:t>Gestor (Rafael)</w:t>
+            </w:r>
+          </w:p>
+        </w:tc>
+        <w:tc>
+          <w:tcPr>
+            <w:tcW w:type="dxa" w:w="4873"/>
+          </w:tcPr>
+          <w:p>
+            <w:r>
+              <w:rPr>
+                <w:sz w:val="20"/>
+              </w:rPr>
+            </w:r>
+            <w:r>
+              <w:rPr>
+                <w:rFonts w:ascii="Calibri" w:hAnsi="Calibri" w:eastAsia="Calibri"/>
+                <w:b/>
+                <w:i w:val="0"/>
+                <w:sz w:val="20"/>
+              </w:rPr>
+              <w:t>Desenvolvimento necessário</w:t>
+            </w:r>
+            <w:r>
+              <w:rPr>
+                <w:rFonts w:ascii="Calibri" w:hAnsi="Calibri" w:eastAsia="Calibri"/>
+                <w:b w:val="0"/>
+                <w:i w:val="0"/>
+                <w:sz w:val="20"/>
+              </w:rPr>
+              <w:t xml:space="preserve"> — autonomia, .NET, menos dependência</w:t>
+            </w:r>
+          </w:p>
+        </w:tc>
+      </w:tr>
+      <w:tr>
+        <w:tc>
+          <w:tcPr>
+            <w:tcW w:type="dxa" w:w="4873"/>
+            <w:shd w:fill="F3F6FA" w:val="clear"/>
+          </w:tcPr>
+          <w:p>
+            <w:r>
+              <w:rPr>
+                <w:sz w:val="20"/>
+              </w:rPr>
+            </w:r>
+            <w:r>
+              <w:rPr>
+                <w:rFonts w:ascii="Calibri" w:hAnsi="Calibri" w:eastAsia="Calibri"/>
+                <w:b w:val="0"/>
+                <w:i w:val="0"/>
+                <w:sz w:val="20"/>
+              </w:rPr>
+              <w:t>Promoção neste FY</w:t>
+            </w:r>
+          </w:p>
+        </w:tc>
+        <w:tc>
+          <w:tcPr>
+            <w:tcW w:type="dxa" w:w="4873"/>
+            <w:shd w:fill="F3F6FA" w:val="clear"/>
+          </w:tcPr>
+          <w:p>
+            <w:r>
+              <w:rPr>
+                <w:sz w:val="20"/>
+              </w:rPr>
+            </w:r>
+            <w:r>
+              <w:rPr>
+                <w:rFonts w:ascii="Calibri" w:hAnsi="Calibri" w:eastAsia="Calibri"/>
+                <w:b/>
+                <w:i w:val="0"/>
+                <w:sz w:val="20"/>
+              </w:rPr>
+              <w:t>Não</w:t>
+            </w:r>
+            <w:r>
+              <w:rPr>
+                <w:rFonts w:ascii="Calibri" w:hAnsi="Calibri" w:eastAsia="Calibri"/>
+                <w:b w:val="0"/>
+                <w:i w:val="0"/>
+                <w:sz w:val="20"/>
+              </w:rPr>
+              <w:t xml:space="preserve"> — gestor: review 12 meses + evolução abaixo do esperado</w:t>
+            </w:r>
+          </w:p>
+        </w:tc>
+      </w:tr>
+      <w:tr>
+        <w:tc>
+          <w:tcPr>
+            <w:tcW w:type="dxa" w:w="4873"/>
+          </w:tcPr>
+          <w:p>
+            <w:r>
+              <w:rPr>
+                <w:sz w:val="20"/>
+              </w:rPr>
+            </w:r>
+            <w:r>
+              <w:rPr>
+                <w:rFonts w:ascii="Calibri" w:hAnsi="Calibri" w:eastAsia="Calibri"/>
+                <w:b w:val="0"/>
+                <w:i w:val="0"/>
+                <w:sz w:val="20"/>
+              </w:rPr>
+              <w:t>Mérito</w:t>
+            </w:r>
+          </w:p>
+        </w:tc>
+        <w:tc>
+          <w:tcPr>
+            <w:tcW w:type="dxa" w:w="4873"/>
+          </w:tcPr>
+          <w:p>
+            <w:r>
+              <w:rPr>
+                <w:sz w:val="20"/>
+              </w:rPr>
+            </w:r>
+            <w:r>
+              <w:rPr>
+                <w:rFonts w:ascii="Calibri" w:hAnsi="Calibri" w:eastAsia="Calibri"/>
+                <w:b w:val="0"/>
+                <w:i w:val="0"/>
+                <w:sz w:val="20"/>
+              </w:rPr>
+              <w:t>Cautela — reconhecer colaboração/Women In Tech; performance de projeto precisa acelerar</w:t>
+            </w:r>
+          </w:p>
+        </w:tc>
+      </w:tr>
+      <w:tr>
+        <w:tc>
+          <w:tcPr>
+            <w:tcW w:type="dxa" w:w="4873"/>
+            <w:shd w:fill="F3F6FA" w:val="clear"/>
+          </w:tcPr>
+          <w:p>
+            <w:r>
+              <w:rPr>
+                <w:sz w:val="20"/>
+              </w:rPr>
+            </w:r>
+            <w:r>
+              <w:rPr>
+                <w:rFonts w:ascii="Calibri" w:hAnsi="Calibri" w:eastAsia="Calibri"/>
+                <w:b w:val="0"/>
+                <w:i w:val="0"/>
+                <w:sz w:val="20"/>
+              </w:rPr>
+              <w:t>Mensagem ao Talent</w:t>
+            </w:r>
+          </w:p>
+        </w:tc>
+        <w:tc>
+          <w:tcPr>
+            <w:tcW w:type="dxa" w:w="4873"/>
+            <w:shd w:fill="F3F6FA" w:val="clear"/>
+          </w:tcPr>
+          <w:p>
+            <w:r>
+              <w:rPr>
+                <w:sz w:val="20"/>
+              </w:rPr>
+            </w:r>
+            <w:r>
+              <w:rPr>
+                <w:rFonts w:ascii="Calibri" w:hAnsi="Calibri" w:eastAsia="Calibri"/>
+                <w:b w:val="0"/>
+                <w:i w:val="0"/>
+                <w:sz w:val="20"/>
+              </w:rPr>
+              <w:t>Analyst com potencial; frente menor no MAPFRE; WIT e par positivos; gestor pede aceleração técnica e autonomia no próximo ciclo</w:t>
+            </w:r>
+          </w:p>
+        </w:tc>
+      </w:tr>
+    </w:tbl>
+    <w:p/>
     <w:p>
       <w:pPr>
         <w:pStyle w:val="Heading3"/>
       </w:pPr>
       <w:r>
-        <w:t>Título</w:t>
-      </w:r>
-    </w:p>
-    <w:p>
-      <w:r>
-        <w:rPr>
-          <w:rFonts w:ascii="Calibri" w:hAnsi="Calibri" w:eastAsia="Calibri"/>
-          <w:b w:val="0"/>
-          <w:i w:val="0"/>
-          <w:sz w:val="22"/>
-        </w:rPr>
-        <w:t>Fortalecer colaboração, comunicação e desenvolvimento contínuo no time</w:t>
-      </w:r>
-    </w:p>
-    <w:p>
-      <w:pPr>
-        <w:pStyle w:val="Heading3"/>
-      </w:pPr>
-      <w:r>
-        <w:t>Descrição</w:t>
-      </w:r>
-    </w:p>
-    <w:p>
-      <w:r>
-        <w:rPr>
-          <w:rFonts w:ascii="Calibri" w:hAnsi="Calibri" w:eastAsia="Calibri"/>
-          <w:b w:val="0"/>
-          <w:i w:val="0"/>
-          <w:sz w:val="22"/>
-        </w:rPr>
-        <w:t>Contribuir para um ambiente de trabalho colaborativo e inclusivo na atuação com o time da MAPFRE e com a Avanade, por meio de comunicação clara com gestor e pares, apoio mútuo na resolução de problemas, participação em ações de desenvolvimento (Power Skills) e alinhamento contínuo com o People Lead sobre carreira, expectativas e bem-estar no ciclo.</w:t>
-      </w:r>
-    </w:p>
-    <w:p>
-      <w:pPr>
-        <w:pStyle w:val="Heading3"/>
-      </w:pPr>
-      <w:r>
-        <w:t>Categoria</w:t>
-      </w:r>
-    </w:p>
-    <w:p>
-      <w:r>
-        <w:rPr>
-          <w:rFonts w:ascii="Calibri" w:hAnsi="Calibri" w:eastAsia="Calibri"/>
-          <w:b w:val="0"/>
-          <w:i w:val="0"/>
-          <w:sz w:val="22"/>
-        </w:rPr>
-        <w:t>Ótimo Lugar para Trabalhar para Reinventores</w:t>
-      </w:r>
-    </w:p>
-    <w:p>
-      <w:pPr>
-        <w:pStyle w:val="Heading3"/>
-      </w:pPr>
-      <w:r>
-        <w:t>Métricas (sugestão)</w:t>
-      </w:r>
-    </w:p>
-    <w:p>
-      <w:pPr>
-        <w:pStyle w:val="ListNumber"/>
-      </w:pPr>
-      <w:r>
-        <w:rPr>
-          <w:rFonts w:ascii="Calibri" w:hAnsi="Calibri" w:eastAsia="Calibri"/>
-          <w:b w:val="0"/>
-          <w:i w:val="0"/>
-          <w:sz w:val="22"/>
-        </w:rPr>
-        <w:t xml:space="preserve">Habilidades / Especializações / Aprendizagem — Alvo: </w:t>
+        <w:t>Tensão a não esconder</w:t>
+      </w:r>
+    </w:p>
+    <w:p>
+      <w:r>
+        <w:rPr>
+          <w:rFonts w:ascii="Calibri" w:hAnsi="Calibri" w:eastAsia="Calibri"/>
+          <w:b w:val="0"/>
+          <w:i w:val="0"/>
+          <w:sz w:val="22"/>
+        </w:rPr>
+        <w:t xml:space="preserve">Renata vê referência em C#/SQL; Rafael vê evolução técnica abaixo do esperado e dependência de apoio. Na justificativa: </w:t>
       </w:r>
       <w:r>
         <w:rPr>
@@ -16675,21 +16857,16 @@
           <w:i w:val="0"/>
           <w:sz w:val="22"/>
         </w:rPr>
-        <w:t>Me</w:t>
-      </w:r>
-    </w:p>
-    <w:p>
-      <w:pPr>
-        <w:pStyle w:val="ListNumber"/>
-      </w:pPr>
-      <w:r>
-        <w:rPr>
-          <w:rFonts w:ascii="Calibri" w:hAnsi="Calibri" w:eastAsia="Calibri"/>
-          <w:b w:val="0"/>
-          <w:i w:val="0"/>
-          <w:sz w:val="22"/>
-        </w:rPr>
-        <w:t xml:space="preserve">(se houver) métrica de colaboração/engajamento de time — Alvo: </w:t>
+        <w:t>valorizar o que o time reconhece</w:t>
+      </w:r>
+      <w:r>
+        <w:rPr>
+          <w:rFonts w:ascii="Calibri" w:hAnsi="Calibri" w:eastAsia="Calibri"/>
+          <w:b w:val="0"/>
+          <w:i w:val="0"/>
+          <w:sz w:val="22"/>
+        </w:rPr>
+        <w:t xml:space="preserve"> e </w:t>
       </w:r>
       <w:r>
         <w:rPr>
@@ -16698,22 +16875,32 @@
           <w:i w:val="0"/>
           <w:sz w:val="22"/>
         </w:rPr>
-        <w:t>Time</w:t>
-      </w:r>
-    </w:p>
-    <w:p>
-      <w:pPr>
-        <w:pStyle w:val="ListNumber"/>
-      </w:pPr>
-      <w:r>
-        <w:rPr>
-          <w:rFonts w:ascii="Calibri" w:hAnsi="Calibri" w:eastAsia="Calibri"/>
-          <w:b w:val="0"/>
-          <w:i w:val="0"/>
-          <w:sz w:val="22"/>
-        </w:rPr>
-        <w:t xml:space="preserve">Mentoria / desenvolvimento (se aplicável) — Alvo: </w:t>
-      </w:r>
+        <w:t>adotar o plano do gestor</w:t>
+      </w:r>
+      <w:r>
+        <w:rPr>
+          <w:rFonts w:ascii="Calibri" w:hAnsi="Calibri" w:eastAsia="Calibri"/>
+          <w:b w:val="0"/>
+          <w:i w:val="0"/>
+          <w:sz w:val="22"/>
+        </w:rPr>
+        <w:t xml:space="preserve"> (autonomia + .NET aplicado) como foco FY27 / próximos 12 meses — sem contradizer o business case.</w:t>
+      </w:r>
+    </w:p>
+    <w:p>
+      <w:r>
+        <w:br w:type="page"/>
+      </w:r>
+    </w:p>
+    <w:p>
+      <w:pPr>
+        <w:pStyle w:val="Heading1"/>
+      </w:pPr>
+      <w:r>
+        <w:t>11. Justificativa da Recomendação</w:t>
+      </w:r>
+    </w:p>
+    <w:p>
       <w:r>
         <w:rPr>
           <w:rFonts w:ascii="Calibri" w:hAnsi="Calibri" w:eastAsia="Calibri"/>
@@ -16721,16 +16908,18 @@
           <w:i w:val="0"/>
           <w:sz w:val="22"/>
         </w:rPr>
-        <w:t>Me</w:t>
-      </w:r>
-      <w:r>
-        <w:rPr>
-          <w:rFonts w:ascii="Calibri" w:hAnsi="Calibri" w:eastAsia="Calibri"/>
-          <w:b w:val="0"/>
-          <w:i w:val="0"/>
-          <w:sz w:val="22"/>
-        </w:rPr>
-        <w:t xml:space="preserve"> ou </w:t>
+        <w:t>Uso interno People Lead · Jônatas · Colar no Workday</w:t>
+      </w:r>
+    </w:p>
+    <w:p>
+      <w:r>
+        <w:rPr>
+          <w:rFonts w:ascii="Calibri" w:hAnsi="Calibri" w:eastAsia="Calibri"/>
+          <w:b w:val="0"/>
+          <w:i w:val="0"/>
+          <w:sz w:val="22"/>
+        </w:rPr>
+        <w:t xml:space="preserve">Profissional: </w:t>
       </w:r>
       <w:r>
         <w:rPr>
@@ -16739,59 +16928,28 @@
           <w:i w:val="0"/>
           <w:sz w:val="22"/>
         </w:rPr>
-        <w:t>Time</w:t>
-      </w:r>
-    </w:p>
-    <w:p>
-      <w:pPr>
-        <w:pStyle w:val="Heading3"/>
-      </w:pPr>
-      <w:r>
-        <w:t>Texto da reflexão (ABCD)</w:t>
-      </w:r>
-    </w:p>
-    <w:p>
-      <w:r>
-        <w:rPr>
-          <w:rFonts w:ascii="Calibri" w:hAnsi="Calibri" w:eastAsia="Calibri"/>
-          <w:b w:val="0"/>
-          <w:i w:val="0"/>
-          <w:sz w:val="22"/>
-        </w:rPr>
-        <w:t>O que deu certo: mantive colaboração positiva com a colega Avanade e com o time do cliente; comunico ausências ao gestor; abri canal com o novo People Lead e aceitei cadência mensal de 1:1. Participei do Power Skills para desenvolver soft skills.</w:t>
-      </w:r>
-    </w:p>
-    <w:p>
-      <w:r>
-        <w:rPr>
-          <w:rFonts w:ascii="Calibri" w:hAnsi="Calibri" w:eastAsia="Calibri"/>
-          <w:b w:val="0"/>
-          <w:i w:val="0"/>
-          <w:sz w:val="22"/>
-        </w:rPr>
-        <w:t>O que poderia ser melhor: aumentar visibilidade da minha atuação para o líder de projeto; participar mais das CALLs da prática (hoje conflita com daily/Power Skills) via gravação/resumo; transformar feedbacks informais em registro para o ciclo.</w:t>
-      </w:r>
-    </w:p>
-    <w:p>
-      <w:r>
-        <w:rPr>
-          <w:rFonts w:ascii="Calibri" w:hAnsi="Calibri" w:eastAsia="Calibri"/>
-          <w:b w:val="0"/>
-          <w:i w:val="0"/>
-          <w:sz w:val="22"/>
-        </w:rPr>
-        <w:t>Próximos passos: café de alinhamento de percepção com o líder de projeto; manter 1:1s; registrar aprendizados de Power Skills na autoavaliação.</w:t>
-      </w:r>
-    </w:p>
-    <w:p>
-      <w:pPr>
-        <w:pStyle w:val="Heading3"/>
-      </w:pPr>
-      <w:r>
-        <w:t>Impacto sugerido</w:t>
-      </w:r>
-    </w:p>
-    <w:p>
+        <w:t>Andressa Silva Pereira</w:t>
+      </w:r>
+      <w:r>
+        <w:rPr>
+          <w:rFonts w:ascii="Calibri" w:hAnsi="Calibri" w:eastAsia="Calibri"/>
+          <w:b w:val="0"/>
+          <w:i w:val="0"/>
+          <w:sz w:val="22"/>
+        </w:rPr>
+        <w:t xml:space="preserve"> · Analyst, Back-End Developer</w:t>
+      </w:r>
+    </w:p>
+    <w:p>
+      <w:r>
+        <w:rPr>
+          <w:rFonts w:ascii="Calibri" w:hAnsi="Calibri" w:eastAsia="Calibri"/>
+          <w:b w:val="0"/>
+          <w:i w:val="0"/>
+          <w:sz w:val="22"/>
+        </w:rPr>
+        <w:t xml:space="preserve">Cliente: </w:t>
+      </w:r>
       <w:r>
         <w:rPr>
           <w:rFonts w:ascii="Calibri" w:hAnsi="Calibri" w:eastAsia="Calibri"/>
@@ -16799,7 +16957,36 @@
           <w:i w:val="0"/>
           <w:sz w:val="22"/>
         </w:rPr>
-        <w:t>6–7</w:t>
+        <w:t>MAPFRE</w:t>
+      </w:r>
+      <w:r>
+        <w:rPr>
+          <w:rFonts w:ascii="Calibri" w:hAnsi="Calibri" w:eastAsia="Calibri"/>
+          <w:b w:val="0"/>
+          <w:i w:val="0"/>
+          <w:sz w:val="22"/>
+        </w:rPr>
+        <w:t xml:space="preserve"> · Gestor: </w:t>
+      </w:r>
+      <w:r>
+        <w:rPr>
+          <w:rFonts w:ascii="Calibri" w:hAnsi="Calibri" w:eastAsia="Calibri"/>
+          <w:b/>
+          <w:i w:val="0"/>
+          <w:sz w:val="22"/>
+        </w:rPr>
+        <w:t>Rafael G. Martins</w:t>
+      </w:r>
+    </w:p>
+    <w:p>
+      <w:r>
+        <w:rPr>
+          <w:rFonts w:ascii="Calibri" w:hAnsi="Calibri" w:eastAsia="Calibri"/>
+          <w:b w:val="0"/>
+          <w:i w:val="0"/>
+          <w:sz w:val="22"/>
+        </w:rPr>
+        <w:t>Feedbacks: Camila Ferreira Ribeiro (WIT) · Renata Pereira Da Silva (par) · Rafael G. Martins (gestor)</w:t>
       </w:r>
     </w:p>
     <w:p>
@@ -16814,252 +17001,280 @@
         <w:pStyle w:val="Heading3"/>
       </w:pPr>
       <w:r>
-        <w:t>Prioridade 4 — Comunidade</w:t>
-      </w:r>
-    </w:p>
-    <w:p>
-      <w:pPr>
-        <w:pStyle w:val="Heading3"/>
-      </w:pPr>
-      <w:r>
-        <w:t>Título</w:t>
-      </w:r>
-    </w:p>
-    <w:p>
-      <w:r>
-        <w:rPr>
-          <w:rFonts w:ascii="Calibri" w:hAnsi="Calibri" w:eastAsia="Calibri"/>
-          <w:b w:val="0"/>
-          <w:i w:val="0"/>
-          <w:sz w:val="22"/>
-        </w:rPr>
-        <w:t>Apoiar onboarding de novas participantes no Women In Tech</w:t>
-      </w:r>
-    </w:p>
-    <w:p>
-      <w:pPr>
-        <w:pStyle w:val="Heading3"/>
-      </w:pPr>
-      <w:r>
-        <w:t>Descrição</w:t>
-      </w:r>
-    </w:p>
-    <w:p>
-      <w:r>
-        <w:rPr>
-          <w:rFonts w:ascii="Calibri" w:hAnsi="Calibri" w:eastAsia="Calibri"/>
-          <w:b w:val="0"/>
-          <w:i w:val="0"/>
-          <w:sz w:val="22"/>
-        </w:rPr>
-        <w:t>Contribuir com impacto positivo na comunidade interna por meio do voluntariado no grupo Women In Tech, apoiando o onboarding de novas participantes, fortalecendo inclusão e compartilhamento de conhecimento entre reinventoras.</w:t>
-      </w:r>
-    </w:p>
-    <w:p>
-      <w:pPr>
-        <w:pStyle w:val="Heading3"/>
-      </w:pPr>
-      <w:r>
-        <w:t>Categoria</w:t>
-      </w:r>
-    </w:p>
-    <w:p>
-      <w:r>
-        <w:rPr>
-          <w:rFonts w:ascii="Calibri" w:hAnsi="Calibri" w:eastAsia="Calibri"/>
-          <w:b w:val="0"/>
-          <w:i w:val="0"/>
-          <w:sz w:val="22"/>
-        </w:rPr>
-        <w:t>Comunidade</w:t>
-      </w:r>
-    </w:p>
-    <w:p>
-      <w:pPr>
-        <w:pStyle w:val="Heading3"/>
-      </w:pPr>
-      <w:r>
-        <w:t>Métricas (sugestão)</w:t>
-      </w:r>
-    </w:p>
-    <w:p>
-      <w:pPr>
-        <w:pStyle w:val="ListNumber"/>
-      </w:pPr>
-      <w:r>
-        <w:rPr>
-          <w:rFonts w:ascii="Calibri" w:hAnsi="Calibri" w:eastAsia="Calibri"/>
-          <w:b w:val="0"/>
-          <w:i w:val="0"/>
-          <w:sz w:val="22"/>
-        </w:rPr>
-        <w:t xml:space="preserve">Voluntariado Comunitário — Alvo: </w:t>
-      </w:r>
-      <w:r>
-        <w:rPr>
-          <w:rFonts w:ascii="Calibri" w:hAnsi="Calibri" w:eastAsia="Calibri"/>
-          <w:b/>
-          <w:i w:val="0"/>
-          <w:sz w:val="22"/>
-        </w:rPr>
-        <w:t>Me</w:t>
-      </w:r>
-    </w:p>
-    <w:p>
-      <w:pPr>
-        <w:pStyle w:val="ListNumber"/>
-      </w:pPr>
-      <w:r>
-        <w:rPr>
-          <w:rFonts w:ascii="Calibri" w:hAnsi="Calibri" w:eastAsia="Calibri"/>
-          <w:b w:val="0"/>
-          <w:i w:val="0"/>
-          <w:sz w:val="22"/>
-        </w:rPr>
-        <w:t xml:space="preserve">Cidadania Social e Ambiental / comunidade — Alvo: </w:t>
-      </w:r>
-      <w:r>
-        <w:rPr>
-          <w:rFonts w:ascii="Calibri" w:hAnsi="Calibri" w:eastAsia="Calibri"/>
-          <w:b/>
-          <w:i w:val="0"/>
-          <w:sz w:val="22"/>
-        </w:rPr>
-        <w:t>Me</w:t>
-      </w:r>
-    </w:p>
-    <w:p>
-      <w:pPr>
-        <w:pStyle w:val="ListNumber"/>
-      </w:pPr>
-      <w:r>
-        <w:rPr>
-          <w:rFonts w:ascii="Calibri" w:hAnsi="Calibri" w:eastAsia="Calibri"/>
-          <w:b w:val="0"/>
-          <w:i w:val="0"/>
-          <w:sz w:val="22"/>
-        </w:rPr>
-        <w:t xml:space="preserve">Conselho / Comitê Comunitário (se o grupo contar assim) — Alvo: </w:t>
-      </w:r>
-      <w:r>
-        <w:rPr>
-          <w:rFonts w:ascii="Calibri" w:hAnsi="Calibri" w:eastAsia="Calibri"/>
-          <w:b/>
-          <w:i w:val="0"/>
-          <w:sz w:val="22"/>
-        </w:rPr>
-        <w:t>Me</w:t>
-      </w:r>
-      <w:r>
-        <w:rPr>
-          <w:rFonts w:ascii="Calibri" w:hAnsi="Calibri" w:eastAsia="Calibri"/>
-          <w:b w:val="0"/>
-          <w:i w:val="0"/>
-          <w:sz w:val="22"/>
-        </w:rPr>
-        <w:t xml:space="preserve"> ou </w:t>
-      </w:r>
-      <w:r>
-        <w:rPr>
-          <w:rFonts w:ascii="Calibri" w:hAnsi="Calibri" w:eastAsia="Calibri"/>
-          <w:b/>
-          <w:i w:val="0"/>
-          <w:sz w:val="22"/>
-        </w:rPr>
-        <w:t>Time</w:t>
-      </w:r>
-    </w:p>
-    <w:p>
-      <w:pPr>
-        <w:pStyle w:val="Heading3"/>
-      </w:pPr>
-      <w:r>
-        <w:t>Texto da reflexão (ABCD)</w:t>
-      </w:r>
-    </w:p>
-    <w:p>
-      <w:r>
-        <w:rPr>
-          <w:rFonts w:ascii="Calibri" w:hAnsi="Calibri" w:eastAsia="Calibri"/>
-          <w:b w:val="0"/>
-          <w:i w:val="0"/>
-          <w:sz w:val="22"/>
-        </w:rPr>
-        <w:t>O que deu certo: entrei no voluntariado do Women In Tech com foco em onboarding de novas participantes, contribuindo para acolhimento e inclusão.</w:t>
-      </w:r>
-    </w:p>
-    <w:p>
-      <w:r>
-        <w:rPr>
-          <w:rFonts w:ascii="Calibri" w:hAnsi="Calibri" w:eastAsia="Calibri"/>
-          <w:b w:val="0"/>
-          <w:i w:val="0"/>
-          <w:sz w:val="22"/>
-        </w:rPr>
-        <w:t>O que poderia ser melhor: quantificar melhor a contribuição (número de pessoas apoiadas, encontros, materiais) e compartilhar aprendizados com o People Lead e no fechamento do ciclo.</w:t>
-      </w:r>
-    </w:p>
-    <w:p>
-      <w:r>
-        <w:rPr>
-          <w:rFonts w:ascii="Calibri" w:hAnsi="Calibri" w:eastAsia="Calibri"/>
-          <w:b w:val="0"/>
-          <w:i w:val="0"/>
-          <w:sz w:val="22"/>
-        </w:rPr>
-        <w:t>Próximos passos: registrar evidências do voluntariado (quantas pessoas, o que foi feito) e manter a atuação no grupo.</w:t>
-      </w:r>
-    </w:p>
-    <w:p>
-      <w:pPr>
-        <w:pStyle w:val="Heading3"/>
-      </w:pPr>
-      <w:r>
-        <w:t>Impacto sugerido</w:t>
-      </w:r>
-    </w:p>
-    <w:p>
-      <w:r>
-        <w:rPr>
-          <w:rFonts w:ascii="Calibri" w:hAnsi="Calibri" w:eastAsia="Calibri"/>
-          <w:b/>
-          <w:i w:val="0"/>
-          <w:sz w:val="22"/>
-        </w:rPr>
-        <w:t>6–8</w:t>
-      </w:r>
-      <w:r>
-        <w:rPr>
-          <w:rFonts w:ascii="Calibri" w:hAnsi="Calibri" w:eastAsia="Calibri"/>
-          <w:b w:val="0"/>
-          <w:i w:val="0"/>
-          <w:sz w:val="22"/>
-        </w:rPr>
-        <w:t xml:space="preserve"> (subir se tiver números fortes)</w:t>
-      </w:r>
-    </w:p>
-    <w:p>
-      <w:pPr>
-        <w:pStyle w:val="Heading3"/>
-      </w:pPr>
-      <w:r>
-        <w:t>Métricas — “Atual”</w:t>
-      </w:r>
-    </w:p>
-    <w:p>
-      <w:pPr>
-        <w:pStyle w:val="ListBullet"/>
-      </w:pPr>
-      <w:r>
-        <w:rPr>
-          <w:rFonts w:ascii="Calibri" w:hAnsi="Calibri" w:eastAsia="Calibri"/>
-          <w:b w:val="0"/>
-          <w:i w:val="0"/>
-          <w:sz w:val="22"/>
-        </w:rPr>
-        <w:t>“Atuação no Women In Tech — onboarding de novas participantes (completar com número de pessoas/encontros)”</w:t>
-      </w:r>
-    </w:p>
+        <w:t>Recomendação do People Lead (resumo)</w:t>
+      </w:r>
+    </w:p>
+    <w:tbl>
+      <w:tblPr>
+        <w:tblStyle w:val="TableGrid"/>
+        <w:tblW w:type="auto" w:w="0"/>
+        <w:tblLook w:firstColumn="1" w:firstRow="1" w:lastColumn="0" w:lastRow="0" w:noHBand="0" w:noVBand="1" w:val="04A0"/>
+      </w:tblPr>
+      <w:tblGrid>
+        <w:gridCol w:w="4873"/>
+        <w:gridCol w:w="4873"/>
+      </w:tblGrid>
+      <w:tr>
+        <w:tc>
+          <w:tcPr>
+            <w:tcW w:type="dxa" w:w="4873"/>
+            <w:shd w:fill="1F3A5F" w:val="clear"/>
+          </w:tcPr>
+          <w:p>
+            <w:r>
+              <w:rPr>
+                <w:b/>
+                <w:color w:val="FFFFFF"/>
+                <w:sz w:val="20"/>
+              </w:rPr>
+            </w:r>
+            <w:r>
+              <w:rPr>
+                <w:rFonts w:ascii="Calibri" w:hAnsi="Calibri" w:eastAsia="Calibri"/>
+                <w:b/>
+                <w:i w:val="0"/>
+                <w:color w:val="FFFFFF"/>
+                <w:sz w:val="20"/>
+              </w:rPr>
+              <w:t>Campo</w:t>
+            </w:r>
+          </w:p>
+        </w:tc>
+        <w:tc>
+          <w:tcPr>
+            <w:tcW w:type="dxa" w:w="4873"/>
+            <w:shd w:fill="1F3A5F" w:val="clear"/>
+          </w:tcPr>
+          <w:p>
+            <w:r>
+              <w:rPr>
+                <w:b/>
+                <w:color w:val="FFFFFF"/>
+                <w:sz w:val="20"/>
+              </w:rPr>
+            </w:r>
+            <w:r>
+              <w:rPr>
+                <w:rFonts w:ascii="Calibri" w:hAnsi="Calibri" w:eastAsia="Calibri"/>
+                <w:b/>
+                <w:i w:val="0"/>
+                <w:color w:val="FFFFFF"/>
+                <w:sz w:val="20"/>
+              </w:rPr>
+              <w:t>Posição</w:t>
+            </w:r>
+          </w:p>
+        </w:tc>
+      </w:tr>
+      <w:tr>
+        <w:tc>
+          <w:tcPr>
+            <w:tcW w:type="dxa" w:w="4873"/>
+          </w:tcPr>
+          <w:p>
+            <w:r>
+              <w:rPr>
+                <w:sz w:val="20"/>
+              </w:rPr>
+            </w:r>
+            <w:r>
+              <w:rPr>
+                <w:rFonts w:ascii="Calibri" w:hAnsi="Calibri" w:eastAsia="Calibri"/>
+                <w:b w:val="0"/>
+                <w:i w:val="0"/>
+                <w:sz w:val="20"/>
+              </w:rPr>
+              <w:t>Promoção</w:t>
+            </w:r>
+          </w:p>
+        </w:tc>
+        <w:tc>
+          <w:tcPr>
+            <w:tcW w:type="dxa" w:w="4873"/>
+          </w:tcPr>
+          <w:p>
+            <w:r>
+              <w:rPr>
+                <w:sz w:val="20"/>
+              </w:rPr>
+            </w:r>
+            <w:r>
+              <w:rPr>
+                <w:rFonts w:ascii="Calibri" w:hAnsi="Calibri" w:eastAsia="Calibri"/>
+                <w:b/>
+                <w:i w:val="0"/>
+                <w:sz w:val="20"/>
+              </w:rPr>
+              <w:t>Não neste ciclo</w:t>
+            </w:r>
+          </w:p>
+        </w:tc>
+      </w:tr>
+      <w:tr>
+        <w:tc>
+          <w:tcPr>
+            <w:tcW w:type="dxa" w:w="4873"/>
+            <w:shd w:fill="F3F6FA" w:val="clear"/>
+          </w:tcPr>
+          <w:p>
+            <w:r>
+              <w:rPr>
+                <w:sz w:val="20"/>
+              </w:rPr>
+            </w:r>
+            <w:r>
+              <w:rPr>
+                <w:rFonts w:ascii="Calibri" w:hAnsi="Calibri" w:eastAsia="Calibri"/>
+                <w:b w:val="0"/>
+                <w:i w:val="0"/>
+                <w:sz w:val="20"/>
+              </w:rPr>
+              <w:t>Review</w:t>
+            </w:r>
+          </w:p>
+        </w:tc>
+        <w:tc>
+          <w:tcPr>
+            <w:tcW w:type="dxa" w:w="4873"/>
+            <w:shd w:fill="F3F6FA" w:val="clear"/>
+          </w:tcPr>
+          <w:p>
+            <w:r>
+              <w:rPr>
+                <w:sz w:val="20"/>
+              </w:rPr>
+            </w:r>
+            <w:r>
+              <w:rPr>
+                <w:rFonts w:ascii="Calibri" w:hAnsi="Calibri" w:eastAsia="Calibri"/>
+                <w:b w:val="0"/>
+                <w:i w:val="0"/>
+                <w:sz w:val="20"/>
+              </w:rPr>
+              <w:t xml:space="preserve">Alinhado a </w:t>
+            </w:r>
+            <w:r>
+              <w:rPr>
+                <w:rFonts w:ascii="Calibri" w:hAnsi="Calibri" w:eastAsia="Calibri"/>
+                <w:b/>
+                <w:i w:val="0"/>
+                <w:sz w:val="20"/>
+              </w:rPr>
+              <w:t>Review in 12 months</w:t>
+            </w:r>
+            <w:r>
+              <w:rPr>
+                <w:rFonts w:ascii="Calibri" w:hAnsi="Calibri" w:eastAsia="Calibri"/>
+                <w:b w:val="0"/>
+                <w:i w:val="0"/>
+                <w:sz w:val="20"/>
+              </w:rPr>
+              <w:t xml:space="preserve"> (gestor)</w:t>
+            </w:r>
+          </w:p>
+        </w:tc>
+      </w:tr>
+      <w:tr>
+        <w:tc>
+          <w:tcPr>
+            <w:tcW w:type="dxa" w:w="4873"/>
+          </w:tcPr>
+          <w:p>
+            <w:r>
+              <w:rPr>
+                <w:sz w:val="20"/>
+              </w:rPr>
+            </w:r>
+            <w:r>
+              <w:rPr>
+                <w:rFonts w:ascii="Calibri" w:hAnsi="Calibri" w:eastAsia="Calibri"/>
+                <w:b w:val="0"/>
+                <w:i w:val="0"/>
+                <w:sz w:val="20"/>
+              </w:rPr>
+              <w:t>Leitura</w:t>
+            </w:r>
+          </w:p>
+        </w:tc>
+        <w:tc>
+          <w:tcPr>
+            <w:tcW w:type="dxa" w:w="4873"/>
+          </w:tcPr>
+          <w:p>
+            <w:r>
+              <w:rPr>
+                <w:sz w:val="20"/>
+              </w:rPr>
+            </w:r>
+            <w:r>
+              <w:rPr>
+                <w:rFonts w:ascii="Calibri" w:hAnsi="Calibri" w:eastAsia="Calibri"/>
+                <w:b w:val="0"/>
+                <w:i w:val="0"/>
+                <w:sz w:val="20"/>
+              </w:rPr>
+              <w:t xml:space="preserve">Potencial + colaboração/WIT fortes; evolução técnica/autonomia no projeto </w:t>
+            </w:r>
+            <w:r>
+              <w:rPr>
+                <w:rFonts w:ascii="Calibri" w:hAnsi="Calibri" w:eastAsia="Calibri"/>
+                <w:b/>
+                <w:i w:val="0"/>
+                <w:sz w:val="20"/>
+              </w:rPr>
+              <w:t>abaixo do esperado</w:t>
+            </w:r>
+          </w:p>
+        </w:tc>
+      </w:tr>
+      <w:tr>
+        <w:tc>
+          <w:tcPr>
+            <w:tcW w:type="dxa" w:w="4873"/>
+            <w:shd w:fill="F3F6FA" w:val="clear"/>
+          </w:tcPr>
+          <w:p>
+            <w:r>
+              <w:rPr>
+                <w:sz w:val="20"/>
+              </w:rPr>
+            </w:r>
+            <w:r>
+              <w:rPr>
+                <w:rFonts w:ascii="Calibri" w:hAnsi="Calibri" w:eastAsia="Calibri"/>
+                <w:b w:val="0"/>
+                <w:i w:val="0"/>
+                <w:sz w:val="20"/>
+              </w:rPr>
+              <w:t>Foco próximo ciclo</w:t>
+            </w:r>
+          </w:p>
+        </w:tc>
+        <w:tc>
+          <w:tcPr>
+            <w:tcW w:type="dxa" w:w="4873"/>
+            <w:shd w:fill="F3F6FA" w:val="clear"/>
+          </w:tcPr>
+          <w:p>
+            <w:r>
+              <w:rPr>
+                <w:sz w:val="20"/>
+              </w:rPr>
+            </w:r>
+            <w:r>
+              <w:rPr>
+                <w:rFonts w:ascii="Calibri" w:hAnsi="Calibri" w:eastAsia="Calibri"/>
+                <w:b w:val="0"/>
+                <w:i w:val="0"/>
+                <w:sz w:val="20"/>
+              </w:rPr>
+              <w:t>.NET aplicado, autonomia, menos dependência da liderança técnica</w:t>
+            </w:r>
+          </w:p>
+        </w:tc>
+      </w:tr>
+    </w:tbl>
+    <w:p/>
     <w:p>
       <w:pPr>
         <w:pBdr>
@@ -17072,128 +17287,10 @@
         <w:pStyle w:val="Heading3"/>
       </w:pPr>
       <w:r>
-        <w:t>Checklist final (enviar até 28/08)</w:t>
-      </w:r>
-    </w:p>
-    <w:p>
-      <w:pPr>
-        <w:pStyle w:val="ListBullet"/>
-      </w:pPr>
-      <w:r>
-        <w:rPr>
-          <w:rFonts w:ascii="Calibri" w:hAnsi="Calibri" w:eastAsia="Calibri"/>
-          <w:b w:val="0"/>
-          <w:i w:val="0"/>
-          <w:sz w:val="22"/>
-        </w:rPr>
-        <w:t>☐ 4 prioridades salvas com categoria FY26</w:t>
-      </w:r>
-    </w:p>
-    <w:p>
-      <w:pPr>
-        <w:pStyle w:val="ListBullet"/>
-      </w:pPr>
-      <w:r>
-        <w:rPr>
-          <w:rFonts w:ascii="Calibri" w:hAnsi="Calibri" w:eastAsia="Calibri"/>
-          <w:b w:val="0"/>
-          <w:i w:val="0"/>
-          <w:sz w:val="22"/>
-        </w:rPr>
-        <w:t>☐ Métricas + revisores (Enterprise ID) + MAPFRE onde couber</w:t>
-      </w:r>
-    </w:p>
-    <w:p>
-      <w:pPr>
-        <w:pStyle w:val="ListBullet"/>
-      </w:pPr>
-      <w:r>
-        <w:rPr>
-          <w:rFonts w:ascii="Calibri" w:hAnsi="Calibri" w:eastAsia="Calibri"/>
-          <w:b w:val="0"/>
-          <w:i w:val="0"/>
-          <w:sz w:val="22"/>
-        </w:rPr>
-        <w:t>☐ Reflexão ABCD enviada nas 4</w:t>
-      </w:r>
-    </w:p>
-    <w:p>
-      <w:pPr>
-        <w:pStyle w:val="ListBullet"/>
-      </w:pPr>
-      <w:r>
-        <w:rPr>
-          <w:rFonts w:ascii="Calibri" w:hAnsi="Calibri" w:eastAsia="Calibri"/>
-          <w:b w:val="0"/>
-          <w:i w:val="0"/>
-          <w:sz w:val="22"/>
-        </w:rPr>
-        <w:t>☐ Impacto 0–10 preenchido</w:t>
-      </w:r>
-    </w:p>
-    <w:p>
-      <w:pPr>
-        <w:pStyle w:val="ListBullet"/>
-      </w:pPr>
-      <w:r>
-        <w:rPr>
-          <w:rFonts w:ascii="Calibri" w:hAnsi="Calibri" w:eastAsia="Calibri"/>
-          <w:b w:val="0"/>
-          <w:i w:val="0"/>
-          <w:sz w:val="22"/>
-        </w:rPr>
-        <w:t>☐ Avisar Jônatas no Teams/chat: “Workday + ABCD enviados”</w:t>
-      </w:r>
-    </w:p>
-    <w:p>
-      <w:pPr>
-        <w:pStyle w:val="Heading3"/>
-      </w:pPr>
-      <w:r>
-        <w:t>O que NÃO fazer</w:t>
-      </w:r>
-    </w:p>
-    <w:p>
-      <w:pPr>
-        <w:pStyle w:val="ListBullet"/>
-      </w:pPr>
-      <w:r>
-        <w:rPr>
-          <w:rFonts w:ascii="Calibri" w:hAnsi="Calibri" w:eastAsia="Calibri"/>
-          <w:b w:val="0"/>
-          <w:i w:val="0"/>
-          <w:sz w:val="22"/>
-        </w:rPr>
-        <w:t>Deixar só AI-900 como história principal sem falar da MAPFRE.</w:t>
-      </w:r>
-    </w:p>
-    <w:p>
-      <w:pPr>
-        <w:pStyle w:val="ListBullet"/>
-      </w:pPr>
-      <w:r>
-        <w:rPr>
-          <w:rFonts w:ascii="Calibri" w:hAnsi="Calibri" w:eastAsia="Calibri"/>
-          <w:b w:val="0"/>
-          <w:i w:val="0"/>
-          <w:sz w:val="22"/>
-        </w:rPr>
-        <w:t>Inventar métricas que você não consegue defender com o líder.</w:t>
-      </w:r>
-    </w:p>
-    <w:p>
-      <w:pPr>
-        <w:pStyle w:val="ListBullet"/>
-      </w:pPr>
-      <w:r>
-        <w:rPr>
-          <w:rFonts w:ascii="Calibri" w:hAnsi="Calibri" w:eastAsia="Calibri"/>
-          <w:b w:val="0"/>
-          <w:i w:val="0"/>
-          <w:sz w:val="22"/>
-        </w:rPr>
-        <w:t xml:space="preserve">Esquecer de clicar em </w:t>
-      </w:r>
+        <w:t>Texto para colar — Justificativa da Recomendação</w:t>
+      </w:r>
+    </w:p>
+    <w:p>
       <w:r>
         <w:rPr>
           <w:rFonts w:ascii="Calibri" w:hAnsi="Calibri" w:eastAsia="Calibri"/>
@@ -17201,117 +17298,62 @@
           <w:i w:val="0"/>
           <w:sz w:val="22"/>
         </w:rPr>
-        <w:t>Enviar</w:t>
-      </w:r>
-      <w:r>
-        <w:rPr>
-          <w:rFonts w:ascii="Calibri" w:hAnsi="Calibri" w:eastAsia="Calibri"/>
-          <w:b w:val="0"/>
-          <w:i w:val="0"/>
-          <w:sz w:val="22"/>
-        </w:rPr>
-        <w:t xml:space="preserve"> (rascunho não conta).</w:t>
-      </w:r>
-    </w:p>
-    <w:p>
-      <w:r>
-        <w:br w:type="page"/>
-      </w:r>
-    </w:p>
-    <w:p>
-      <w:pPr>
-        <w:pStyle w:val="Heading1"/>
-      </w:pPr>
-      <w:r>
-        <w:t>11. Autorreflexão ABCD — referência PL</w:t>
-      </w:r>
-    </w:p>
-    <w:p>
-      <w:r>
-        <w:rPr>
-          <w:rFonts w:ascii="Calibri" w:hAnsi="Calibri" w:eastAsia="Calibri"/>
-          <w:b/>
-          <w:i w:val="0"/>
-          <w:sz w:val="22"/>
-        </w:rPr>
-        <w:t>Referência interna do People Lead — não enviada à Andressa</w:t>
-      </w:r>
-    </w:p>
-    <w:p>
-      <w:r>
-        <w:rPr>
-          <w:rFonts w:ascii="Calibri" w:hAnsi="Calibri" w:eastAsia="Calibri"/>
-          <w:b w:val="0"/>
-          <w:i w:val="0"/>
-          <w:sz w:val="22"/>
-        </w:rPr>
-        <w:t>Cliente: MAPFRE · Analyst, Back-End · Prazo prática ~28/08</w:t>
-      </w:r>
-    </w:p>
-    <w:p>
-      <w:r>
-        <w:rPr>
-          <w:rFonts w:ascii="Calibri" w:hAnsi="Calibri" w:eastAsia="Calibri"/>
-          <w:b w:val="0"/>
-          <w:i w:val="0"/>
-          <w:sz w:val="22"/>
-        </w:rPr>
-        <w:t>People Lead: Jônatas</w:t>
-      </w:r>
-    </w:p>
-    <w:p>
-      <w:pPr>
-        <w:ind w:left="425"/>
-      </w:pPr>
-      <w:r>
-        <w:rPr>
-          <w:rFonts w:ascii="Calibri" w:hAnsi="Calibri" w:eastAsia="Calibri"/>
-          <w:b w:val="0"/>
-          <w:i/>
-          <w:color w:val="555555"/>
-          <w:sz w:val="22"/>
-        </w:rPr>
-        <w:t xml:space="preserve">Este arquivo é </w:t>
-      </w:r>
-      <w:r>
-        <w:rPr>
-          <w:rFonts w:ascii="Calibri" w:hAnsi="Calibri" w:eastAsia="Calibri"/>
-          <w:b/>
-          <w:i w:val="0"/>
-          <w:color w:val="555555"/>
-          <w:sz w:val="22"/>
-        </w:rPr>
-        <w:t>seu histórico/referência</w:t>
-      </w:r>
-      <w:r>
-        <w:rPr>
-          <w:rFonts w:ascii="Calibri" w:hAnsi="Calibri" w:eastAsia="Calibri"/>
-          <w:b w:val="0"/>
-          <w:i/>
-          <w:color w:val="555555"/>
-          <w:sz w:val="22"/>
-        </w:rPr>
-        <w:t xml:space="preserve"> (orientação na call ou cruzamento quando ela submeter). </w:t>
-      </w:r>
-      <w:r>
-        <w:rPr>
-          <w:rFonts w:ascii="Calibri" w:hAnsi="Calibri" w:eastAsia="Calibri"/>
-          <w:b/>
-          <w:i w:val="0"/>
-          <w:color w:val="555555"/>
-          <w:sz w:val="22"/>
-        </w:rPr>
-        <w:t>Não repassar como documento.</w:t>
-      </w:r>
-      <w:r>
-        <w:rPr>
-          <w:rFonts w:ascii="Calibri" w:hAnsi="Calibri" w:eastAsia="Calibri"/>
-          <w:b w:val="0"/>
-          <w:i/>
-          <w:color w:val="555555"/>
-          <w:sz w:val="22"/>
-        </w:rPr>
-        <w:t xml:space="preserve">   Textos abaixo: base se precisar orientar de novo ou cruzar com o ABCD Form.</w:t>
+        <w:t>Limite Workday: 3.000 caracteres · este texto: verificar ao colar</w:t>
+      </w:r>
+    </w:p>
+    <w:p>
+      <w:r>
+        <w:rPr>
+          <w:rFonts w:ascii="Calibri" w:hAnsi="Calibri" w:eastAsia="Calibri"/>
+          <w:b w:val="0"/>
+          <w:i w:val="0"/>
+          <w:sz w:val="22"/>
+        </w:rPr>
+        <w:t>Durante o FY26, Andressa Silva Pereira atuou como Analyst, Back-End Developer, no cliente MAPFRE, em frente de sustentação, contribuindo nas atividades do time e ampliando conhecimento sobre o projeto e suas tecnologias. Nas 1:1 com o People Lead, demonstra abertura ao diálogo, interesse em carreira e disposição para alinhar expectativas — inclusive honestidade sobre frustração com stack legado e desejo de retomar trilha moderna (.NET atual, certificações), com plano realista (inglês + escada de certificações) para o próximo ciclo.</w:t>
+      </w:r>
+    </w:p>
+    <w:p>
+      <w:r>
+        <w:rPr>
+          <w:rFonts w:ascii="Calibri" w:hAnsi="Calibri" w:eastAsia="Calibri"/>
+          <w:b w:val="0"/>
+          <w:i w:val="0"/>
+          <w:sz w:val="22"/>
+        </w:rPr>
+        <w:t>Os feedbacks do período trazem um quadro completo. Camila Ferreira Ribeiro (Women In Tech) registra comprometimento com a trilha Power Skills, participação em todas as sessões analisadas, presença consistente e aderência elevada ao programa, com interações que reforçam o ambiente colaborativo. Renata Pereira Da Silva destaca excelente trabalho na equipe, domínio de C# e SQL, papel de referência nas análises do dia a dia, busca constante por aprendizado, compartilhamento de conhecimento e postura colaborativa e comprometida.</w:t>
+      </w:r>
+    </w:p>
+    <w:p>
+      <w:r>
+        <w:rPr>
+          <w:rFonts w:ascii="Calibri" w:hAnsi="Calibri" w:eastAsia="Calibri"/>
+          <w:b w:val="0"/>
+          <w:i w:val="0"/>
+          <w:sz w:val="22"/>
+        </w:rPr>
+        <w:t>O gestor Rafael G. Martins reconhece potencial de crescimento e, ao mesmo tempo, aponta que a evolução técnica no período ficou abaixo do esperado para o momento, com dependência ainda significativa do apoio da liderança técnica para condução e conclusão das atividades. Recomenda acelerar o desenvolvimento em .NET, ampliar autonomia (análise, investigação e resolução de problemas de forma mais independente) e transformar o suporte do time em conhecimento aplicado no dia a dia. O direcionamento de Review in 12 months reforça a necessidade de consolidação antes de responsabilidades maiores.</w:t>
+      </w:r>
+    </w:p>
+    <w:p>
+      <w:r>
+        <w:rPr>
+          <w:rFonts w:ascii="Calibri" w:hAnsi="Calibri" w:eastAsia="Calibri"/>
+          <w:b w:val="0"/>
+          <w:i w:val="0"/>
+          <w:sz w:val="22"/>
+        </w:rPr>
+        <w:t>Nas 1:1, o People Lead observa profissional engajada com o próprio desenvolvimento, com histórico técnico relevante (incl. experiências anteriores em .NET/microsserviços) e atuação consistente em cultura (Women In Tech). O desafio deste ciclo no MAPFRE foi a combinação de frente de menor porte, stack e tipo de trabalho com necessidade de acelerar autonomia na execução.</w:t>
+      </w:r>
+    </w:p>
+    <w:p>
+      <w:r>
+        <w:rPr>
+          <w:rFonts w:ascii="Calibri" w:hAnsi="Calibri" w:eastAsia="Calibri"/>
+          <w:b w:val="0"/>
+          <w:i w:val="0"/>
+          <w:sz w:val="22"/>
+        </w:rPr>
+        <w:t>Recomendação: não promover neste December Cycle; alinhar acompanhamento ao Review in 12 months. Reconhecer a contribuição em Women In Tech e a colaboração destacada pela par. Para o próximo ciclo, priorizar fortalecimento técnico em .NET e tecnologias da frente, redução da dependência de direcionamento e assunção progressiva de demandas com maior independência — com 1:1 mensais e alinhamento contínuo com Rafael G. Martins.</w:t>
       </w:r>
     </w:p>
     <w:p>
@@ -17326,7 +17368,7 @@
         <w:pStyle w:val="Heading3"/>
       </w:pPr>
       <w:r>
-        <w:t>Atenção (aprendizado do ciclo)</w:t>
+        <w:t>Checklist</w:t>
       </w:r>
     </w:p>
     <w:p>
@@ -17340,8 +17382,65 @@
           <w:i w:val="0"/>
           <w:sz w:val="22"/>
         </w:rPr>
-        <w:t xml:space="preserve">Em </w:t>
-      </w:r>
+        <w:t xml:space="preserve">☑ Feedback Camila (WIT)  </w:t>
+      </w:r>
+    </w:p>
+    <w:p>
+      <w:pPr>
+        <w:pStyle w:val="ListBullet"/>
+      </w:pPr>
+      <w:r>
+        <w:rPr>
+          <w:rFonts w:ascii="Calibri" w:hAnsi="Calibri" w:eastAsia="Calibri"/>
+          <w:b w:val="0"/>
+          <w:i w:val="0"/>
+          <w:sz w:val="22"/>
+        </w:rPr>
+        <w:t xml:space="preserve">☑ Feedback Renata (par)  </w:t>
+      </w:r>
+    </w:p>
+    <w:p>
+      <w:pPr>
+        <w:pStyle w:val="ListBullet"/>
+      </w:pPr>
+      <w:r>
+        <w:rPr>
+          <w:rFonts w:ascii="Calibri" w:hAnsi="Calibri" w:eastAsia="Calibri"/>
+          <w:b w:val="0"/>
+          <w:i w:val="0"/>
+          <w:sz w:val="22"/>
+        </w:rPr>
+        <w:t xml:space="preserve">☑ Feedback Rafael G. Martins (gestor)  </w:t>
+      </w:r>
+    </w:p>
+    <w:p>
+      <w:pPr>
+        <w:pStyle w:val="ListBullet"/>
+      </w:pPr>
+      <w:r>
+        <w:rPr>
+          <w:rFonts w:ascii="Calibri" w:hAnsi="Calibri" w:eastAsia="Calibri"/>
+          <w:b w:val="0"/>
+          <w:i w:val="0"/>
+          <w:sz w:val="22"/>
+        </w:rPr>
+        <w:t xml:space="preserve">☐ Colar no Workday (≤3000 caracteres)  </w:t>
+      </w:r>
+    </w:p>
+    <w:p>
+      <w:r>
+        <w:br w:type="page"/>
+      </w:r>
+    </w:p>
+    <w:p>
+      <w:pPr>
+        <w:pStyle w:val="Heading1"/>
+      </w:pPr>
+      <w:r>
+        <w:t>12. Comportamento e Desenvolvimento (Workday)</w:t>
+      </w:r>
+    </w:p>
+    <w:p>
       <w:r>
         <w:rPr>
           <w:rFonts w:ascii="Calibri" w:hAnsi="Calibri" w:eastAsia="Calibri"/>
@@ -17349,116 +17448,29 @@
           <w:i w:val="0"/>
           <w:sz w:val="22"/>
         </w:rPr>
-        <w:t>Atualidade</w:t>
-      </w:r>
-      <w:r>
-        <w:rPr>
-          <w:rFonts w:ascii="Calibri" w:hAnsi="Calibri" w:eastAsia="Calibri"/>
-          <w:b w:val="0"/>
-          <w:i w:val="0"/>
-          <w:sz w:val="22"/>
-        </w:rPr>
-        <w:t xml:space="preserve"> (métricas), o Workday aceita </w:t>
-      </w:r>
-      <w:r>
-        <w:rPr>
-          <w:rFonts w:ascii="Calibri" w:hAnsi="Calibri" w:eastAsia="Calibri"/>
-          <w:b/>
-          <w:i w:val="0"/>
-          <w:sz w:val="22"/>
-        </w:rPr>
-        <w:t>no máximo 150 caracteres</w:t>
-      </w:r>
-      <w:r>
-        <w:rPr>
-          <w:rFonts w:ascii="Calibri" w:hAnsi="Calibri" w:eastAsia="Calibri"/>
-          <w:b w:val="0"/>
-          <w:i w:val="0"/>
-          <w:sz w:val="22"/>
-        </w:rPr>
-        <w:t>. Se passar, aparece erro vermelho e não envia.</w:t>
-      </w:r>
-    </w:p>
-    <w:p>
-      <w:pPr>
-        <w:pStyle w:val="ListBullet"/>
-      </w:pPr>
-      <w:r>
-        <w:rPr>
-          <w:rFonts w:ascii="Calibri" w:hAnsi="Calibri" w:eastAsia="Calibri"/>
-          <w:b w:val="0"/>
-          <w:i w:val="0"/>
-          <w:sz w:val="22"/>
-        </w:rPr>
-        <w:t xml:space="preserve">Botão certo na edição da prioridade: </w:t>
-      </w:r>
-      <w:r>
-        <w:rPr>
-          <w:rFonts w:ascii="Calibri" w:hAnsi="Calibri" w:eastAsia="Calibri"/>
-          <w:b/>
-          <w:i w:val="0"/>
-          <w:sz w:val="22"/>
-        </w:rPr>
-        <w:t>Submeta e Refleta</w:t>
-      </w:r>
-      <w:r>
-        <w:rPr>
-          <w:rFonts w:ascii="Calibri" w:hAnsi="Calibri" w:eastAsia="Calibri"/>
-          <w:b w:val="0"/>
-          <w:i w:val="0"/>
-          <w:sz w:val="22"/>
-        </w:rPr>
-        <w:t xml:space="preserve"> / </w:t>
-      </w:r>
-      <w:r>
-        <w:rPr>
-          <w:rFonts w:ascii="Calibri" w:hAnsi="Calibri" w:eastAsia="Calibri"/>
-          <w:b/>
-          <w:i w:val="0"/>
-          <w:sz w:val="22"/>
-        </w:rPr>
-        <w:t>Submit &amp; Reflect</w:t>
-      </w:r>
-      <w:r>
-        <w:rPr>
-          <w:rFonts w:ascii="Calibri" w:hAnsi="Calibri" w:eastAsia="Calibri"/>
-          <w:b w:val="0"/>
-          <w:i w:val="0"/>
-          <w:sz w:val="22"/>
-        </w:rPr>
-        <w:t xml:space="preserve"> (não só “Ir para Prioridades Inicial”).</w:t>
-      </w:r>
-    </w:p>
-    <w:p>
-      <w:pPr>
-        <w:pStyle w:val="ListBullet"/>
-      </w:pPr>
-      <w:r>
-        <w:rPr>
-          <w:rFonts w:ascii="Calibri" w:hAnsi="Calibri" w:eastAsia="Calibri"/>
-          <w:b w:val="0"/>
-          <w:i w:val="0"/>
-          <w:sz w:val="22"/>
-        </w:rPr>
-        <w:t xml:space="preserve">Depois de colar, clique em </w:t>
-      </w:r>
-      <w:r>
-        <w:rPr>
-          <w:rFonts w:ascii="Calibri" w:hAnsi="Calibri" w:eastAsia="Calibri"/>
-          <w:b/>
-          <w:i w:val="0"/>
-          <w:sz w:val="22"/>
-        </w:rPr>
-        <w:t>Enviar</w:t>
-      </w:r>
-      <w:r>
-        <w:rPr>
-          <w:rFonts w:ascii="Calibri" w:hAnsi="Calibri" w:eastAsia="Calibri"/>
-          <w:b w:val="0"/>
-          <w:i w:val="0"/>
-          <w:sz w:val="22"/>
-        </w:rPr>
-        <w:t>. Rascunho não conta.</w:t>
+        <w:t>Uso interno People Lead · Colar no Workday</w:t>
+      </w:r>
+    </w:p>
+    <w:p>
+      <w:r>
+        <w:rPr>
+          <w:rFonts w:ascii="Calibri" w:hAnsi="Calibri" w:eastAsia="Calibri"/>
+          <w:b w:val="0"/>
+          <w:i w:val="0"/>
+          <w:sz w:val="22"/>
+        </w:rPr>
+        <w:t>Atualizado: 10/09/2026</w:t>
+      </w:r>
+    </w:p>
+    <w:p>
+      <w:r>
+        <w:rPr>
+          <w:rFonts w:ascii="Calibri" w:hAnsi="Calibri" w:eastAsia="Calibri"/>
+          <w:b w:val="0"/>
+          <w:i w:val="0"/>
+          <w:sz w:val="22"/>
+        </w:rPr>
+        <w:t>Feedbacks: Camila (WIT) · Renata (par) · Rafael G. Martins (gestor)</w:t>
       </w:r>
     </w:p>
     <w:p>
@@ -17473,22 +17485,10 @@
         <w:pStyle w:val="Heading3"/>
       </w:pPr>
       <w:r>
-        <w:t>Passo a passo na tela</w:t>
-      </w:r>
-    </w:p>
-    <w:p>
-      <w:pPr>
-        <w:pStyle w:val="ListNumber"/>
-      </w:pPr>
-      <w:r>
-        <w:rPr>
-          <w:rFonts w:ascii="Calibri" w:hAnsi="Calibri" w:eastAsia="Calibri"/>
-          <w:b w:val="0"/>
-          <w:i w:val="0"/>
-          <w:sz w:val="22"/>
-        </w:rPr>
-        <w:t xml:space="preserve">Workday → persona → </w:t>
-      </w:r>
+        <w:t>Slider — Comportamento e Colaboração</w:t>
+      </w:r>
+    </w:p>
+    <w:p>
       <w:r>
         <w:rPr>
           <w:rFonts w:ascii="Calibri" w:hAnsi="Calibri" w:eastAsia="Calibri"/>
@@ -17496,16 +17496,16 @@
           <w:i w:val="0"/>
           <w:sz w:val="22"/>
         </w:rPr>
-        <w:t>View Profile</w:t>
-      </w:r>
-      <w:r>
-        <w:rPr>
-          <w:rFonts w:ascii="Calibri" w:hAnsi="Calibri" w:eastAsia="Calibri"/>
-          <w:b w:val="0"/>
-          <w:i w:val="0"/>
-          <w:sz w:val="22"/>
-        </w:rPr>
-        <w:t xml:space="preserve"> → </w:t>
+        <w:t>Posição sugerida:</w:t>
+      </w:r>
+      <w:r>
+        <w:rPr>
+          <w:rFonts w:ascii="Calibri" w:hAnsi="Calibri" w:eastAsia="Calibri"/>
+          <w:b w:val="0"/>
+          <w:i w:val="0"/>
+          <w:sz w:val="22"/>
+        </w:rPr>
+        <w:t xml:space="preserve"> </w:t>
       </w:r>
       <w:r>
         <w:rPr>
@@ -17514,16 +17514,18 @@
           <w:i w:val="0"/>
           <w:sz w:val="22"/>
         </w:rPr>
-        <w:t>Desempenho / Performance</w:t>
-      </w:r>
-      <w:r>
-        <w:rPr>
-          <w:rFonts w:ascii="Calibri" w:hAnsi="Calibri" w:eastAsia="Calibri"/>
-          <w:b w:val="0"/>
-          <w:i w:val="0"/>
-          <w:sz w:val="22"/>
-        </w:rPr>
-        <w:t xml:space="preserve"> → </w:t>
+        <w:t>Comportamentos Esperados (médio de intervalo)</w:t>
+      </w:r>
+    </w:p>
+    <w:p>
+      <w:r>
+        <w:rPr>
+          <w:rFonts w:ascii="Calibri" w:hAnsi="Calibri" w:eastAsia="Calibri"/>
+          <w:b w:val="0"/>
+          <w:i w:val="0"/>
+          <w:sz w:val="22"/>
+        </w:rPr>
+        <w:t xml:space="preserve">Colaboração e postura alinhadas ao esperado (Renata + Camila + 1:1s). O gap do ciclo está mais em </w:t>
       </w:r>
       <w:r>
         <w:rPr>
@@ -17532,315 +17534,16 @@
           <w:i w:val="0"/>
           <w:sz w:val="22"/>
         </w:rPr>
-        <w:t>Priorities Homepage</w:t>
-      </w:r>
-      <w:r>
-        <w:rPr>
-          <w:rFonts w:ascii="Calibri" w:hAnsi="Calibri" w:eastAsia="Calibri"/>
-          <w:b w:val="0"/>
-          <w:i w:val="0"/>
-          <w:sz w:val="22"/>
-        </w:rPr>
-        <w:t>.</w:t>
-      </w:r>
-    </w:p>
-    <w:p>
-      <w:pPr>
-        <w:pStyle w:val="ListNumber"/>
-      </w:pPr>
-      <w:r>
-        <w:rPr>
-          <w:rFonts w:ascii="Calibri" w:hAnsi="Calibri" w:eastAsia="Calibri"/>
-          <w:b w:val="0"/>
-          <w:i w:val="0"/>
-          <w:sz w:val="22"/>
-        </w:rPr>
-        <w:t xml:space="preserve">Confira 4 cards (uma por categoria FY26). Se faltar, crie antes (ver doc </w:t>
-      </w:r>
-      <w:r>
-        <w:rPr>
-          <w:rFonts w:ascii="Consolas" w:hAnsi="Consolas" w:eastAsia="Consolas"/>
-          <w:b w:val="0"/>
-          <w:i w:val="0"/>
-          <w:color w:val="333333"/>
-          <w:sz w:val="18"/>
-        </w:rPr>
-        <w:t>08-workday-prioridades-abcd</w:t>
-      </w:r>
-      <w:r>
-        <w:rPr>
-          <w:rFonts w:ascii="Calibri" w:hAnsi="Calibri" w:eastAsia="Calibri"/>
-          <w:b w:val="0"/>
-          <w:i w:val="0"/>
-          <w:sz w:val="22"/>
-        </w:rPr>
-        <w:t>).</w:t>
-      </w:r>
-    </w:p>
-    <w:p>
-      <w:pPr>
-        <w:pStyle w:val="ListNumber"/>
-      </w:pPr>
-      <w:r>
-        <w:rPr>
-          <w:rFonts w:ascii="Calibri" w:hAnsi="Calibri" w:eastAsia="Calibri"/>
-          <w:b w:val="0"/>
-          <w:i w:val="0"/>
-          <w:sz w:val="22"/>
-        </w:rPr>
-        <w:t xml:space="preserve">No card da prioridade → clique em </w:t>
-      </w:r>
-      <w:r>
-        <w:rPr>
-          <w:rFonts w:ascii="Calibri" w:hAnsi="Calibri" w:eastAsia="Calibri"/>
-          <w:b/>
-          <w:i w:val="0"/>
-          <w:sz w:val="22"/>
-        </w:rPr>
-        <w:t>Edit &gt;</w:t>
-      </w:r>
-      <w:r>
-        <w:rPr>
-          <w:rFonts w:ascii="Calibri" w:hAnsi="Calibri" w:eastAsia="Calibri"/>
-          <w:b w:val="0"/>
-          <w:i w:val="0"/>
-          <w:sz w:val="22"/>
-        </w:rPr>
-        <w:t>.</w:t>
-      </w:r>
-    </w:p>
-    <w:p>
-      <w:pPr>
-        <w:pStyle w:val="ListNumber"/>
-      </w:pPr>
-      <w:r>
-        <w:rPr>
-          <w:rFonts w:ascii="Calibri" w:hAnsi="Calibri" w:eastAsia="Calibri"/>
-          <w:b w:val="0"/>
-          <w:i w:val="0"/>
-          <w:sz w:val="22"/>
-        </w:rPr>
-        <w:t xml:space="preserve">Confira título, descrição, categoria, métricas, revisores, cliente </w:t>
-      </w:r>
-      <w:r>
-        <w:rPr>
-          <w:rFonts w:ascii="Calibri" w:hAnsi="Calibri" w:eastAsia="Calibri"/>
-          <w:b/>
-          <w:i w:val="0"/>
-          <w:sz w:val="22"/>
-        </w:rPr>
-        <w:t>MAPFRE</w:t>
-      </w:r>
-      <w:r>
-        <w:rPr>
-          <w:rFonts w:ascii="Calibri" w:hAnsi="Calibri" w:eastAsia="Calibri"/>
-          <w:b w:val="0"/>
-          <w:i w:val="0"/>
-          <w:sz w:val="22"/>
-        </w:rPr>
-        <w:t xml:space="preserve">, status </w:t>
-      </w:r>
-      <w:r>
-        <w:rPr>
-          <w:rFonts w:ascii="Calibri" w:hAnsi="Calibri" w:eastAsia="Calibri"/>
-          <w:b/>
-          <w:i w:val="0"/>
-          <w:sz w:val="22"/>
-        </w:rPr>
-        <w:t>Em andamento</w:t>
-      </w:r>
-      <w:r>
-        <w:rPr>
-          <w:rFonts w:ascii="Calibri" w:hAnsi="Calibri" w:eastAsia="Calibri"/>
-          <w:b w:val="0"/>
-          <w:i w:val="0"/>
-          <w:sz w:val="22"/>
-        </w:rPr>
-        <w:t>.</w:t>
-      </w:r>
-    </w:p>
-    <w:p>
-      <w:pPr>
-        <w:pStyle w:val="ListNumber"/>
-      </w:pPr>
-      <w:r>
-        <w:rPr>
-          <w:rFonts w:ascii="Calibri" w:hAnsi="Calibri" w:eastAsia="Calibri"/>
-          <w:b w:val="0"/>
-          <w:i w:val="0"/>
-          <w:sz w:val="22"/>
-        </w:rPr>
-        <w:t xml:space="preserve">Clique em </w:t>
-      </w:r>
-      <w:r>
-        <w:rPr>
-          <w:rFonts w:ascii="Calibri" w:hAnsi="Calibri" w:eastAsia="Calibri"/>
-          <w:b/>
-          <w:i w:val="0"/>
-          <w:sz w:val="22"/>
-        </w:rPr>
-        <w:t>Submeta e Refleta</w:t>
-      </w:r>
-      <w:r>
-        <w:rPr>
-          <w:rFonts w:ascii="Calibri" w:hAnsi="Calibri" w:eastAsia="Calibri"/>
-          <w:b w:val="0"/>
-          <w:i w:val="0"/>
-          <w:sz w:val="22"/>
-        </w:rPr>
-        <w:t>.</w:t>
-      </w:r>
-    </w:p>
-    <w:p>
-      <w:pPr>
-        <w:pStyle w:val="ListNumber"/>
-      </w:pPr>
-      <w:r>
-        <w:rPr>
-          <w:rFonts w:ascii="Calibri" w:hAnsi="Calibri" w:eastAsia="Calibri"/>
-          <w:b w:val="0"/>
-          <w:i w:val="0"/>
-          <w:sz w:val="22"/>
-        </w:rPr>
-        <w:t xml:space="preserve">Na tela </w:t>
-      </w:r>
-      <w:r>
-        <w:rPr>
-          <w:rFonts w:ascii="Calibri" w:hAnsi="Calibri" w:eastAsia="Calibri"/>
-          <w:b/>
-          <w:i w:val="0"/>
-          <w:sz w:val="22"/>
-        </w:rPr>
-        <w:t>Autorreflexão</w:t>
-      </w:r>
-      <w:r>
-        <w:rPr>
-          <w:rFonts w:ascii="Calibri" w:hAnsi="Calibri" w:eastAsia="Calibri"/>
-          <w:b w:val="0"/>
-          <w:i w:val="0"/>
-          <w:sz w:val="22"/>
-        </w:rPr>
-        <w:t>:</w:t>
-      </w:r>
-    </w:p>
-    <w:p>
-      <w:pPr>
-        <w:pStyle w:val="ListBullet"/>
-      </w:pPr>
-      <w:r>
-        <w:rPr>
-          <w:rFonts w:ascii="Calibri" w:hAnsi="Calibri" w:eastAsia="Calibri"/>
-          <w:b w:val="0"/>
-          <w:i w:val="0"/>
-          <w:sz w:val="22"/>
-        </w:rPr>
-        <w:t>Cole o texto no campo grande</w:t>
-      </w:r>
-    </w:p>
-    <w:p>
-      <w:pPr>
-        <w:pStyle w:val="ListBullet"/>
-      </w:pPr>
-      <w:r>
-        <w:rPr>
-          <w:rFonts w:ascii="Calibri" w:hAnsi="Calibri" w:eastAsia="Calibri"/>
-          <w:b w:val="0"/>
-          <w:i w:val="0"/>
-          <w:sz w:val="22"/>
-        </w:rPr>
-        <w:t xml:space="preserve">Arraste o </w:t>
-      </w:r>
-      <w:r>
-        <w:rPr>
-          <w:rFonts w:ascii="Calibri" w:hAnsi="Calibri" w:eastAsia="Calibri"/>
-          <w:b/>
-          <w:i w:val="0"/>
-          <w:sz w:val="22"/>
-        </w:rPr>
-        <w:t>slider de impacto</w:t>
-      </w:r>
-    </w:p>
-    <w:p>
-      <w:pPr>
-        <w:pStyle w:val="ListBullet"/>
-      </w:pPr>
-      <w:r>
-        <w:rPr>
-          <w:rFonts w:ascii="Calibri" w:hAnsi="Calibri" w:eastAsia="Calibri"/>
-          <w:b w:val="0"/>
-          <w:i w:val="0"/>
-          <w:sz w:val="22"/>
-        </w:rPr>
-        <w:t xml:space="preserve">Preencha as 3 caixas </w:t>
-      </w:r>
-      <w:r>
-        <w:rPr>
-          <w:rFonts w:ascii="Calibri" w:hAnsi="Calibri" w:eastAsia="Calibri"/>
-          <w:b/>
-          <w:i w:val="0"/>
-          <w:sz w:val="22"/>
-        </w:rPr>
-        <w:t>Atualidade</w:t>
-      </w:r>
-      <w:r>
-        <w:rPr>
-          <w:rFonts w:ascii="Calibri" w:hAnsi="Calibri" w:eastAsia="Calibri"/>
-          <w:b w:val="0"/>
-          <w:i w:val="0"/>
-          <w:sz w:val="22"/>
-        </w:rPr>
-        <w:t xml:space="preserve"> (≤150 caracteres)</w:t>
-      </w:r>
-    </w:p>
-    <w:p>
-      <w:pPr>
-        <w:pStyle w:val="ListBullet"/>
-      </w:pPr>
-      <w:r>
-        <w:rPr>
-          <w:rFonts w:ascii="Calibri" w:hAnsi="Calibri" w:eastAsia="Calibri"/>
-          <w:b w:val="0"/>
-          <w:i w:val="0"/>
-          <w:sz w:val="22"/>
-        </w:rPr>
-        <w:t xml:space="preserve">Clique em </w:t>
-      </w:r>
-      <w:r>
-        <w:rPr>
-          <w:rFonts w:ascii="Calibri" w:hAnsi="Calibri" w:eastAsia="Calibri"/>
-          <w:b/>
-          <w:i w:val="0"/>
-          <w:sz w:val="22"/>
-        </w:rPr>
-        <w:t>Enviar</w:t>
-      </w:r>
-    </w:p>
-    <w:p>
-      <w:pPr>
-        <w:pStyle w:val="ListNumber"/>
-      </w:pPr>
-      <w:r>
-        <w:rPr>
-          <w:rFonts w:ascii="Calibri" w:hAnsi="Calibri" w:eastAsia="Calibri"/>
-          <w:b w:val="0"/>
-          <w:i w:val="0"/>
-          <w:sz w:val="22"/>
-        </w:rPr>
-        <w:t>Repita para as 4 prioridades.</w:t>
-      </w:r>
-    </w:p>
-    <w:p>
-      <w:pPr>
-        <w:pStyle w:val="ListNumber"/>
-      </w:pPr>
-      <w:r>
-        <w:rPr>
-          <w:rFonts w:ascii="Calibri" w:hAnsi="Calibri" w:eastAsia="Calibri"/>
-          <w:b w:val="0"/>
-          <w:i w:val="0"/>
-          <w:sz w:val="22"/>
-        </w:rPr>
-        <w:t>Em Feedback e ABCD, confira se não ficou “priorities with no reflections”.</w:t>
+        <w:t>evolução técnica/autonomia no projeto</w:t>
+      </w:r>
+      <w:r>
+        <w:rPr>
+          <w:rFonts w:ascii="Calibri" w:hAnsi="Calibri" w:eastAsia="Calibri"/>
+          <w:b w:val="0"/>
+          <w:i w:val="0"/>
+          <w:sz w:val="22"/>
+        </w:rPr>
+        <w:t xml:space="preserve"> (Rafael) do que em comportamento interpessoal — isso vai no Desenvolvimento &amp; Crescimento e nas Áreas de Impacto (Cliente).</w:t>
       </w:r>
     </w:p>
     <w:p>
@@ -17855,63 +17558,18 @@
         <w:pStyle w:val="Heading3"/>
       </w:pPr>
       <w:r>
-        <w:t>Ordem sugerida</w:t>
-      </w:r>
-    </w:p>
-    <w:p>
-      <w:pPr>
-        <w:pStyle w:val="ListNumber"/>
-      </w:pPr>
-      <w:r>
-        <w:rPr>
-          <w:rFonts w:ascii="Calibri" w:hAnsi="Calibri" w:eastAsia="Calibri"/>
-          <w:b w:val="0"/>
-          <w:i w:val="0"/>
-          <w:sz w:val="22"/>
-        </w:rPr>
-        <w:t xml:space="preserve">Criação de Valor para o Cliente (MAPFRE)  </w:t>
-      </w:r>
-    </w:p>
-    <w:p>
-      <w:pPr>
-        <w:pStyle w:val="ListNumber"/>
-      </w:pPr>
-      <w:r>
-        <w:rPr>
-          <w:rFonts w:ascii="Calibri" w:hAnsi="Calibri" w:eastAsia="Calibri"/>
-          <w:b w:val="0"/>
-          <w:i w:val="0"/>
-          <w:sz w:val="22"/>
-        </w:rPr>
-        <w:t xml:space="preserve">Habilitação de IA  </w:t>
-      </w:r>
-    </w:p>
-    <w:p>
-      <w:pPr>
-        <w:pStyle w:val="ListNumber"/>
-      </w:pPr>
-      <w:r>
-        <w:rPr>
-          <w:rFonts w:ascii="Calibri" w:hAnsi="Calibri" w:eastAsia="Calibri"/>
-          <w:b w:val="0"/>
-          <w:i w:val="0"/>
-          <w:sz w:val="22"/>
-        </w:rPr>
-        <w:t xml:space="preserve">Ótimo Lugar para Trabalhar  </w:t>
-      </w:r>
-    </w:p>
-    <w:p>
-      <w:pPr>
-        <w:pStyle w:val="ListNumber"/>
-      </w:pPr>
-      <w:r>
-        <w:rPr>
-          <w:rFonts w:ascii="Calibri" w:hAnsi="Calibri" w:eastAsia="Calibri"/>
-          <w:b w:val="0"/>
-          <w:i w:val="0"/>
-          <w:sz w:val="22"/>
-        </w:rPr>
-        <w:t xml:space="preserve">Comunidade (Women In Tech)  </w:t>
+        <w:t>Comentário — Comportamento e Colaboração (colar)</w:t>
+      </w:r>
+    </w:p>
+    <w:p>
+      <w:r>
+        <w:rPr>
+          <w:rFonts w:ascii="Calibri" w:hAnsi="Calibri" w:eastAsia="Calibri"/>
+          <w:b w:val="0"/>
+          <w:i w:val="0"/>
+          <w:sz w:val="22"/>
+        </w:rPr>
+        <w:t>Andressa Silva Pereira demonstra comportamentos alinhados ao esperado para Analyst no que diz respeito a colaboração e postura profissional. A par Renata Pereira Da Silva destaca trabalho excelente na equipe, domínio de C# e SQL, papel de referência nas análises do dia a dia, busca constante por aprendizado, compartilhamento de conhecimento e postura colaborativa e comprometida. Camila Ferreira Ribeiro (Women In Tech) reforça comprometimento, presença consistente e contribuição ao ambiente colaborativo da trilha Power Skills. Nas 1:1 com o People Lead, demonstra abertura ao diálogo, honestidade sobre desafios de carreira/stack e interesse em se desenvolver. O gestor Rafael G. Martins reconhece potencial e contribuição nas atividades do time; o ponto de atenção do ciclo concentra-se mais na aceleração técnica e na autonomia de execução do que na colaboração interpessoal — tema tratado em Desenvolvimento &amp; Crescimento.</w:t>
       </w:r>
     </w:p>
     <w:p>
@@ -17923,112 +17581,83 @@
     </w:p>
     <w:p>
       <w:pPr>
-        <w:pStyle w:val="Heading2"/>
-      </w:pPr>
-      <w:r>
-        <w:t>1) Cliente — MAPFRE · Impacto 6–7</w:t>
-      </w:r>
-    </w:p>
-    <w:p>
-      <w:pPr>
         <w:pStyle w:val="Heading3"/>
       </w:pPr>
       <w:r>
-        <w:t>Reflexão (colar)</w:t>
-      </w:r>
-    </w:p>
-    <w:p>
-      <w:r>
-        <w:rPr>
-          <w:rFonts w:ascii="Calibri" w:hAnsi="Calibri" w:eastAsia="Calibri"/>
-          <w:b w:val="0"/>
-          <w:i w:val="0"/>
-          <w:sz w:val="22"/>
-        </w:rPr>
-        <w:t>Durante o FY26, atuei na sustentação do cliente MAPFRE com foco em análise e resolução de incidentes apontados pelo parceiro, continuidade do serviço e colaboração com o time misto (Avanade e cliente), mesmo em ambiente de stack legado.</w:t>
-      </w:r>
-    </w:p>
-    <w:p>
-      <w:r>
-        <w:rPr>
-          <w:rFonts w:ascii="Calibri" w:hAnsi="Calibri" w:eastAsia="Calibri"/>
-          <w:b w:val="0"/>
-          <w:i w:val="0"/>
-          <w:sz w:val="22"/>
-        </w:rPr>
-        <w:t>O que deu certo: mantive a operação com diagnóstico de problemas, apoio para restabelecer o funcionamento do sistema e comunicação com o time. A parceria com a colega Avanade e com as pessoas do cliente ajudou a destravar o dia a dia.</w:t>
-      </w:r>
-    </w:p>
-    <w:p>
-      <w:r>
-        <w:rPr>
-          <w:rFonts w:ascii="Calibri" w:hAnsi="Calibri" w:eastAsia="Calibri"/>
-          <w:b w:val="0"/>
-          <w:i w:val="0"/>
-          <w:sz w:val="22"/>
-        </w:rPr>
-        <w:t>O que poderia ser melhor: documentar com mais frequência os casos resolvidos (causa, impacto, solução) para dar mais visibilidade ao valor entregue; alinhar periodicamente com o líder de projeto a percepção de performance.</w:t>
-      </w:r>
-    </w:p>
-    <w:p>
-      <w:r>
-        <w:rPr>
-          <w:rFonts w:ascii="Calibri" w:hAnsi="Calibri" w:eastAsia="Calibri"/>
-          <w:b w:val="0"/>
-          <w:i w:val="0"/>
-          <w:sz w:val="22"/>
-        </w:rPr>
-        <w:t>Próximos passos: registrar evidências das principais entregas; alinhar feedback com o gestor; levar os aprendizados de sustentação para o fechamento do ciclo.</w:t>
-      </w:r>
-    </w:p>
-    <w:p>
-      <w:pPr>
-        <w:pStyle w:val="Heading3"/>
-      </w:pPr>
-      <w:r>
-        <w:t>Atualidade (≤150)</w:t>
-      </w:r>
-    </w:p>
-    <w:p>
-      <w:pPr>
-        <w:ind w:left="283"/>
-      </w:pPr>
-      <w:r>
-        <w:rPr>
-          <w:rFonts w:ascii="Consolas" w:hAnsi="Consolas" w:eastAsia="Consolas"/>
-          <w:b w:val="0"/>
-          <w:i w:val="0"/>
-          <w:sz w:val="18"/>
-        </w:rPr>
-        <w:t>Análises e resoluções de incidentes na MAPFRE com foco em estabilidade e continuidade do serviço.</w:t>
-      </w:r>
-    </w:p>
-    <w:p>
-      <w:pPr>
-        <w:ind w:left="283"/>
-      </w:pPr>
-      <w:r>
-        <w:rPr>
-          <w:rFonts w:ascii="Consolas" w:hAnsi="Consolas" w:eastAsia="Consolas"/>
-          <w:b w:val="0"/>
-          <w:i w:val="0"/>
-          <w:sz w:val="18"/>
-        </w:rPr>
-        <w:t>Entregas de sustentação com qualidade no time misto Avanade + cliente MAPFRE.</w:t>
-      </w:r>
-    </w:p>
-    <w:p>
-      <w:pPr>
-        <w:ind w:left="283"/>
-      </w:pPr>
-      <w:r>
-        <w:rPr>
-          <w:rFonts w:ascii="Consolas" w:hAnsi="Consolas" w:eastAsia="Consolas"/>
-          <w:b w:val="0"/>
-          <w:i w:val="0"/>
-          <w:sz w:val="18"/>
-        </w:rPr>
-        <w:t>Colaboração contínua com parceiro/cliente na investigação e correção de problemas do sistema.</w:t>
+        <w:t>Comentário — Desenvolvimento &amp; Crescimento (colar)</w:t>
+      </w:r>
+    </w:p>
+    <w:p>
+      <w:r>
+        <w:rPr>
+          <w:rFonts w:ascii="Calibri" w:hAnsi="Calibri" w:eastAsia="Calibri"/>
+          <w:b w:val="0"/>
+          <w:i w:val="0"/>
+          <w:sz w:val="22"/>
+        </w:rPr>
+        <w:t>Para o próximo ciclo (alinhado ao Review in 12 months do gestor Rafael G. Martins), o foco principal é acelerar a evolução técnica e ampliar a autonomia na MAPFRE: fortalecer .NET e as tecnologias da frente em que atua; aplicar o aprendizado no dia a dia; reduzir a dependência do apoio da liderança técnica na condução e conclusão das atividades; e assumir maior responsabilidade sobre demandas, com capacidade de análise, investigação e resolução de problemas de forma mais independente. Manter os pontos fortes já reconhecidos pela par (C#/SQL, compartilhamento de conhecimento) e a atuação consistente em Women In Tech. Em carreira com o People Lead: plano realista de certificações (SC-900 e DP-900 já conquistadas; AI-900 condicionada a inglês/goFluent) e recuperação de stack moderna sem abandonar a entrega no cliente. Continuar 1:1 mensais e alinhamento contínuo com Rafael G. Martins.</w:t>
+      </w:r>
+    </w:p>
+    <w:p>
+      <w:r>
+        <w:br w:type="page"/>
+      </w:r>
+    </w:p>
+    <w:p>
+      <w:pPr>
+        <w:pStyle w:val="Heading1"/>
+      </w:pPr>
+      <w:r>
+        <w:t>13. Áreas de Impacto (Workday)</w:t>
+      </w:r>
+    </w:p>
+    <w:p>
+      <w:r>
+        <w:rPr>
+          <w:rFonts w:ascii="Calibri" w:hAnsi="Calibri" w:eastAsia="Calibri"/>
+          <w:b/>
+          <w:i w:val="0"/>
+          <w:sz w:val="22"/>
+        </w:rPr>
+        <w:t>People Lead · Jônatas · 10/09/2026</w:t>
+      </w:r>
+    </w:p>
+    <w:p>
+      <w:r>
+        <w:rPr>
+          <w:rFonts w:ascii="Calibri" w:hAnsi="Calibri" w:eastAsia="Calibri"/>
+          <w:b w:val="0"/>
+          <w:i w:val="0"/>
+          <w:sz w:val="22"/>
+        </w:rPr>
+        <w:t xml:space="preserve">Nome: </w:t>
+      </w:r>
+      <w:r>
+        <w:rPr>
+          <w:rFonts w:ascii="Calibri" w:hAnsi="Calibri" w:eastAsia="Calibri"/>
+          <w:b/>
+          <w:i w:val="0"/>
+          <w:sz w:val="22"/>
+        </w:rPr>
+        <w:t>Andressa Silva Pereira</w:t>
+      </w:r>
+      <w:r>
+        <w:rPr>
+          <w:rFonts w:ascii="Calibri" w:hAnsi="Calibri" w:eastAsia="Calibri"/>
+          <w:b w:val="0"/>
+          <w:i w:val="0"/>
+          <w:sz w:val="22"/>
+        </w:rPr>
+        <w:t xml:space="preserve"> · Analyst, Back-End · </w:t>
+      </w:r>
+      <w:r>
+        <w:rPr>
+          <w:rFonts w:ascii="Calibri" w:hAnsi="Calibri" w:eastAsia="Calibri"/>
+          <w:b/>
+          <w:i w:val="0"/>
+          <w:sz w:val="22"/>
+        </w:rPr>
+        <w:t>MAPFRE</w:t>
       </w:r>
     </w:p>
     <w:p>
@@ -18043,7 +17672,7 @@
         <w:pStyle w:val="Heading2"/>
       </w:pPr>
       <w:r>
-        <w:t>2) Habilitação de IA · Impacto 5–6</w:t>
+        <w:t>COPIAR — Português (4 áreas)</w:t>
       </w:r>
     </w:p>
     <w:p>
@@ -18051,51 +17680,18 @@
         <w:pStyle w:val="Heading3"/>
       </w:pPr>
       <w:r>
-        <w:t>Reflexão (colar)</w:t>
-      </w:r>
-    </w:p>
-    <w:p>
-      <w:r>
-        <w:rPr>
-          <w:rFonts w:ascii="Calibri" w:hAnsi="Calibri" w:eastAsia="Calibri"/>
-          <w:b w:val="0"/>
-          <w:i w:val="0"/>
-          <w:sz w:val="22"/>
-        </w:rPr>
-        <w:t>Durante o FY26, mantive desenvolvimento em Inteligência Artificial e cloud, com estudo contínuo e tentativas de certificação (incluindo AI-900), alinhada à cobrança da empresa. Já possuo SC-900 e DP-900 como base.</w:t>
-      </w:r>
-    </w:p>
-    <w:p>
-      <w:r>
-        <w:rPr>
-          <w:rFonts w:ascii="Calibri" w:hAnsi="Calibri" w:eastAsia="Calibri"/>
-          <w:b w:val="0"/>
-          <w:i w:val="0"/>
-          <w:sz w:val="22"/>
-        </w:rPr>
-        <w:t>O que deu certo: mantive dedicação ao aprendizado (IA/Azure), participei de Power Skills e mantive o tema no radar profissional, apesar das barreiras da prova em inglês e do formato cronometrado.</w:t>
-      </w:r>
-    </w:p>
-    <w:p>
-      <w:r>
-        <w:rPr>
-          <w:rFonts w:ascii="Calibri" w:hAnsi="Calibri" w:eastAsia="Calibri"/>
-          <w:b w:val="0"/>
-          <w:i w:val="0"/>
-          <w:sz w:val="22"/>
-        </w:rPr>
-        <w:t>O que poderia ser melhor: tratar a certificação como trilha realista (inglês + próxima prova) e aumentar o uso prático de ferramentas de IA/Copilot na análise de incidentes na MAPFRE, mesmo no legado.</w:t>
-      </w:r>
-    </w:p>
-    <w:p>
-      <w:r>
-        <w:rPr>
-          <w:rFonts w:ascii="Calibri" w:hAnsi="Calibri" w:eastAsia="Calibri"/>
-          <w:b w:val="0"/>
-          <w:i w:val="0"/>
-          <w:sz w:val="22"/>
-        </w:rPr>
-        <w:t>Próximos passos: definir certificação realista (ex.: GitHub Foundations ou retomada Azure); rotina de inglês; preencher skill de Copilot no mini CV; usar IA de forma aplicada em tarefas de análise.</w:t>
+        <w:t>1) Client Value Creation / Criação de Valor para o Cliente</w:t>
+      </w:r>
+    </w:p>
+    <w:p>
+      <w:r>
+        <w:rPr>
+          <w:rFonts w:ascii="Calibri" w:hAnsi="Calibri" w:eastAsia="Calibri"/>
+          <w:b w:val="0"/>
+          <w:i w:val="0"/>
+          <w:sz w:val="22"/>
+        </w:rPr>
+        <w:t>Andressa Silva Pereira atuou no cliente MAPFRE em frente de sustentação de menor porte, contribuindo nas atividades do time e ampliando conhecimento sobre o projeto e suas tecnologias. A par Renata destaca domínio de C# e SQL e referência nas análises do dia a dia. O gestor Rafael G. Martins reconhece a contribuição e o potencial, porém aponta que a evolução técnica no período ficou abaixo do esperado, com dependência ainda significativa do apoio da liderança técnica. Para o próximo ciclo, o impacto no cliente deve crescer via maior autonomia na condução e conclusão das demandas e fortalecimento técnico em .NET aplicado à frente.</w:t>
       </w:r>
     </w:p>
     <w:p>
@@ -18103,49 +17699,74 @@
         <w:pStyle w:val="Heading3"/>
       </w:pPr>
       <w:r>
-        <w:t>Atualidade (≤150)</w:t>
-      </w:r>
-    </w:p>
-    <w:p>
-      <w:pPr>
-        <w:ind w:left="283"/>
-      </w:pPr>
-      <w:r>
-        <w:rPr>
-          <w:rFonts w:ascii="Consolas" w:hAnsi="Consolas" w:eastAsia="Consolas"/>
-          <w:b w:val="0"/>
-          <w:i w:val="0"/>
-          <w:sz w:val="18"/>
-        </w:rPr>
-        <w:t>Estudo contínuo de IA/Azure; tentativas de AI-900; base SC-900 e DP-900 já conquistadas.</w:t>
-      </w:r>
-    </w:p>
-    <w:p>
-      <w:pPr>
-        <w:ind w:left="283"/>
-      </w:pPr>
-      <w:r>
-        <w:rPr>
-          <w:rFonts w:ascii="Consolas" w:hAnsi="Consolas" w:eastAsia="Consolas"/>
-          <w:b w:val="0"/>
-          <w:i w:val="0"/>
-          <w:sz w:val="18"/>
-        </w:rPr>
-        <w:t>Power Skills em andamento/concluído; trilha de IA mantida no radar com plano realista.</w:t>
-      </w:r>
-    </w:p>
-    <w:p>
-      <w:pPr>
-        <w:ind w:left="283"/>
-      </w:pPr>
-      <w:r>
-        <w:rPr>
-          <w:rFonts w:ascii="Consolas" w:hAnsi="Consolas" w:eastAsia="Consolas"/>
-          <w:b w:val="0"/>
-          <w:i w:val="0"/>
-          <w:sz w:val="18"/>
-        </w:rPr>
-        <w:t>Início/uso pontual de ferramentas de IA na análise; skill Copilot a formalizar no mini CV.</w:t>
+        <w:t>2) AI Enablement / Habilitação de IA</w:t>
+      </w:r>
+    </w:p>
+    <w:p>
+      <w:r>
+        <w:rPr>
+          <w:rFonts w:ascii="Calibri" w:hAnsi="Calibri" w:eastAsia="Calibri"/>
+          <w:b w:val="0"/>
+          <w:i w:val="0"/>
+          <w:sz w:val="22"/>
+        </w:rPr>
+        <w:t>Andressa manteve intenção alinhada à habilitação de IA da prática, com estudo e tentativas na trilha AI-900, além de certificações já conquistadas (SC-900 e DP-900). No dia a dia da MAPFRE (stack legado / sustentação), a aplicação prática de IA/Copilot no projeto ainda é limitada. A prioridade de badge AI-900 permanece condicionada a evolução de inglês e a um plano realista no próximo ciclo; o foco imediato de impacto deve priorizar autonomia técnica no cliente, conectando capacitação à entrega.</w:t>
+      </w:r>
+    </w:p>
+    <w:p>
+      <w:pPr>
+        <w:pStyle w:val="Heading3"/>
+      </w:pPr>
+      <w:r>
+        <w:t>3) Great Place to Work for Reinventors / Ótimo Lugar</w:t>
+      </w:r>
+    </w:p>
+    <w:p>
+      <w:r>
+        <w:rPr>
+          <w:rFonts w:ascii="Calibri" w:hAnsi="Calibri" w:eastAsia="Calibri"/>
+          <w:b w:val="0"/>
+          <w:i w:val="0"/>
+          <w:sz w:val="22"/>
+        </w:rPr>
+        <w:t>Andressa contribui para um ambiente colaborativo: compartilha descobertas com o time (Renata), participa com consistência da trilha Women In Tech / Power Skills (Camila) e mantém abertura nas 1:1 de carreira com o People Lead. Demonstra busca por aprendizado e atualização. O próximo ciclo deve equilibrar essa postura de colaboração com maior independência na execução técnica no projeto, transformando o suporte da liderança em autonomia.</w:t>
+      </w:r>
+    </w:p>
+    <w:p>
+      <w:pPr>
+        <w:pStyle w:val="Heading3"/>
+      </w:pPr>
+      <w:r>
+        <w:t>4) Community / Comunidade</w:t>
+      </w:r>
+    </w:p>
+    <w:p>
+      <w:r>
+        <w:rPr>
+          <w:rFonts w:ascii="Calibri" w:hAnsi="Calibri" w:eastAsia="Calibri"/>
+          <w:b w:val="0"/>
+          <w:i w:val="0"/>
+          <w:sz w:val="22"/>
+        </w:rPr>
+        <w:t xml:space="preserve">Andressa teve impacto concreto em comunidade via </w:t>
+      </w:r>
+      <w:r>
+        <w:rPr>
+          <w:rFonts w:ascii="Calibri" w:hAnsi="Calibri" w:eastAsia="Calibri"/>
+          <w:b/>
+          <w:i w:val="0"/>
+          <w:sz w:val="22"/>
+        </w:rPr>
+        <w:t>Women In Tech</w:t>
+      </w:r>
+      <w:r>
+        <w:rPr>
+          <w:rFonts w:ascii="Calibri" w:hAnsi="Calibri" w:eastAsia="Calibri"/>
+          <w:b w:val="0"/>
+          <w:i w:val="0"/>
+          <w:sz w:val="22"/>
+        </w:rPr>
+        <w:t>: Camila Ferreira Ribeiro registra comprometimento com a trilha Power Skills, participação em todas as sessões analisadas, presença consistente, elevada aderência ao programa e interações que reforçam o ambiente colaborativo dos encontros. Essa frente é um ponto forte do FY e deve ser mantida no próximo ciclo, sem substituir a necessidade de acelerar autonomia técnica no cliente.</w:t>
       </w:r>
     </w:p>
     <w:p>
@@ -18160,7 +17781,7 @@
         <w:pStyle w:val="Heading2"/>
       </w:pPr>
       <w:r>
-        <w:t>3) Ótimo Lugar para Trabalhar · Impacto 6–7</w:t>
+        <w:t>COPIAR — English (se o campo estiver em inglês)</w:t>
       </w:r>
     </w:p>
     <w:p>
@@ -18168,51 +17789,18 @@
         <w:pStyle w:val="Heading3"/>
       </w:pPr>
       <w:r>
-        <w:t>Reflexão (colar)</w:t>
-      </w:r>
-    </w:p>
-    <w:p>
-      <w:r>
-        <w:rPr>
-          <w:rFonts w:ascii="Calibri" w:hAnsi="Calibri" w:eastAsia="Calibri"/>
-          <w:b w:val="0"/>
-          <w:i w:val="0"/>
-          <w:sz w:val="22"/>
-        </w:rPr>
-        <w:t>Durante o FY26, contribuí para um ambiente colaborativo na MAPFRE e na Avanade, com comunicação com gestor e pares, apoio mútuo na resolução de problemas, participação em Power Skills e alinhamento contínuo com o People Lead sobre carreira e ciclo.</w:t>
-      </w:r>
-    </w:p>
-    <w:p>
-      <w:r>
-        <w:rPr>
-          <w:rFonts w:ascii="Calibri" w:hAnsi="Calibri" w:eastAsia="Calibri"/>
-          <w:b w:val="0"/>
-          <w:i w:val="0"/>
-          <w:sz w:val="22"/>
-        </w:rPr>
-        <w:t>O que deu certo: colaboração positiva com a colega Avanade e com o time do cliente; comunicação de ausências ao gestor; abertura com o novo People Lead e cadência mensal de 1:1; participação no Power Skills.</w:t>
-      </w:r>
-    </w:p>
-    <w:p>
-      <w:r>
-        <w:rPr>
-          <w:rFonts w:ascii="Calibri" w:hAnsi="Calibri" w:eastAsia="Calibri"/>
-          <w:b w:val="0"/>
-          <w:i w:val="0"/>
-          <w:sz w:val="22"/>
-        </w:rPr>
-        <w:t>O que poderia ser melhor: aumentar a visibilidade da atuação para o líder de projeto; acompanhar CALLs da prática via gravação/resumo quando houver conflito de horário; transformar feedbacks informais em registro para o ciclo.</w:t>
-      </w:r>
-    </w:p>
-    <w:p>
-      <w:r>
-        <w:rPr>
-          <w:rFonts w:ascii="Calibri" w:hAnsi="Calibri" w:eastAsia="Calibri"/>
-          <w:b w:val="0"/>
-          <w:i w:val="0"/>
-          <w:sz w:val="22"/>
-        </w:rPr>
-        <w:t>Próximos passos: café de alinhamento de percepção com o líder; manter 1:1s; registrar aprendizados do Power Skills na autoavaliação.</w:t>
+        <w:t>1) Client Value Creation</w:t>
+      </w:r>
+    </w:p>
+    <w:p>
+      <w:r>
+        <w:rPr>
+          <w:rFonts w:ascii="Calibri" w:hAnsi="Calibri" w:eastAsia="Calibri"/>
+          <w:b w:val="0"/>
+          <w:i w:val="0"/>
+          <w:sz w:val="22"/>
+        </w:rPr>
+        <w:t>Andressa Silva Pereira contributed at MAPFRE on a smaller sustainment stream, supporting team activities and building project/technology knowledge. Peer Renata highlights strong C# and SQL skills and day-to-day analysis reference. Manager Rafael G. Martins recognizes contribution and growth potential, while noting technical progress below expectations and continued dependence on technical leadership support. Next cycle impact should come from greater autonomy closing work and applied .NET strength on her stream.</w:t>
       </w:r>
     </w:p>
     <w:p>
@@ -18220,49 +17808,56 @@
         <w:pStyle w:val="Heading3"/>
       </w:pPr>
       <w:r>
-        <w:t>Atualidade (≤150)</w:t>
-      </w:r>
-    </w:p>
-    <w:p>
-      <w:pPr>
-        <w:ind w:left="283"/>
-      </w:pPr>
-      <w:r>
-        <w:rPr>
-          <w:rFonts w:ascii="Consolas" w:hAnsi="Consolas" w:eastAsia="Consolas"/>
-          <w:b w:val="0"/>
-          <w:i w:val="0"/>
-          <w:sz w:val="18"/>
-        </w:rPr>
-        <w:t>Colaboração positiva no time MAPFRE e comunicação clara com gestor e People Lead.</w:t>
-      </w:r>
-    </w:p>
-    <w:p>
-      <w:pPr>
-        <w:ind w:left="283"/>
-      </w:pPr>
-      <w:r>
-        <w:rPr>
-          <w:rFonts w:ascii="Consolas" w:hAnsi="Consolas" w:eastAsia="Consolas"/>
-          <w:b w:val="0"/>
-          <w:i w:val="0"/>
-          <w:sz w:val="18"/>
-        </w:rPr>
-        <w:t>Participação em Power Skills e 1:1s mensais de carreira/ciclo com o People Lead.</w:t>
-      </w:r>
-    </w:p>
-    <w:p>
-      <w:pPr>
-        <w:ind w:left="283"/>
-      </w:pPr>
-      <w:r>
-        <w:rPr>
-          <w:rFonts w:ascii="Consolas" w:hAnsi="Consolas" w:eastAsia="Consolas"/>
-          <w:b w:val="0"/>
-          <w:i w:val="0"/>
-          <w:sz w:val="18"/>
-        </w:rPr>
-        <w:t>Apoio mútuo na resolução de problemas do dia a dia com colega Avanade e time do cliente.</w:t>
+        <w:t>2) AI Enablement</w:t>
+      </w:r>
+    </w:p>
+    <w:p>
+      <w:r>
+        <w:rPr>
+          <w:rFonts w:ascii="Calibri" w:hAnsi="Calibri" w:eastAsia="Calibri"/>
+          <w:b w:val="0"/>
+          <w:i w:val="0"/>
+          <w:sz w:val="22"/>
+        </w:rPr>
+        <w:t>Andressa stayed aligned with AI enablement intent through AI-900 study/attempts and prior SC-900/DP-900 certifications. Practical AI/Copilot application in the MAPFRE legacy/sustainment context remained limited this FY. Formal AI-900 depends on English progress and a realistic next-cycle plan; near-term impact should prioritize client technical autonomy while connecting learning to delivery.</w:t>
+      </w:r>
+    </w:p>
+    <w:p>
+      <w:pPr>
+        <w:pStyle w:val="Heading3"/>
+      </w:pPr>
+      <w:r>
+        <w:t>3) Great Place to Work for Reinventors</w:t>
+      </w:r>
+    </w:p>
+    <w:p>
+      <w:r>
+        <w:rPr>
+          <w:rFonts w:ascii="Calibri" w:hAnsi="Calibri" w:eastAsia="Calibri"/>
+          <w:b w:val="0"/>
+          <w:i w:val="0"/>
+          <w:sz w:val="22"/>
+        </w:rPr>
+        <w:t>Andressa contributes to a collaborative environment: shares knowledge with the team (Renata), consistently engages in Women In Tech / Power Skills (Camila), and stays open in career 1:1s with her People Lead. Next cycle should balance this collaborative strength with greater technical independence on project execution.</w:t>
+      </w:r>
+    </w:p>
+    <w:p>
+      <w:pPr>
+        <w:pStyle w:val="Heading3"/>
+      </w:pPr>
+      <w:r>
+        <w:t>4) Community</w:t>
+      </w:r>
+    </w:p>
+    <w:p>
+      <w:r>
+        <w:rPr>
+          <w:rFonts w:ascii="Calibri" w:hAnsi="Calibri" w:eastAsia="Calibri"/>
+          <w:b w:val="0"/>
+          <w:i w:val="0"/>
+          <w:sz w:val="22"/>
+        </w:rPr>
+        <w:t>Clear community impact via Women In Tech: Camila Ferreira Ribeiro confirms commitment to the Power Skills track, attendance at all reviewed sessions, consistent presence, high program adherence, and platform interactions that support a collaborative learning environment. Keep this strength next cycle without substituting the need to accelerate technical autonomy on the client.</w:t>
       </w:r>
     </w:p>
     <w:p>
@@ -18277,7 +17872,31 @@
         <w:pStyle w:val="Heading2"/>
       </w:pPr>
       <w:r>
-        <w:t>4) Comunidade — Women In Tech · Impacto 6–8</w:t>
+        <w:t>Se o Workday tiver UM único campo “Areas of Impact”</w:t>
+      </w:r>
+    </w:p>
+    <w:p>
+      <w:r>
+        <w:rPr>
+          <w:rFonts w:ascii="Calibri" w:hAnsi="Calibri" w:eastAsia="Calibri"/>
+          <w:b w:val="0"/>
+          <w:i w:val="0"/>
+          <w:sz w:val="22"/>
+        </w:rPr>
+        <w:t>Areas of Impact — People Lead summary: (1) Client Value Creation — MAPFRE sustainment contribution; peer recognizes C#/SQL analysis strength; manager notes technical evolution below expectations and dependence on tech leadership—next cycle: autonomy and applied .NET. (2) AI Enablement — AI-900 intent/study; SC-900/DP-900 already earned; limited practical AI on legacy stream; formal AI-900 next cycle with English plan. (3) Great Place to Work — collaborative, knowledge sharing, strong WIT engagement; increase independent execution. (4) Community — strong Women In Tech evidence (Camila): full session attendance and consistent participation.</w:t>
+      </w:r>
+    </w:p>
+    <w:p>
+      <w:r>
+        <w:br w:type="page"/>
+      </w:r>
+    </w:p>
+    <w:p>
+      <w:pPr>
+        <w:pStyle w:val="Heading1"/>
+      </w:pPr>
+      <w:r>
+        <w:t>14. Workday — prioridades e ABCD</w:t>
       </w:r>
     </w:p>
     <w:p>
@@ -18285,112 +17904,47 @@
         <w:pStyle w:val="Heading3"/>
       </w:pPr>
       <w:r>
-        <w:t>Reflexão (colar)</w:t>
-      </w:r>
-    </w:p>
-    <w:p>
-      <w:r>
-        <w:rPr>
-          <w:rFonts w:ascii="Calibri" w:hAnsi="Calibri" w:eastAsia="Calibri"/>
-          <w:b w:val="0"/>
-          <w:i w:val="0"/>
-          <w:sz w:val="22"/>
-        </w:rPr>
-        <w:t>Durante o FY26, contribuí com o voluntariado do Women In Tech, apoiando o onboarding de novas participantes e fortalecendo inclusão e compartilhamento de conhecimento entre reinventoras.</w:t>
-      </w:r>
-    </w:p>
-    <w:p>
-      <w:r>
-        <w:rPr>
-          <w:rFonts w:ascii="Calibri" w:hAnsi="Calibri" w:eastAsia="Calibri"/>
-          <w:b w:val="0"/>
-          <w:i w:val="0"/>
-          <w:sz w:val="22"/>
-        </w:rPr>
-        <w:t>O que deu certo: entrei no voluntariado com foco em onboarding, contribuindo para acolhimento e inclusão.</w:t>
-      </w:r>
-    </w:p>
-    <w:p>
-      <w:r>
-        <w:rPr>
-          <w:rFonts w:ascii="Calibri" w:hAnsi="Calibri" w:eastAsia="Calibri"/>
-          <w:b w:val="0"/>
-          <w:i w:val="0"/>
-          <w:sz w:val="22"/>
-        </w:rPr>
-        <w:t>O que poderia ser melhor: quantificar melhor a contribuição (pessoas apoiadas, encontros, materiais) e compartilhar aprendizados com o People Lead no fechamento do ciclo.</w:t>
-      </w:r>
-    </w:p>
-    <w:p>
-      <w:r>
-        <w:rPr>
-          <w:rFonts w:ascii="Calibri" w:hAnsi="Calibri" w:eastAsia="Calibri"/>
-          <w:b w:val="0"/>
-          <w:i w:val="0"/>
-          <w:sz w:val="22"/>
-        </w:rPr>
-        <w:t>Próximos passos: registrar evidências do voluntariado e manter a atuação no grupo.</w:t>
-      </w:r>
-    </w:p>
-    <w:p>
-      <w:pPr>
-        <w:pStyle w:val="Heading3"/>
-      </w:pPr>
-      <w:r>
-        <w:t>Atualidade (≤150)</w:t>
-      </w:r>
-    </w:p>
-    <w:p>
-      <w:pPr>
-        <w:ind w:left="283"/>
-      </w:pPr>
-      <w:r>
-        <w:rPr>
-          <w:rFonts w:ascii="Consolas" w:hAnsi="Consolas" w:eastAsia="Consolas"/>
-          <w:b w:val="0"/>
-          <w:i w:val="0"/>
-          <w:sz w:val="18"/>
-        </w:rPr>
-        <w:t>Voluntariado Women In Tech com foco em onboarding de novas participantes.</w:t>
-      </w:r>
-    </w:p>
-    <w:p>
-      <w:pPr>
-        <w:ind w:left="283"/>
-      </w:pPr>
-      <w:r>
-        <w:rPr>
-          <w:rFonts w:ascii="Consolas" w:hAnsi="Consolas" w:eastAsia="Consolas"/>
-          <w:b w:val="0"/>
-          <w:i w:val="0"/>
-          <w:sz w:val="18"/>
-        </w:rPr>
-        <w:t>Acolhimento e apoio a novas reinventoras no processo de onboarding do grupo.</w:t>
-      </w:r>
-    </w:p>
-    <w:p>
-      <w:pPr>
-        <w:ind w:left="283"/>
-      </w:pPr>
-      <w:r>
-        <w:rPr>
-          <w:rFonts w:ascii="Consolas" w:hAnsi="Consolas" w:eastAsia="Consolas"/>
-          <w:b w:val="0"/>
-          <w:i w:val="0"/>
-          <w:sz w:val="18"/>
-        </w:rPr>
-        <w:t>Contribuição para inclusão e compartilhamento de conhecimento na comunidade interna.</w:t>
-      </w:r>
-    </w:p>
-    <w:p>
-      <w:r>
-        <w:rPr>
-          <w:rFonts w:ascii="Calibri" w:hAnsi="Calibri" w:eastAsia="Calibri"/>
-          <w:b w:val="0"/>
-          <w:i/>
-          <w:sz w:val="22"/>
-        </w:rPr>
-        <w:t>(Complete com números reais se tiver: “X pessoas”, “Y encontros”.)</w:t>
+        <w:t>Prioridades FY26 + ABCD Reflections · prazo 28/08</w:t>
+      </w:r>
+    </w:p>
+    <w:p>
+      <w:r>
+        <w:rPr>
+          <w:rFonts w:ascii="Calibri" w:hAnsi="Calibri" w:eastAsia="Calibri"/>
+          <w:b w:val="0"/>
+          <w:i w:val="0"/>
+          <w:sz w:val="22"/>
+        </w:rPr>
+        <w:t>People Lead: Jônatas</w:t>
+      </w:r>
+    </w:p>
+    <w:p>
+      <w:r>
+        <w:rPr>
+          <w:rFonts w:ascii="Calibri" w:hAnsi="Calibri" w:eastAsia="Calibri"/>
+          <w:b w:val="0"/>
+          <w:i w:val="0"/>
+          <w:sz w:val="22"/>
+        </w:rPr>
+        <w:t xml:space="preserve">Use este texto como </w:t>
+      </w:r>
+      <w:r>
+        <w:rPr>
+          <w:rFonts w:ascii="Calibri" w:hAnsi="Calibri" w:eastAsia="Calibri"/>
+          <w:b/>
+          <w:i w:val="0"/>
+          <w:sz w:val="22"/>
+        </w:rPr>
+        <w:t>base para colar</w:t>
+      </w:r>
+      <w:r>
+        <w:rPr>
+          <w:rFonts w:ascii="Calibri" w:hAnsi="Calibri" w:eastAsia="Calibri"/>
+          <w:b w:val="0"/>
+          <w:i w:val="0"/>
+          <w:sz w:val="22"/>
+        </w:rPr>
+        <w:t xml:space="preserve"> no Workday. Ajuste nomes de entregas e Enterprise ID dos revisores antes de enviar.</w:t>
       </w:r>
     </w:p>
     <w:p>
@@ -18405,6 +17959,2673 @@
         <w:pStyle w:val="Heading3"/>
       </w:pPr>
       <w:r>
+        <w:t>Antes de começar</w:t>
+      </w:r>
+    </w:p>
+    <w:p>
+      <w:pPr>
+        <w:pStyle w:val="ListNumber"/>
+      </w:pPr>
+      <w:r>
+        <w:rPr>
+          <w:rFonts w:ascii="Calibri" w:hAnsi="Calibri" w:eastAsia="Calibri"/>
+          <w:b w:val="0"/>
+          <w:i w:val="0"/>
+          <w:sz w:val="22"/>
+        </w:rPr>
+        <w:t xml:space="preserve">Workday → persona → </w:t>
+      </w:r>
+      <w:r>
+        <w:rPr>
+          <w:rFonts w:ascii="Calibri" w:hAnsi="Calibri" w:eastAsia="Calibri"/>
+          <w:b/>
+          <w:i w:val="0"/>
+          <w:sz w:val="22"/>
+        </w:rPr>
+        <w:t>View Profile</w:t>
+      </w:r>
+      <w:r>
+        <w:rPr>
+          <w:rFonts w:ascii="Calibri" w:hAnsi="Calibri" w:eastAsia="Calibri"/>
+          <w:b w:val="0"/>
+          <w:i w:val="0"/>
+          <w:sz w:val="22"/>
+        </w:rPr>
+        <w:t xml:space="preserve"> → </w:t>
+      </w:r>
+      <w:r>
+        <w:rPr>
+          <w:rFonts w:ascii="Calibri" w:hAnsi="Calibri" w:eastAsia="Calibri"/>
+          <w:b/>
+          <w:i w:val="0"/>
+          <w:sz w:val="22"/>
+        </w:rPr>
+        <w:t>Performance</w:t>
+      </w:r>
+      <w:r>
+        <w:rPr>
+          <w:rFonts w:ascii="Calibri" w:hAnsi="Calibri" w:eastAsia="Calibri"/>
+          <w:b w:val="0"/>
+          <w:i w:val="0"/>
+          <w:sz w:val="22"/>
+        </w:rPr>
+        <w:t xml:space="preserve"> → </w:t>
+      </w:r>
+      <w:r>
+        <w:rPr>
+          <w:rFonts w:ascii="Calibri" w:hAnsi="Calibri" w:eastAsia="Calibri"/>
+          <w:b/>
+          <w:i w:val="0"/>
+          <w:sz w:val="22"/>
+        </w:rPr>
+        <w:t>Priorities HomePage</w:t>
+      </w:r>
+      <w:r>
+        <w:rPr>
+          <w:rFonts w:ascii="Calibri" w:hAnsi="Calibri" w:eastAsia="Calibri"/>
+          <w:b w:val="0"/>
+          <w:i w:val="0"/>
+          <w:sz w:val="22"/>
+        </w:rPr>
+        <w:t>.</w:t>
+      </w:r>
+    </w:p>
+    <w:p>
+      <w:pPr>
+        <w:pStyle w:val="ListNumber"/>
+      </w:pPr>
+      <w:r>
+        <w:rPr>
+          <w:rFonts w:ascii="Calibri" w:hAnsi="Calibri" w:eastAsia="Calibri"/>
+          <w:b w:val="0"/>
+          <w:i w:val="0"/>
+          <w:sz w:val="22"/>
+        </w:rPr>
+        <w:t xml:space="preserve">Garanta </w:t>
+      </w:r>
+      <w:r>
+        <w:rPr>
+          <w:rFonts w:ascii="Calibri" w:hAnsi="Calibri" w:eastAsia="Calibri"/>
+          <w:b/>
+          <w:i w:val="0"/>
+          <w:sz w:val="22"/>
+        </w:rPr>
+        <w:t>4 prioridades</w:t>
+      </w:r>
+      <w:r>
+        <w:rPr>
+          <w:rFonts w:ascii="Calibri" w:hAnsi="Calibri" w:eastAsia="Calibri"/>
+          <w:b w:val="0"/>
+          <w:i w:val="0"/>
+          <w:sz w:val="22"/>
+        </w:rPr>
+        <w:t>, uma em cada categoria FY26.</w:t>
+      </w:r>
+    </w:p>
+    <w:p>
+      <w:pPr>
+        <w:pStyle w:val="ListNumber"/>
+      </w:pPr>
+      <w:r>
+        <w:rPr>
+          <w:rFonts w:ascii="Calibri" w:hAnsi="Calibri" w:eastAsia="Calibri"/>
+          <w:b w:val="0"/>
+          <w:i w:val="0"/>
+          <w:sz w:val="22"/>
+        </w:rPr>
+        <w:t xml:space="preserve">Depois: </w:t>
+      </w:r>
+      <w:r>
+        <w:rPr>
+          <w:rFonts w:ascii="Calibri" w:hAnsi="Calibri" w:eastAsia="Calibri"/>
+          <w:b/>
+          <w:i w:val="0"/>
+          <w:sz w:val="22"/>
+        </w:rPr>
+        <w:t>Iniciar a Reflexão</w:t>
+      </w:r>
+      <w:r>
+        <w:rPr>
+          <w:rFonts w:ascii="Calibri" w:hAnsi="Calibri" w:eastAsia="Calibri"/>
+          <w:b w:val="0"/>
+          <w:i w:val="0"/>
+          <w:sz w:val="22"/>
+        </w:rPr>
+        <w:t xml:space="preserve"> / ABCD Reflections em cada uma e </w:t>
+      </w:r>
+      <w:r>
+        <w:rPr>
+          <w:rFonts w:ascii="Calibri" w:hAnsi="Calibri" w:eastAsia="Calibri"/>
+          <w:b/>
+          <w:i w:val="0"/>
+          <w:sz w:val="22"/>
+        </w:rPr>
+        <w:t>Enviar</w:t>
+      </w:r>
+      <w:r>
+        <w:rPr>
+          <w:rFonts w:ascii="Calibri" w:hAnsi="Calibri" w:eastAsia="Calibri"/>
+          <w:b w:val="0"/>
+          <w:i w:val="0"/>
+          <w:sz w:val="22"/>
+        </w:rPr>
+        <w:t xml:space="preserve"> até </w:t>
+      </w:r>
+      <w:r>
+        <w:rPr>
+          <w:rFonts w:ascii="Calibri" w:hAnsi="Calibri" w:eastAsia="Calibri"/>
+          <w:b/>
+          <w:i w:val="0"/>
+          <w:sz w:val="22"/>
+        </w:rPr>
+        <w:t>28/08</w:t>
+      </w:r>
+      <w:r>
+        <w:rPr>
+          <w:rFonts w:ascii="Calibri" w:hAnsi="Calibri" w:eastAsia="Calibri"/>
+          <w:b w:val="0"/>
+          <w:i w:val="0"/>
+          <w:sz w:val="22"/>
+        </w:rPr>
+        <w:t>.</w:t>
+      </w:r>
+    </w:p>
+    <w:p>
+      <w:pPr>
+        <w:pStyle w:val="ListNumber"/>
+      </w:pPr>
+      <w:r>
+        <w:rPr>
+          <w:rFonts w:ascii="Calibri" w:hAnsi="Calibri" w:eastAsia="Calibri"/>
+          <w:b w:val="0"/>
+          <w:i w:val="0"/>
+          <w:sz w:val="22"/>
+        </w:rPr>
+        <w:t xml:space="preserve">Revisores (até 2): Enterprise ID do </w:t>
+      </w:r>
+      <w:r>
+        <w:rPr>
+          <w:rFonts w:ascii="Calibri" w:hAnsi="Calibri" w:eastAsia="Calibri"/>
+          <w:b/>
+          <w:i w:val="0"/>
+          <w:sz w:val="22"/>
+        </w:rPr>
+        <w:t>Rafael Martins</w:t>
+      </w:r>
+      <w:r>
+        <w:rPr>
+          <w:rFonts w:ascii="Calibri" w:hAnsi="Calibri" w:eastAsia="Calibri"/>
+          <w:b w:val="0"/>
+          <w:i w:val="0"/>
+          <w:sz w:val="22"/>
+        </w:rPr>
+        <w:t xml:space="preserve"> + colega Avanade (pedir ao PL se não souber).</w:t>
+      </w:r>
+    </w:p>
+    <w:p>
+      <w:pPr>
+        <w:pStyle w:val="ListNumber"/>
+      </w:pPr>
+      <w:r>
+        <w:rPr>
+          <w:rFonts w:ascii="Calibri" w:hAnsi="Calibri" w:eastAsia="Calibri"/>
+          <w:b w:val="0"/>
+          <w:i w:val="0"/>
+          <w:sz w:val="22"/>
+        </w:rPr>
+        <w:t xml:space="preserve">Conta do cliente: </w:t>
+      </w:r>
+      <w:r>
+        <w:rPr>
+          <w:rFonts w:ascii="Calibri" w:hAnsi="Calibri" w:eastAsia="Calibri"/>
+          <w:b/>
+          <w:i w:val="0"/>
+          <w:sz w:val="22"/>
+        </w:rPr>
+        <w:t>MAPFRE</w:t>
+      </w:r>
+      <w:r>
+        <w:rPr>
+          <w:rFonts w:ascii="Calibri" w:hAnsi="Calibri" w:eastAsia="Calibri"/>
+          <w:b w:val="0"/>
+          <w:i w:val="0"/>
+          <w:sz w:val="22"/>
+        </w:rPr>
+        <w:t xml:space="preserve"> nas prioridades de Cliente e, se fizer sentido, IA.</w:t>
+      </w:r>
+    </w:p>
+    <w:p>
+      <w:pPr>
+        <w:pBdr>
+          <w:bottom w:val="single" w:sz="6" w:space="1" w:color="CCCCCC"/>
+        </w:pBdr>
+      </w:pPr>
+    </w:p>
+    <w:p>
+      <w:pPr>
+        <w:pStyle w:val="Heading3"/>
+      </w:pPr>
+      <w:r>
+        <w:t>Prioridade 1 — Criação de Valor para o Cliente</w:t>
+      </w:r>
+    </w:p>
+    <w:p>
+      <w:pPr>
+        <w:pStyle w:val="Heading3"/>
+      </w:pPr>
+      <w:r>
+        <w:t>Título</w:t>
+      </w:r>
+    </w:p>
+    <w:p>
+      <w:r>
+        <w:rPr>
+          <w:rFonts w:ascii="Calibri" w:hAnsi="Calibri" w:eastAsia="Calibri"/>
+          <w:b w:val="0"/>
+          <w:i w:val="0"/>
+          <w:sz w:val="22"/>
+        </w:rPr>
+        <w:t>Entregar sustentação com qualidade e estabilidade para a MAPFRE</w:t>
+      </w:r>
+    </w:p>
+    <w:p>
+      <w:pPr>
+        <w:pStyle w:val="Heading3"/>
+      </w:pPr>
+      <w:r>
+        <w:t>Descrição</w:t>
+      </w:r>
+    </w:p>
+    <w:p>
+      <w:r>
+        <w:rPr>
+          <w:rFonts w:ascii="Calibri" w:hAnsi="Calibri" w:eastAsia="Calibri"/>
+          <w:b w:val="0"/>
+          <w:i w:val="0"/>
+          <w:sz w:val="22"/>
+        </w:rPr>
+        <w:t>Durante o FY26, atuar na sustentação do cliente MAPFRE com foco em análise e resolução de incidentes apontados pelo parceiro, redução de retrabalho operacional e continuidade do serviço. Contribuir para a confiança do cliente por meio de entregas consistentes, colaboração com o time misto (Avanade e cliente) e comunicação clara sobre causas e soluções, mesmo em ambiente de stack legado.</w:t>
+      </w:r>
+    </w:p>
+    <w:p>
+      <w:pPr>
+        <w:pStyle w:val="Heading3"/>
+      </w:pPr>
+      <w:r>
+        <w:t>Categoria</w:t>
+      </w:r>
+    </w:p>
+    <w:p>
+      <w:r>
+        <w:rPr>
+          <w:rFonts w:ascii="Calibri" w:hAnsi="Calibri" w:eastAsia="Calibri"/>
+          <w:b w:val="0"/>
+          <w:i w:val="0"/>
+          <w:sz w:val="22"/>
+        </w:rPr>
+        <w:t>Criação de Valor para o Cliente</w:t>
+      </w:r>
+    </w:p>
+    <w:p>
+      <w:pPr>
+        <w:pStyle w:val="Heading3"/>
+      </w:pPr>
+      <w:r>
+        <w:t>Métricas (sugestão)</w:t>
+      </w:r>
+    </w:p>
+    <w:p>
+      <w:pPr>
+        <w:pStyle w:val="ListNumber"/>
+      </w:pPr>
+      <w:r>
+        <w:rPr>
+          <w:rFonts w:ascii="Calibri" w:hAnsi="Calibri" w:eastAsia="Calibri"/>
+          <w:b w:val="0"/>
+          <w:i w:val="0"/>
+          <w:sz w:val="22"/>
+        </w:rPr>
+        <w:t xml:space="preserve">Entregas de Alta Qualidade / Entrega ao Cliente — Alvo: </w:t>
+      </w:r>
+      <w:r>
+        <w:rPr>
+          <w:rFonts w:ascii="Calibri" w:hAnsi="Calibri" w:eastAsia="Calibri"/>
+          <w:b/>
+          <w:i w:val="0"/>
+          <w:sz w:val="22"/>
+        </w:rPr>
+        <w:t>Client</w:t>
+      </w:r>
+    </w:p>
+    <w:p>
+      <w:pPr>
+        <w:pStyle w:val="ListNumber"/>
+      </w:pPr>
+      <w:r>
+        <w:rPr>
+          <w:rFonts w:ascii="Calibri" w:hAnsi="Calibri" w:eastAsia="Calibri"/>
+          <w:b w:val="0"/>
+          <w:i w:val="0"/>
+          <w:sz w:val="22"/>
+        </w:rPr>
+        <w:t xml:space="preserve">KPIs Específicos de Projeto — Alvo: </w:t>
+      </w:r>
+      <w:r>
+        <w:rPr>
+          <w:rFonts w:ascii="Calibri" w:hAnsi="Calibri" w:eastAsia="Calibri"/>
+          <w:b/>
+          <w:i w:val="0"/>
+          <w:sz w:val="22"/>
+        </w:rPr>
+        <w:t>Client</w:t>
+      </w:r>
+    </w:p>
+    <w:p>
+      <w:pPr>
+        <w:pStyle w:val="ListNumber"/>
+      </w:pPr>
+      <w:r>
+        <w:rPr>
+          <w:rFonts w:ascii="Calibri" w:hAnsi="Calibri" w:eastAsia="Calibri"/>
+          <w:b w:val="0"/>
+          <w:i w:val="0"/>
+          <w:sz w:val="22"/>
+        </w:rPr>
+        <w:t xml:space="preserve">Parcerias / Relacionamentos com Clientes — Alvo: </w:t>
+      </w:r>
+      <w:r>
+        <w:rPr>
+          <w:rFonts w:ascii="Calibri" w:hAnsi="Calibri" w:eastAsia="Calibri"/>
+          <w:b/>
+          <w:i w:val="0"/>
+          <w:sz w:val="22"/>
+        </w:rPr>
+        <w:t>Client</w:t>
+      </w:r>
+    </w:p>
+    <w:p>
+      <w:pPr>
+        <w:pStyle w:val="Heading3"/>
+      </w:pPr>
+      <w:r>
+        <w:t>Status</w:t>
+      </w:r>
+    </w:p>
+    <w:p>
+      <w:r>
+        <w:rPr>
+          <w:rFonts w:ascii="Calibri" w:hAnsi="Calibri" w:eastAsia="Calibri"/>
+          <w:b w:val="0"/>
+          <w:i w:val="0"/>
+          <w:sz w:val="22"/>
+        </w:rPr>
+        <w:t>Em andamento (ou Concluída, se for o fechamento do ciclo)</w:t>
+      </w:r>
+    </w:p>
+    <w:p>
+      <w:pPr>
+        <w:pStyle w:val="Heading3"/>
+      </w:pPr>
+      <w:r>
+        <w:t>Conta do cliente</w:t>
+      </w:r>
+    </w:p>
+    <w:p>
+      <w:r>
+        <w:rPr>
+          <w:rFonts w:ascii="Calibri" w:hAnsi="Calibri" w:eastAsia="Calibri"/>
+          <w:b w:val="0"/>
+          <w:i w:val="0"/>
+          <w:sz w:val="22"/>
+        </w:rPr>
+        <w:t>MAPFRE</w:t>
+      </w:r>
+    </w:p>
+    <w:p>
+      <w:pPr>
+        <w:pStyle w:val="Heading3"/>
+      </w:pPr>
+      <w:r>
+        <w:t>Texto da reflexão (ABCD) — colar e personalizar</w:t>
+      </w:r>
+    </w:p>
+    <w:p>
+      <w:r>
+        <w:rPr>
+          <w:rFonts w:ascii="Calibri" w:hAnsi="Calibri" w:eastAsia="Calibri"/>
+          <w:b w:val="0"/>
+          <w:i w:val="0"/>
+          <w:sz w:val="22"/>
+        </w:rPr>
+        <w:t>O que deu certo: mantive a operação de sustentação na MAPFRE com análise de incidentes do parceiro, diagnóstico em ambiente legado (incluindo integrações e dependências do sistema) e apoio ao time para restabelecer o funcionamento. O relacionamento com a colega Avanade e com o time do cliente ajudou a destravar problemas do dia a dia.</w:t>
+      </w:r>
+    </w:p>
+    <w:p>
+      <w:r>
+        <w:rPr>
+          <w:rFonts w:ascii="Calibri" w:hAnsi="Calibri" w:eastAsia="Calibri"/>
+          <w:b w:val="0"/>
+          <w:i w:val="0"/>
+          <w:sz w:val="22"/>
+        </w:rPr>
+        <w:t>O que poderia ser melhor: documentar com mais frequência os casos resolvidos (causa, impacto, solução) para dar mais visibilidade ao valor entregue; antecipar alinhamento com o líder de projeto sobre percepção de performance; e buscar oportunidades de melhorar o processo de diagnóstico para reduzir tempo de estabilização.</w:t>
+      </w:r>
+    </w:p>
+    <w:p>
+      <w:r>
+        <w:rPr>
+          <w:rFonts w:ascii="Calibri" w:hAnsi="Calibri" w:eastAsia="Calibri"/>
+          <w:b w:val="0"/>
+          <w:i w:val="0"/>
+          <w:sz w:val="22"/>
+        </w:rPr>
+        <w:t>Próximos passos: registrar evidências das principais entregas no ciclo, alinhar feedback com o líder de projeto e levar aprendizados de sustentação para o fechamento da autoavaliação.</w:t>
+      </w:r>
+    </w:p>
+    <w:p>
+      <w:pPr>
+        <w:pStyle w:val="Heading3"/>
+      </w:pPr>
+      <w:r>
+        <w:t>Impacto sugerido</w:t>
+      </w:r>
+    </w:p>
+    <w:p>
+      <w:r>
+        <w:rPr>
+          <w:rFonts w:ascii="Calibri" w:hAnsi="Calibri" w:eastAsia="Calibri"/>
+          <w:b/>
+          <w:i w:val="0"/>
+          <w:sz w:val="22"/>
+        </w:rPr>
+        <w:t>6–7</w:t>
+      </w:r>
+      <w:r>
+        <w:rPr>
+          <w:rFonts w:ascii="Calibri" w:hAnsi="Calibri" w:eastAsia="Calibri"/>
+          <w:b w:val="0"/>
+          <w:i w:val="0"/>
+          <w:sz w:val="22"/>
+        </w:rPr>
+        <w:t xml:space="preserve"> (impacto médio-alto em sustentação; ajustar se você tiver entregas mais fortes para citar)</w:t>
+      </w:r>
+    </w:p>
+    <w:p>
+      <w:pPr>
+        <w:pStyle w:val="Heading3"/>
+      </w:pPr>
+      <w:r>
+        <w:t>Métricas — campo “Atual” (exemplos — troque pelos seus números)</w:t>
+      </w:r>
+    </w:p>
+    <w:p>
+      <w:pPr>
+        <w:pStyle w:val="ListBullet"/>
+      </w:pPr>
+      <w:r>
+        <w:rPr>
+          <w:rFonts w:ascii="Calibri" w:hAnsi="Calibri" w:eastAsia="Calibri"/>
+          <w:b w:val="0"/>
+          <w:i w:val="0"/>
+          <w:sz w:val="22"/>
+        </w:rPr>
+        <w:t>“X incidentes/análises concluídas no período; Y casos com causa raiz identificada”</w:t>
+      </w:r>
+    </w:p>
+    <w:p>
+      <w:pPr>
+        <w:pStyle w:val="ListBullet"/>
+      </w:pPr>
+      <w:r>
+        <w:rPr>
+          <w:rFonts w:ascii="Calibri" w:hAnsi="Calibri" w:eastAsia="Calibri"/>
+          <w:b w:val="0"/>
+          <w:i w:val="0"/>
+          <w:sz w:val="22"/>
+        </w:rPr>
+        <w:t>“Suporte contínuo ao time MAPFRE em ambiente legado com foco em estabilidade”</w:t>
+      </w:r>
+    </w:p>
+    <w:p>
+      <w:pPr>
+        <w:pStyle w:val="ListBullet"/>
+      </w:pPr>
+      <w:r>
+        <w:rPr>
+          <w:rFonts w:ascii="Calibri" w:hAnsi="Calibri" w:eastAsia="Calibri"/>
+          <w:b w:val="0"/>
+          <w:i w:val="0"/>
+          <w:sz w:val="22"/>
+        </w:rPr>
+        <w:t>“Colaboração diária com time misto Avanade + cliente”</w:t>
+      </w:r>
+    </w:p>
+    <w:p>
+      <w:pPr>
+        <w:pBdr>
+          <w:bottom w:val="single" w:sz="6" w:space="1" w:color="CCCCCC"/>
+        </w:pBdr>
+      </w:pPr>
+    </w:p>
+    <w:p>
+      <w:pPr>
+        <w:pStyle w:val="Heading3"/>
+      </w:pPr>
+      <w:r>
+        <w:t>Prioridade 2 — Habilitação de IA</w:t>
+      </w:r>
+    </w:p>
+    <w:p>
+      <w:pPr>
+        <w:pStyle w:val="Heading3"/>
+      </w:pPr>
+      <w:r>
+        <w:t>Título</w:t>
+      </w:r>
+    </w:p>
+    <w:p>
+      <w:r>
+        <w:rPr>
+          <w:rFonts w:ascii="Calibri" w:hAnsi="Calibri" w:eastAsia="Calibri"/>
+          <w:b w:val="0"/>
+          <w:i w:val="0"/>
+          <w:sz w:val="22"/>
+        </w:rPr>
+        <w:t>Desenvolver trilha de IA e preparar uso prático de ferramentas assistidas</w:t>
+      </w:r>
+    </w:p>
+    <w:p>
+      <w:pPr>
+        <w:pStyle w:val="Heading3"/>
+      </w:pPr>
+      <w:r>
+        <w:t>Descrição</w:t>
+      </w:r>
+    </w:p>
+    <w:p>
+      <w:r>
+        <w:rPr>
+          <w:rFonts w:ascii="Calibri" w:hAnsi="Calibri" w:eastAsia="Calibri"/>
+          <w:b w:val="0"/>
+          <w:i w:val="0"/>
+          <w:sz w:val="22"/>
+        </w:rPr>
+        <w:t>Elevar a maturidade em Inteligência Artificial por meio de estudo contínuo (incluindo preparação para certificação foundations de IA), reflexão sobre tentativas anteriores (AI-900/AZ-900) e adoção gradual de ferramentas de IA/Copilot no trabalho diário de análise e sustentação, alinhada à estratégia da empresa de ser habilitada por IA. Registrar aprendizado, bloqueios (ex.: prova em inglês) e plano realista de evolução.</w:t>
+      </w:r>
+    </w:p>
+    <w:p>
+      <w:pPr>
+        <w:pStyle w:val="Heading3"/>
+      </w:pPr>
+      <w:r>
+        <w:t>Categoria</w:t>
+      </w:r>
+    </w:p>
+    <w:p>
+      <w:r>
+        <w:rPr>
+          <w:rFonts w:ascii="Calibri" w:hAnsi="Calibri" w:eastAsia="Calibri"/>
+          <w:b w:val="0"/>
+          <w:i w:val="0"/>
+          <w:sz w:val="22"/>
+        </w:rPr>
+        <w:t>Habilitação de IA</w:t>
+      </w:r>
+    </w:p>
+    <w:p>
+      <w:pPr>
+        <w:pStyle w:val="Heading3"/>
+      </w:pPr>
+      <w:r>
+        <w:t>Métricas (sugestão)</w:t>
+      </w:r>
+    </w:p>
+    <w:p>
+      <w:pPr>
+        <w:pStyle w:val="ListNumber"/>
+      </w:pPr>
+      <w:r>
+        <w:rPr>
+          <w:rFonts w:ascii="Calibri" w:hAnsi="Calibri" w:eastAsia="Calibri"/>
+          <w:b w:val="0"/>
+          <w:i w:val="0"/>
+          <w:sz w:val="22"/>
+        </w:rPr>
+        <w:t xml:space="preserve">Proficiência / Habilidades em IA — Alvo: </w:t>
+      </w:r>
+      <w:r>
+        <w:rPr>
+          <w:rFonts w:ascii="Calibri" w:hAnsi="Calibri" w:eastAsia="Calibri"/>
+          <w:b/>
+          <w:i w:val="0"/>
+          <w:sz w:val="22"/>
+        </w:rPr>
+        <w:t>Me</w:t>
+      </w:r>
+    </w:p>
+    <w:p>
+      <w:pPr>
+        <w:pStyle w:val="ListNumber"/>
+      </w:pPr>
+      <w:r>
+        <w:rPr>
+          <w:rFonts w:ascii="Calibri" w:hAnsi="Calibri" w:eastAsia="Calibri"/>
+          <w:b w:val="0"/>
+          <w:i w:val="0"/>
+          <w:sz w:val="22"/>
+        </w:rPr>
+        <w:t xml:space="preserve">Habilidades / Especializações / Aprendizagem — Alvo: </w:t>
+      </w:r>
+      <w:r>
+        <w:rPr>
+          <w:rFonts w:ascii="Calibri" w:hAnsi="Calibri" w:eastAsia="Calibri"/>
+          <w:b/>
+          <w:i w:val="0"/>
+          <w:sz w:val="22"/>
+        </w:rPr>
+        <w:t>Me</w:t>
+      </w:r>
+    </w:p>
+    <w:p>
+      <w:pPr>
+        <w:pStyle w:val="ListNumber"/>
+      </w:pPr>
+      <w:r>
+        <w:rPr>
+          <w:rFonts w:ascii="Calibri" w:hAnsi="Calibri" w:eastAsia="Calibri"/>
+          <w:b w:val="0"/>
+          <w:i w:val="0"/>
+          <w:sz w:val="22"/>
+        </w:rPr>
+        <w:t xml:space="preserve">Uso de Ferramentas de IA — Alvo: </w:t>
+      </w:r>
+      <w:r>
+        <w:rPr>
+          <w:rFonts w:ascii="Calibri" w:hAnsi="Calibri" w:eastAsia="Calibri"/>
+          <w:b/>
+          <w:i w:val="0"/>
+          <w:sz w:val="22"/>
+        </w:rPr>
+        <w:t>Me</w:t>
+      </w:r>
+      <w:r>
+        <w:rPr>
+          <w:rFonts w:ascii="Calibri" w:hAnsi="Calibri" w:eastAsia="Calibri"/>
+          <w:b w:val="0"/>
+          <w:i w:val="0"/>
+          <w:sz w:val="22"/>
+        </w:rPr>
+        <w:t xml:space="preserve"> (ou Time, se já usar com a colega)</w:t>
+      </w:r>
+    </w:p>
+    <w:p>
+      <w:pPr>
+        <w:pStyle w:val="Heading3"/>
+      </w:pPr>
+      <w:r>
+        <w:t>Status</w:t>
+      </w:r>
+    </w:p>
+    <w:p>
+      <w:r>
+        <w:rPr>
+          <w:rFonts w:ascii="Calibri" w:hAnsi="Calibri" w:eastAsia="Calibri"/>
+          <w:b w:val="0"/>
+          <w:i w:val="0"/>
+          <w:sz w:val="22"/>
+        </w:rPr>
+        <w:t>Em andamento</w:t>
+      </w:r>
+    </w:p>
+    <w:p>
+      <w:pPr>
+        <w:pStyle w:val="Heading3"/>
+      </w:pPr>
+      <w:r>
+        <w:t>Texto da reflexão (ABCD)</w:t>
+      </w:r>
+    </w:p>
+    <w:p>
+      <w:r>
+        <w:rPr>
+          <w:rFonts w:ascii="Calibri" w:hAnsi="Calibri" w:eastAsia="Calibri"/>
+          <w:b w:val="0"/>
+          <w:i w:val="0"/>
+          <w:sz w:val="22"/>
+        </w:rPr>
+        <w:t>O que deu certo: mantive dedicação ao desenvolvimento em cloud/IA ao longo do ciclo, com estudo contínuo e múltiplas tentativas de certificação (incluindo AI-900). Já possuo SC-900 e DP-900 como base. Participei de Power Skills e mantive o tema de IA no radar alinhado à cobrança da empresa.</w:t>
+      </w:r>
+    </w:p>
+    <w:p>
+      <w:r>
+        <w:rPr>
+          <w:rFonts w:ascii="Calibri" w:hAnsi="Calibri" w:eastAsia="Calibri"/>
+          <w:b w:val="0"/>
+          <w:i w:val="0"/>
+          <w:sz w:val="22"/>
+        </w:rPr>
+        <w:t>O que poderia ser melhor: a prova em inglês e o formato cronometrado foram barreiras; no fechamento, é mais honesto tratar a certificação como trilha (com inglês + próxima prova realista) do que como badge já conquistado. Também posso aumentar o uso prático de Copilot na análise de código/incidentes na MAPFRE, mesmo no legado.</w:t>
+      </w:r>
+    </w:p>
+    <w:p>
+      <w:r>
+        <w:rPr>
+          <w:rFonts w:ascii="Calibri" w:hAnsi="Calibri" w:eastAsia="Calibri"/>
+          <w:b w:val="0"/>
+          <w:i w:val="0"/>
+          <w:sz w:val="22"/>
+        </w:rPr>
+        <w:t>Próximos passos: definir uma certificação realista (ex.: GitHub Foundations / retomada Azure) + rotina de inglês; preencher skill de Copilot no mini CV; usar IA de forma aplicada em tarefas de análise.</w:t>
+      </w:r>
+    </w:p>
+    <w:p>
+      <w:pPr>
+        <w:pStyle w:val="Heading3"/>
+      </w:pPr>
+      <w:r>
+        <w:t>Impacto sugerido</w:t>
+      </w:r>
+    </w:p>
+    <w:p>
+      <w:r>
+        <w:rPr>
+          <w:rFonts w:ascii="Calibri" w:hAnsi="Calibri" w:eastAsia="Calibri"/>
+          <w:b/>
+          <w:i w:val="0"/>
+          <w:sz w:val="22"/>
+        </w:rPr>
+        <w:t>5–6</w:t>
+      </w:r>
+      <w:r>
+        <w:rPr>
+          <w:rFonts w:ascii="Calibri" w:hAnsi="Calibri" w:eastAsia="Calibri"/>
+          <w:b w:val="0"/>
+          <w:i w:val="0"/>
+          <w:sz w:val="22"/>
+        </w:rPr>
+        <w:t xml:space="preserve"> (esforço alto de aprendizado; badge AI-900 ainda não conquistado — seja honesta)</w:t>
+      </w:r>
+    </w:p>
+    <w:p>
+      <w:pPr>
+        <w:pStyle w:val="Heading3"/>
+      </w:pPr>
+      <w:r>
+        <w:t>Métricas — “Atual” (exemplos)</w:t>
+      </w:r>
+    </w:p>
+    <w:p>
+      <w:pPr>
+        <w:pStyle w:val="ListBullet"/>
+      </w:pPr>
+      <w:r>
+        <w:rPr>
+          <w:rFonts w:ascii="Calibri" w:hAnsi="Calibri" w:eastAsia="Calibri"/>
+          <w:b w:val="0"/>
+          <w:i w:val="0"/>
+          <w:sz w:val="22"/>
+        </w:rPr>
+        <w:t>“Estudo contínuo de IA/Azure; tentativas de AI-900; SC-900 e DP-900 conquistadas”</w:t>
+      </w:r>
+    </w:p>
+    <w:p>
+      <w:pPr>
+        <w:pStyle w:val="ListBullet"/>
+      </w:pPr>
+      <w:r>
+        <w:rPr>
+          <w:rFonts w:ascii="Calibri" w:hAnsi="Calibri" w:eastAsia="Calibri"/>
+          <w:b w:val="0"/>
+          <w:i w:val="0"/>
+          <w:sz w:val="22"/>
+        </w:rPr>
+        <w:t>“Power Skills em andamento/concluído; plano de trilha FY27 para AI-900/901”</w:t>
+      </w:r>
+    </w:p>
+    <w:p>
+      <w:pPr>
+        <w:pStyle w:val="ListBullet"/>
+      </w:pPr>
+      <w:r>
+        <w:rPr>
+          <w:rFonts w:ascii="Calibri" w:hAnsi="Calibri" w:eastAsia="Calibri"/>
+          <w:b w:val="0"/>
+          <w:i w:val="0"/>
+          <w:sz w:val="22"/>
+        </w:rPr>
+        <w:t>“Início de uso de Copilot em tarefas de análise (ajustar se já usa mais)”</w:t>
+      </w:r>
+    </w:p>
+    <w:p>
+      <w:pPr>
+        <w:pBdr>
+          <w:bottom w:val="single" w:sz="6" w:space="1" w:color="CCCCCC"/>
+        </w:pBdr>
+      </w:pPr>
+    </w:p>
+    <w:p>
+      <w:pPr>
+        <w:pStyle w:val="Heading3"/>
+      </w:pPr>
+      <w:r>
+        <w:t>Prioridade 3 — Ótimo Lugar para Trabalhar para Reinventores</w:t>
+      </w:r>
+    </w:p>
+    <w:p>
+      <w:pPr>
+        <w:pStyle w:val="Heading3"/>
+      </w:pPr>
+      <w:r>
+        <w:t>Título</w:t>
+      </w:r>
+    </w:p>
+    <w:p>
+      <w:r>
+        <w:rPr>
+          <w:rFonts w:ascii="Calibri" w:hAnsi="Calibri" w:eastAsia="Calibri"/>
+          <w:b w:val="0"/>
+          <w:i w:val="0"/>
+          <w:sz w:val="22"/>
+        </w:rPr>
+        <w:t>Fortalecer colaboração, comunicação e desenvolvimento contínuo no time</w:t>
+      </w:r>
+    </w:p>
+    <w:p>
+      <w:pPr>
+        <w:pStyle w:val="Heading3"/>
+      </w:pPr>
+      <w:r>
+        <w:t>Descrição</w:t>
+      </w:r>
+    </w:p>
+    <w:p>
+      <w:r>
+        <w:rPr>
+          <w:rFonts w:ascii="Calibri" w:hAnsi="Calibri" w:eastAsia="Calibri"/>
+          <w:b w:val="0"/>
+          <w:i w:val="0"/>
+          <w:sz w:val="22"/>
+        </w:rPr>
+        <w:t>Contribuir para um ambiente de trabalho colaborativo e inclusivo na atuação com o time da MAPFRE e com a Avanade, por meio de comunicação clara com gestor e pares, apoio mútuo na resolução de problemas, participação em ações de desenvolvimento (Power Skills) e alinhamento contínuo com o People Lead sobre carreira, expectativas e bem-estar no ciclo.</w:t>
+      </w:r>
+    </w:p>
+    <w:p>
+      <w:pPr>
+        <w:pStyle w:val="Heading3"/>
+      </w:pPr>
+      <w:r>
+        <w:t>Categoria</w:t>
+      </w:r>
+    </w:p>
+    <w:p>
+      <w:r>
+        <w:rPr>
+          <w:rFonts w:ascii="Calibri" w:hAnsi="Calibri" w:eastAsia="Calibri"/>
+          <w:b w:val="0"/>
+          <w:i w:val="0"/>
+          <w:sz w:val="22"/>
+        </w:rPr>
+        <w:t>Ótimo Lugar para Trabalhar para Reinventores</w:t>
+      </w:r>
+    </w:p>
+    <w:p>
+      <w:pPr>
+        <w:pStyle w:val="Heading3"/>
+      </w:pPr>
+      <w:r>
+        <w:t>Métricas (sugestão)</w:t>
+      </w:r>
+    </w:p>
+    <w:p>
+      <w:pPr>
+        <w:pStyle w:val="ListNumber"/>
+      </w:pPr>
+      <w:r>
+        <w:rPr>
+          <w:rFonts w:ascii="Calibri" w:hAnsi="Calibri" w:eastAsia="Calibri"/>
+          <w:b w:val="0"/>
+          <w:i w:val="0"/>
+          <w:sz w:val="22"/>
+        </w:rPr>
+        <w:t xml:space="preserve">Habilidades / Especializações / Aprendizagem — Alvo: </w:t>
+      </w:r>
+      <w:r>
+        <w:rPr>
+          <w:rFonts w:ascii="Calibri" w:hAnsi="Calibri" w:eastAsia="Calibri"/>
+          <w:b/>
+          <w:i w:val="0"/>
+          <w:sz w:val="22"/>
+        </w:rPr>
+        <w:t>Me</w:t>
+      </w:r>
+    </w:p>
+    <w:p>
+      <w:pPr>
+        <w:pStyle w:val="ListNumber"/>
+      </w:pPr>
+      <w:r>
+        <w:rPr>
+          <w:rFonts w:ascii="Calibri" w:hAnsi="Calibri" w:eastAsia="Calibri"/>
+          <w:b w:val="0"/>
+          <w:i w:val="0"/>
+          <w:sz w:val="22"/>
+        </w:rPr>
+        <w:t xml:space="preserve">(se houver) métrica de colaboração/engajamento de time — Alvo: </w:t>
+      </w:r>
+      <w:r>
+        <w:rPr>
+          <w:rFonts w:ascii="Calibri" w:hAnsi="Calibri" w:eastAsia="Calibri"/>
+          <w:b/>
+          <w:i w:val="0"/>
+          <w:sz w:val="22"/>
+        </w:rPr>
+        <w:t>Time</w:t>
+      </w:r>
+    </w:p>
+    <w:p>
+      <w:pPr>
+        <w:pStyle w:val="ListNumber"/>
+      </w:pPr>
+      <w:r>
+        <w:rPr>
+          <w:rFonts w:ascii="Calibri" w:hAnsi="Calibri" w:eastAsia="Calibri"/>
+          <w:b w:val="0"/>
+          <w:i w:val="0"/>
+          <w:sz w:val="22"/>
+        </w:rPr>
+        <w:t xml:space="preserve">Mentoria / desenvolvimento (se aplicável) — Alvo: </w:t>
+      </w:r>
+      <w:r>
+        <w:rPr>
+          <w:rFonts w:ascii="Calibri" w:hAnsi="Calibri" w:eastAsia="Calibri"/>
+          <w:b/>
+          <w:i w:val="0"/>
+          <w:sz w:val="22"/>
+        </w:rPr>
+        <w:t>Me</w:t>
+      </w:r>
+      <w:r>
+        <w:rPr>
+          <w:rFonts w:ascii="Calibri" w:hAnsi="Calibri" w:eastAsia="Calibri"/>
+          <w:b w:val="0"/>
+          <w:i w:val="0"/>
+          <w:sz w:val="22"/>
+        </w:rPr>
+        <w:t xml:space="preserve"> ou </w:t>
+      </w:r>
+      <w:r>
+        <w:rPr>
+          <w:rFonts w:ascii="Calibri" w:hAnsi="Calibri" w:eastAsia="Calibri"/>
+          <w:b/>
+          <w:i w:val="0"/>
+          <w:sz w:val="22"/>
+        </w:rPr>
+        <w:t>Time</w:t>
+      </w:r>
+    </w:p>
+    <w:p>
+      <w:pPr>
+        <w:pStyle w:val="Heading3"/>
+      </w:pPr>
+      <w:r>
+        <w:t>Texto da reflexão (ABCD)</w:t>
+      </w:r>
+    </w:p>
+    <w:p>
+      <w:r>
+        <w:rPr>
+          <w:rFonts w:ascii="Calibri" w:hAnsi="Calibri" w:eastAsia="Calibri"/>
+          <w:b w:val="0"/>
+          <w:i w:val="0"/>
+          <w:sz w:val="22"/>
+        </w:rPr>
+        <w:t>O que deu certo: mantive colaboração positiva com a colega Avanade e com o time do cliente; comunico ausências ao gestor; abri canal com o novo People Lead e aceitei cadência mensal de 1:1. Participei do Power Skills para desenvolver soft skills.</w:t>
+      </w:r>
+    </w:p>
+    <w:p>
+      <w:r>
+        <w:rPr>
+          <w:rFonts w:ascii="Calibri" w:hAnsi="Calibri" w:eastAsia="Calibri"/>
+          <w:b w:val="0"/>
+          <w:i w:val="0"/>
+          <w:sz w:val="22"/>
+        </w:rPr>
+        <w:t>O que poderia ser melhor: aumentar visibilidade da minha atuação para o líder de projeto; participar mais das CALLs da prática (hoje conflita com daily/Power Skills) via gravação/resumo; transformar feedbacks informais em registro para o ciclo.</w:t>
+      </w:r>
+    </w:p>
+    <w:p>
+      <w:r>
+        <w:rPr>
+          <w:rFonts w:ascii="Calibri" w:hAnsi="Calibri" w:eastAsia="Calibri"/>
+          <w:b w:val="0"/>
+          <w:i w:val="0"/>
+          <w:sz w:val="22"/>
+        </w:rPr>
+        <w:t>Próximos passos: café de alinhamento de percepção com o líder de projeto; manter 1:1s; registrar aprendizados de Power Skills na autoavaliação.</w:t>
+      </w:r>
+    </w:p>
+    <w:p>
+      <w:pPr>
+        <w:pStyle w:val="Heading3"/>
+      </w:pPr>
+      <w:r>
+        <w:t>Impacto sugerido</w:t>
+      </w:r>
+    </w:p>
+    <w:p>
+      <w:r>
+        <w:rPr>
+          <w:rFonts w:ascii="Calibri" w:hAnsi="Calibri" w:eastAsia="Calibri"/>
+          <w:b/>
+          <w:i w:val="0"/>
+          <w:sz w:val="22"/>
+        </w:rPr>
+        <w:t>6–7</w:t>
+      </w:r>
+    </w:p>
+    <w:p>
+      <w:pPr>
+        <w:pBdr>
+          <w:bottom w:val="single" w:sz="6" w:space="1" w:color="CCCCCC"/>
+        </w:pBdr>
+      </w:pPr>
+    </w:p>
+    <w:p>
+      <w:pPr>
+        <w:pStyle w:val="Heading3"/>
+      </w:pPr>
+      <w:r>
+        <w:t>Prioridade 4 — Comunidade</w:t>
+      </w:r>
+    </w:p>
+    <w:p>
+      <w:pPr>
+        <w:pStyle w:val="Heading3"/>
+      </w:pPr>
+      <w:r>
+        <w:t>Título</w:t>
+      </w:r>
+    </w:p>
+    <w:p>
+      <w:r>
+        <w:rPr>
+          <w:rFonts w:ascii="Calibri" w:hAnsi="Calibri" w:eastAsia="Calibri"/>
+          <w:b w:val="0"/>
+          <w:i w:val="0"/>
+          <w:sz w:val="22"/>
+        </w:rPr>
+        <w:t>Apoiar onboarding de novas participantes no Women In Tech</w:t>
+      </w:r>
+    </w:p>
+    <w:p>
+      <w:pPr>
+        <w:pStyle w:val="Heading3"/>
+      </w:pPr>
+      <w:r>
+        <w:t>Descrição</w:t>
+      </w:r>
+    </w:p>
+    <w:p>
+      <w:r>
+        <w:rPr>
+          <w:rFonts w:ascii="Calibri" w:hAnsi="Calibri" w:eastAsia="Calibri"/>
+          <w:b w:val="0"/>
+          <w:i w:val="0"/>
+          <w:sz w:val="22"/>
+        </w:rPr>
+        <w:t>Contribuir com impacto positivo na comunidade interna por meio do voluntariado no grupo Women In Tech, apoiando o onboarding de novas participantes, fortalecendo inclusão e compartilhamento de conhecimento entre reinventoras.</w:t>
+      </w:r>
+    </w:p>
+    <w:p>
+      <w:pPr>
+        <w:pStyle w:val="Heading3"/>
+      </w:pPr>
+      <w:r>
+        <w:t>Categoria</w:t>
+      </w:r>
+    </w:p>
+    <w:p>
+      <w:r>
+        <w:rPr>
+          <w:rFonts w:ascii="Calibri" w:hAnsi="Calibri" w:eastAsia="Calibri"/>
+          <w:b w:val="0"/>
+          <w:i w:val="0"/>
+          <w:sz w:val="22"/>
+        </w:rPr>
+        <w:t>Comunidade</w:t>
+      </w:r>
+    </w:p>
+    <w:p>
+      <w:pPr>
+        <w:pStyle w:val="Heading3"/>
+      </w:pPr>
+      <w:r>
+        <w:t>Métricas (sugestão)</w:t>
+      </w:r>
+    </w:p>
+    <w:p>
+      <w:pPr>
+        <w:pStyle w:val="ListNumber"/>
+      </w:pPr>
+      <w:r>
+        <w:rPr>
+          <w:rFonts w:ascii="Calibri" w:hAnsi="Calibri" w:eastAsia="Calibri"/>
+          <w:b w:val="0"/>
+          <w:i w:val="0"/>
+          <w:sz w:val="22"/>
+        </w:rPr>
+        <w:t xml:space="preserve">Voluntariado Comunitário — Alvo: </w:t>
+      </w:r>
+      <w:r>
+        <w:rPr>
+          <w:rFonts w:ascii="Calibri" w:hAnsi="Calibri" w:eastAsia="Calibri"/>
+          <w:b/>
+          <w:i w:val="0"/>
+          <w:sz w:val="22"/>
+        </w:rPr>
+        <w:t>Me</w:t>
+      </w:r>
+    </w:p>
+    <w:p>
+      <w:pPr>
+        <w:pStyle w:val="ListNumber"/>
+      </w:pPr>
+      <w:r>
+        <w:rPr>
+          <w:rFonts w:ascii="Calibri" w:hAnsi="Calibri" w:eastAsia="Calibri"/>
+          <w:b w:val="0"/>
+          <w:i w:val="0"/>
+          <w:sz w:val="22"/>
+        </w:rPr>
+        <w:t xml:space="preserve">Cidadania Social e Ambiental / comunidade — Alvo: </w:t>
+      </w:r>
+      <w:r>
+        <w:rPr>
+          <w:rFonts w:ascii="Calibri" w:hAnsi="Calibri" w:eastAsia="Calibri"/>
+          <w:b/>
+          <w:i w:val="0"/>
+          <w:sz w:val="22"/>
+        </w:rPr>
+        <w:t>Me</w:t>
+      </w:r>
+    </w:p>
+    <w:p>
+      <w:pPr>
+        <w:pStyle w:val="ListNumber"/>
+      </w:pPr>
+      <w:r>
+        <w:rPr>
+          <w:rFonts w:ascii="Calibri" w:hAnsi="Calibri" w:eastAsia="Calibri"/>
+          <w:b w:val="0"/>
+          <w:i w:val="0"/>
+          <w:sz w:val="22"/>
+        </w:rPr>
+        <w:t xml:space="preserve">Conselho / Comitê Comunitário (se o grupo contar assim) — Alvo: </w:t>
+      </w:r>
+      <w:r>
+        <w:rPr>
+          <w:rFonts w:ascii="Calibri" w:hAnsi="Calibri" w:eastAsia="Calibri"/>
+          <w:b/>
+          <w:i w:val="0"/>
+          <w:sz w:val="22"/>
+        </w:rPr>
+        <w:t>Me</w:t>
+      </w:r>
+      <w:r>
+        <w:rPr>
+          <w:rFonts w:ascii="Calibri" w:hAnsi="Calibri" w:eastAsia="Calibri"/>
+          <w:b w:val="0"/>
+          <w:i w:val="0"/>
+          <w:sz w:val="22"/>
+        </w:rPr>
+        <w:t xml:space="preserve"> ou </w:t>
+      </w:r>
+      <w:r>
+        <w:rPr>
+          <w:rFonts w:ascii="Calibri" w:hAnsi="Calibri" w:eastAsia="Calibri"/>
+          <w:b/>
+          <w:i w:val="0"/>
+          <w:sz w:val="22"/>
+        </w:rPr>
+        <w:t>Time</w:t>
+      </w:r>
+    </w:p>
+    <w:p>
+      <w:pPr>
+        <w:pStyle w:val="Heading3"/>
+      </w:pPr>
+      <w:r>
+        <w:t>Texto da reflexão (ABCD)</w:t>
+      </w:r>
+    </w:p>
+    <w:p>
+      <w:r>
+        <w:rPr>
+          <w:rFonts w:ascii="Calibri" w:hAnsi="Calibri" w:eastAsia="Calibri"/>
+          <w:b w:val="0"/>
+          <w:i w:val="0"/>
+          <w:sz w:val="22"/>
+        </w:rPr>
+        <w:t>O que deu certo: entrei no voluntariado do Women In Tech com foco em onboarding de novas participantes, contribuindo para acolhimento e inclusão.</w:t>
+      </w:r>
+    </w:p>
+    <w:p>
+      <w:r>
+        <w:rPr>
+          <w:rFonts w:ascii="Calibri" w:hAnsi="Calibri" w:eastAsia="Calibri"/>
+          <w:b w:val="0"/>
+          <w:i w:val="0"/>
+          <w:sz w:val="22"/>
+        </w:rPr>
+        <w:t>O que poderia ser melhor: quantificar melhor a contribuição (número de pessoas apoiadas, encontros, materiais) e compartilhar aprendizados com o People Lead e no fechamento do ciclo.</w:t>
+      </w:r>
+    </w:p>
+    <w:p>
+      <w:r>
+        <w:rPr>
+          <w:rFonts w:ascii="Calibri" w:hAnsi="Calibri" w:eastAsia="Calibri"/>
+          <w:b w:val="0"/>
+          <w:i w:val="0"/>
+          <w:sz w:val="22"/>
+        </w:rPr>
+        <w:t>Próximos passos: registrar evidências do voluntariado (quantas pessoas, o que foi feito) e manter a atuação no grupo.</w:t>
+      </w:r>
+    </w:p>
+    <w:p>
+      <w:pPr>
+        <w:pStyle w:val="Heading3"/>
+      </w:pPr>
+      <w:r>
+        <w:t>Impacto sugerido</w:t>
+      </w:r>
+    </w:p>
+    <w:p>
+      <w:r>
+        <w:rPr>
+          <w:rFonts w:ascii="Calibri" w:hAnsi="Calibri" w:eastAsia="Calibri"/>
+          <w:b/>
+          <w:i w:val="0"/>
+          <w:sz w:val="22"/>
+        </w:rPr>
+        <w:t>6–8</w:t>
+      </w:r>
+      <w:r>
+        <w:rPr>
+          <w:rFonts w:ascii="Calibri" w:hAnsi="Calibri" w:eastAsia="Calibri"/>
+          <w:b w:val="0"/>
+          <w:i w:val="0"/>
+          <w:sz w:val="22"/>
+        </w:rPr>
+        <w:t xml:space="preserve"> (subir se tiver números fortes)</w:t>
+      </w:r>
+    </w:p>
+    <w:p>
+      <w:pPr>
+        <w:pStyle w:val="Heading3"/>
+      </w:pPr>
+      <w:r>
+        <w:t>Métricas — “Atual”</w:t>
+      </w:r>
+    </w:p>
+    <w:p>
+      <w:pPr>
+        <w:pStyle w:val="ListBullet"/>
+      </w:pPr>
+      <w:r>
+        <w:rPr>
+          <w:rFonts w:ascii="Calibri" w:hAnsi="Calibri" w:eastAsia="Calibri"/>
+          <w:b w:val="0"/>
+          <w:i w:val="0"/>
+          <w:sz w:val="22"/>
+        </w:rPr>
+        <w:t>“Atuação no Women In Tech — onboarding de novas participantes (completar com número de pessoas/encontros)”</w:t>
+      </w:r>
+    </w:p>
+    <w:p>
+      <w:pPr>
+        <w:pBdr>
+          <w:bottom w:val="single" w:sz="6" w:space="1" w:color="CCCCCC"/>
+        </w:pBdr>
+      </w:pPr>
+    </w:p>
+    <w:p>
+      <w:pPr>
+        <w:pStyle w:val="Heading3"/>
+      </w:pPr>
+      <w:r>
+        <w:t>Checklist final (enviar até 28/08)</w:t>
+      </w:r>
+    </w:p>
+    <w:p>
+      <w:pPr>
+        <w:pStyle w:val="ListBullet"/>
+      </w:pPr>
+      <w:r>
+        <w:rPr>
+          <w:rFonts w:ascii="Calibri" w:hAnsi="Calibri" w:eastAsia="Calibri"/>
+          <w:b w:val="0"/>
+          <w:i w:val="0"/>
+          <w:sz w:val="22"/>
+        </w:rPr>
+        <w:t>☐ 4 prioridades salvas com categoria FY26</w:t>
+      </w:r>
+    </w:p>
+    <w:p>
+      <w:pPr>
+        <w:pStyle w:val="ListBullet"/>
+      </w:pPr>
+      <w:r>
+        <w:rPr>
+          <w:rFonts w:ascii="Calibri" w:hAnsi="Calibri" w:eastAsia="Calibri"/>
+          <w:b w:val="0"/>
+          <w:i w:val="0"/>
+          <w:sz w:val="22"/>
+        </w:rPr>
+        <w:t>☐ Métricas + revisores (Enterprise ID) + MAPFRE onde couber</w:t>
+      </w:r>
+    </w:p>
+    <w:p>
+      <w:pPr>
+        <w:pStyle w:val="ListBullet"/>
+      </w:pPr>
+      <w:r>
+        <w:rPr>
+          <w:rFonts w:ascii="Calibri" w:hAnsi="Calibri" w:eastAsia="Calibri"/>
+          <w:b w:val="0"/>
+          <w:i w:val="0"/>
+          <w:sz w:val="22"/>
+        </w:rPr>
+        <w:t>☐ Reflexão ABCD enviada nas 4</w:t>
+      </w:r>
+    </w:p>
+    <w:p>
+      <w:pPr>
+        <w:pStyle w:val="ListBullet"/>
+      </w:pPr>
+      <w:r>
+        <w:rPr>
+          <w:rFonts w:ascii="Calibri" w:hAnsi="Calibri" w:eastAsia="Calibri"/>
+          <w:b w:val="0"/>
+          <w:i w:val="0"/>
+          <w:sz w:val="22"/>
+        </w:rPr>
+        <w:t>☐ Impacto 0–10 preenchido</w:t>
+      </w:r>
+    </w:p>
+    <w:p>
+      <w:pPr>
+        <w:pStyle w:val="ListBullet"/>
+      </w:pPr>
+      <w:r>
+        <w:rPr>
+          <w:rFonts w:ascii="Calibri" w:hAnsi="Calibri" w:eastAsia="Calibri"/>
+          <w:b w:val="0"/>
+          <w:i w:val="0"/>
+          <w:sz w:val="22"/>
+        </w:rPr>
+        <w:t>☐ Avisar Jônatas no Teams/chat: “Workday + ABCD enviados”</w:t>
+      </w:r>
+    </w:p>
+    <w:p>
+      <w:pPr>
+        <w:pStyle w:val="Heading3"/>
+      </w:pPr>
+      <w:r>
+        <w:t>O que NÃO fazer</w:t>
+      </w:r>
+    </w:p>
+    <w:p>
+      <w:pPr>
+        <w:pStyle w:val="ListBullet"/>
+      </w:pPr>
+      <w:r>
+        <w:rPr>
+          <w:rFonts w:ascii="Calibri" w:hAnsi="Calibri" w:eastAsia="Calibri"/>
+          <w:b w:val="0"/>
+          <w:i w:val="0"/>
+          <w:sz w:val="22"/>
+        </w:rPr>
+        <w:t>Deixar só AI-900 como história principal sem falar da MAPFRE.</w:t>
+      </w:r>
+    </w:p>
+    <w:p>
+      <w:pPr>
+        <w:pStyle w:val="ListBullet"/>
+      </w:pPr>
+      <w:r>
+        <w:rPr>
+          <w:rFonts w:ascii="Calibri" w:hAnsi="Calibri" w:eastAsia="Calibri"/>
+          <w:b w:val="0"/>
+          <w:i w:val="0"/>
+          <w:sz w:val="22"/>
+        </w:rPr>
+        <w:t>Inventar métricas que você não consegue defender com o líder.</w:t>
+      </w:r>
+    </w:p>
+    <w:p>
+      <w:pPr>
+        <w:pStyle w:val="ListBullet"/>
+      </w:pPr>
+      <w:r>
+        <w:rPr>
+          <w:rFonts w:ascii="Calibri" w:hAnsi="Calibri" w:eastAsia="Calibri"/>
+          <w:b w:val="0"/>
+          <w:i w:val="0"/>
+          <w:sz w:val="22"/>
+        </w:rPr>
+        <w:t xml:space="preserve">Esquecer de clicar em </w:t>
+      </w:r>
+      <w:r>
+        <w:rPr>
+          <w:rFonts w:ascii="Calibri" w:hAnsi="Calibri" w:eastAsia="Calibri"/>
+          <w:b/>
+          <w:i w:val="0"/>
+          <w:sz w:val="22"/>
+        </w:rPr>
+        <w:t>Enviar</w:t>
+      </w:r>
+      <w:r>
+        <w:rPr>
+          <w:rFonts w:ascii="Calibri" w:hAnsi="Calibri" w:eastAsia="Calibri"/>
+          <w:b w:val="0"/>
+          <w:i w:val="0"/>
+          <w:sz w:val="22"/>
+        </w:rPr>
+        <w:t xml:space="preserve"> (rascunho não conta).</w:t>
+      </w:r>
+    </w:p>
+    <w:p>
+      <w:r>
+        <w:br w:type="page"/>
+      </w:r>
+    </w:p>
+    <w:p>
+      <w:pPr>
+        <w:pStyle w:val="Heading1"/>
+      </w:pPr>
+      <w:r>
+        <w:t>15. Autorreflexão ABCD — referência PL</w:t>
+      </w:r>
+    </w:p>
+    <w:p>
+      <w:r>
+        <w:rPr>
+          <w:rFonts w:ascii="Calibri" w:hAnsi="Calibri" w:eastAsia="Calibri"/>
+          <w:b/>
+          <w:i w:val="0"/>
+          <w:sz w:val="22"/>
+        </w:rPr>
+        <w:t>Referência interna do People Lead — não enviada à Andressa</w:t>
+      </w:r>
+    </w:p>
+    <w:p>
+      <w:r>
+        <w:rPr>
+          <w:rFonts w:ascii="Calibri" w:hAnsi="Calibri" w:eastAsia="Calibri"/>
+          <w:b w:val="0"/>
+          <w:i w:val="0"/>
+          <w:sz w:val="22"/>
+        </w:rPr>
+        <w:t>Cliente: MAPFRE · Analyst, Back-End · Prazo prática ~28/08</w:t>
+      </w:r>
+    </w:p>
+    <w:p>
+      <w:r>
+        <w:rPr>
+          <w:rFonts w:ascii="Calibri" w:hAnsi="Calibri" w:eastAsia="Calibri"/>
+          <w:b w:val="0"/>
+          <w:i w:val="0"/>
+          <w:sz w:val="22"/>
+        </w:rPr>
+        <w:t>People Lead: Jônatas</w:t>
+      </w:r>
+    </w:p>
+    <w:p>
+      <w:pPr>
+        <w:ind w:left="425"/>
+      </w:pPr>
+      <w:r>
+        <w:rPr>
+          <w:rFonts w:ascii="Calibri" w:hAnsi="Calibri" w:eastAsia="Calibri"/>
+          <w:b w:val="0"/>
+          <w:i/>
+          <w:color w:val="555555"/>
+          <w:sz w:val="22"/>
+        </w:rPr>
+        <w:t xml:space="preserve">Este arquivo é </w:t>
+      </w:r>
+      <w:r>
+        <w:rPr>
+          <w:rFonts w:ascii="Calibri" w:hAnsi="Calibri" w:eastAsia="Calibri"/>
+          <w:b/>
+          <w:i w:val="0"/>
+          <w:color w:val="555555"/>
+          <w:sz w:val="22"/>
+        </w:rPr>
+        <w:t>seu histórico/referência</w:t>
+      </w:r>
+      <w:r>
+        <w:rPr>
+          <w:rFonts w:ascii="Calibri" w:hAnsi="Calibri" w:eastAsia="Calibri"/>
+          <w:b w:val="0"/>
+          <w:i/>
+          <w:color w:val="555555"/>
+          <w:sz w:val="22"/>
+        </w:rPr>
+        <w:t xml:space="preserve"> (orientação na call ou cruzamento quando ela submeter). </w:t>
+      </w:r>
+      <w:r>
+        <w:rPr>
+          <w:rFonts w:ascii="Calibri" w:hAnsi="Calibri" w:eastAsia="Calibri"/>
+          <w:b/>
+          <w:i w:val="0"/>
+          <w:color w:val="555555"/>
+          <w:sz w:val="22"/>
+        </w:rPr>
+        <w:t>Não repassar como documento.</w:t>
+      </w:r>
+      <w:r>
+        <w:rPr>
+          <w:rFonts w:ascii="Calibri" w:hAnsi="Calibri" w:eastAsia="Calibri"/>
+          <w:b w:val="0"/>
+          <w:i/>
+          <w:color w:val="555555"/>
+          <w:sz w:val="22"/>
+        </w:rPr>
+        <w:t xml:space="preserve">   Textos abaixo: base se precisar orientar de novo ou cruzar com o ABCD Form.</w:t>
+      </w:r>
+    </w:p>
+    <w:p>
+      <w:pPr>
+        <w:pBdr>
+          <w:bottom w:val="single" w:sz="6" w:space="1" w:color="CCCCCC"/>
+        </w:pBdr>
+      </w:pPr>
+    </w:p>
+    <w:p>
+      <w:pPr>
+        <w:pStyle w:val="Heading3"/>
+      </w:pPr>
+      <w:r>
+        <w:t>Atenção (aprendizado do ciclo)</w:t>
+      </w:r>
+    </w:p>
+    <w:p>
+      <w:pPr>
+        <w:pStyle w:val="ListBullet"/>
+      </w:pPr>
+      <w:r>
+        <w:rPr>
+          <w:rFonts w:ascii="Calibri" w:hAnsi="Calibri" w:eastAsia="Calibri"/>
+          <w:b w:val="0"/>
+          <w:i w:val="0"/>
+          <w:sz w:val="22"/>
+        </w:rPr>
+        <w:t xml:space="preserve">Em </w:t>
+      </w:r>
+      <w:r>
+        <w:rPr>
+          <w:rFonts w:ascii="Calibri" w:hAnsi="Calibri" w:eastAsia="Calibri"/>
+          <w:b/>
+          <w:i w:val="0"/>
+          <w:sz w:val="22"/>
+        </w:rPr>
+        <w:t>Atualidade</w:t>
+      </w:r>
+      <w:r>
+        <w:rPr>
+          <w:rFonts w:ascii="Calibri" w:hAnsi="Calibri" w:eastAsia="Calibri"/>
+          <w:b w:val="0"/>
+          <w:i w:val="0"/>
+          <w:sz w:val="22"/>
+        </w:rPr>
+        <w:t xml:space="preserve"> (métricas), o Workday aceita </w:t>
+      </w:r>
+      <w:r>
+        <w:rPr>
+          <w:rFonts w:ascii="Calibri" w:hAnsi="Calibri" w:eastAsia="Calibri"/>
+          <w:b/>
+          <w:i w:val="0"/>
+          <w:sz w:val="22"/>
+        </w:rPr>
+        <w:t>no máximo 150 caracteres</w:t>
+      </w:r>
+      <w:r>
+        <w:rPr>
+          <w:rFonts w:ascii="Calibri" w:hAnsi="Calibri" w:eastAsia="Calibri"/>
+          <w:b w:val="0"/>
+          <w:i w:val="0"/>
+          <w:sz w:val="22"/>
+        </w:rPr>
+        <w:t>. Se passar, aparece erro vermelho e não envia.</w:t>
+      </w:r>
+    </w:p>
+    <w:p>
+      <w:pPr>
+        <w:pStyle w:val="ListBullet"/>
+      </w:pPr>
+      <w:r>
+        <w:rPr>
+          <w:rFonts w:ascii="Calibri" w:hAnsi="Calibri" w:eastAsia="Calibri"/>
+          <w:b w:val="0"/>
+          <w:i w:val="0"/>
+          <w:sz w:val="22"/>
+        </w:rPr>
+        <w:t xml:space="preserve">Botão certo na edição da prioridade: </w:t>
+      </w:r>
+      <w:r>
+        <w:rPr>
+          <w:rFonts w:ascii="Calibri" w:hAnsi="Calibri" w:eastAsia="Calibri"/>
+          <w:b/>
+          <w:i w:val="0"/>
+          <w:sz w:val="22"/>
+        </w:rPr>
+        <w:t>Submeta e Refleta</w:t>
+      </w:r>
+      <w:r>
+        <w:rPr>
+          <w:rFonts w:ascii="Calibri" w:hAnsi="Calibri" w:eastAsia="Calibri"/>
+          <w:b w:val="0"/>
+          <w:i w:val="0"/>
+          <w:sz w:val="22"/>
+        </w:rPr>
+        <w:t xml:space="preserve"> / </w:t>
+      </w:r>
+      <w:r>
+        <w:rPr>
+          <w:rFonts w:ascii="Calibri" w:hAnsi="Calibri" w:eastAsia="Calibri"/>
+          <w:b/>
+          <w:i w:val="0"/>
+          <w:sz w:val="22"/>
+        </w:rPr>
+        <w:t>Submit &amp; Reflect</w:t>
+      </w:r>
+      <w:r>
+        <w:rPr>
+          <w:rFonts w:ascii="Calibri" w:hAnsi="Calibri" w:eastAsia="Calibri"/>
+          <w:b w:val="0"/>
+          <w:i w:val="0"/>
+          <w:sz w:val="22"/>
+        </w:rPr>
+        <w:t xml:space="preserve"> (não só “Ir para Prioridades Inicial”).</w:t>
+      </w:r>
+    </w:p>
+    <w:p>
+      <w:pPr>
+        <w:pStyle w:val="ListBullet"/>
+      </w:pPr>
+      <w:r>
+        <w:rPr>
+          <w:rFonts w:ascii="Calibri" w:hAnsi="Calibri" w:eastAsia="Calibri"/>
+          <w:b w:val="0"/>
+          <w:i w:val="0"/>
+          <w:sz w:val="22"/>
+        </w:rPr>
+        <w:t xml:space="preserve">Depois de colar, clique em </w:t>
+      </w:r>
+      <w:r>
+        <w:rPr>
+          <w:rFonts w:ascii="Calibri" w:hAnsi="Calibri" w:eastAsia="Calibri"/>
+          <w:b/>
+          <w:i w:val="0"/>
+          <w:sz w:val="22"/>
+        </w:rPr>
+        <w:t>Enviar</w:t>
+      </w:r>
+      <w:r>
+        <w:rPr>
+          <w:rFonts w:ascii="Calibri" w:hAnsi="Calibri" w:eastAsia="Calibri"/>
+          <w:b w:val="0"/>
+          <w:i w:val="0"/>
+          <w:sz w:val="22"/>
+        </w:rPr>
+        <w:t>. Rascunho não conta.</w:t>
+      </w:r>
+    </w:p>
+    <w:p>
+      <w:pPr>
+        <w:pBdr>
+          <w:bottom w:val="single" w:sz="6" w:space="1" w:color="CCCCCC"/>
+        </w:pBdr>
+      </w:pPr>
+    </w:p>
+    <w:p>
+      <w:pPr>
+        <w:pStyle w:val="Heading3"/>
+      </w:pPr>
+      <w:r>
+        <w:t>Passo a passo na tela</w:t>
+      </w:r>
+    </w:p>
+    <w:p>
+      <w:pPr>
+        <w:pStyle w:val="ListNumber"/>
+      </w:pPr>
+      <w:r>
+        <w:rPr>
+          <w:rFonts w:ascii="Calibri" w:hAnsi="Calibri" w:eastAsia="Calibri"/>
+          <w:b w:val="0"/>
+          <w:i w:val="0"/>
+          <w:sz w:val="22"/>
+        </w:rPr>
+        <w:t xml:space="preserve">Workday → persona → </w:t>
+      </w:r>
+      <w:r>
+        <w:rPr>
+          <w:rFonts w:ascii="Calibri" w:hAnsi="Calibri" w:eastAsia="Calibri"/>
+          <w:b/>
+          <w:i w:val="0"/>
+          <w:sz w:val="22"/>
+        </w:rPr>
+        <w:t>View Profile</w:t>
+      </w:r>
+      <w:r>
+        <w:rPr>
+          <w:rFonts w:ascii="Calibri" w:hAnsi="Calibri" w:eastAsia="Calibri"/>
+          <w:b w:val="0"/>
+          <w:i w:val="0"/>
+          <w:sz w:val="22"/>
+        </w:rPr>
+        <w:t xml:space="preserve"> → </w:t>
+      </w:r>
+      <w:r>
+        <w:rPr>
+          <w:rFonts w:ascii="Calibri" w:hAnsi="Calibri" w:eastAsia="Calibri"/>
+          <w:b/>
+          <w:i w:val="0"/>
+          <w:sz w:val="22"/>
+        </w:rPr>
+        <w:t>Desempenho / Performance</w:t>
+      </w:r>
+      <w:r>
+        <w:rPr>
+          <w:rFonts w:ascii="Calibri" w:hAnsi="Calibri" w:eastAsia="Calibri"/>
+          <w:b w:val="0"/>
+          <w:i w:val="0"/>
+          <w:sz w:val="22"/>
+        </w:rPr>
+        <w:t xml:space="preserve"> → </w:t>
+      </w:r>
+      <w:r>
+        <w:rPr>
+          <w:rFonts w:ascii="Calibri" w:hAnsi="Calibri" w:eastAsia="Calibri"/>
+          <w:b/>
+          <w:i w:val="0"/>
+          <w:sz w:val="22"/>
+        </w:rPr>
+        <w:t>Priorities Homepage</w:t>
+      </w:r>
+      <w:r>
+        <w:rPr>
+          <w:rFonts w:ascii="Calibri" w:hAnsi="Calibri" w:eastAsia="Calibri"/>
+          <w:b w:val="0"/>
+          <w:i w:val="0"/>
+          <w:sz w:val="22"/>
+        </w:rPr>
+        <w:t>.</w:t>
+      </w:r>
+    </w:p>
+    <w:p>
+      <w:pPr>
+        <w:pStyle w:val="ListNumber"/>
+      </w:pPr>
+      <w:r>
+        <w:rPr>
+          <w:rFonts w:ascii="Calibri" w:hAnsi="Calibri" w:eastAsia="Calibri"/>
+          <w:b w:val="0"/>
+          <w:i w:val="0"/>
+          <w:sz w:val="22"/>
+        </w:rPr>
+        <w:t xml:space="preserve">Confira 4 cards (uma por categoria FY26). Se faltar, crie antes (ver doc </w:t>
+      </w:r>
+      <w:r>
+        <w:rPr>
+          <w:rFonts w:ascii="Consolas" w:hAnsi="Consolas" w:eastAsia="Consolas"/>
+          <w:b w:val="0"/>
+          <w:i w:val="0"/>
+          <w:color w:val="333333"/>
+          <w:sz w:val="18"/>
+        </w:rPr>
+        <w:t>08-workday-prioridades-abcd</w:t>
+      </w:r>
+      <w:r>
+        <w:rPr>
+          <w:rFonts w:ascii="Calibri" w:hAnsi="Calibri" w:eastAsia="Calibri"/>
+          <w:b w:val="0"/>
+          <w:i w:val="0"/>
+          <w:sz w:val="22"/>
+        </w:rPr>
+        <w:t>).</w:t>
+      </w:r>
+    </w:p>
+    <w:p>
+      <w:pPr>
+        <w:pStyle w:val="ListNumber"/>
+      </w:pPr>
+      <w:r>
+        <w:rPr>
+          <w:rFonts w:ascii="Calibri" w:hAnsi="Calibri" w:eastAsia="Calibri"/>
+          <w:b w:val="0"/>
+          <w:i w:val="0"/>
+          <w:sz w:val="22"/>
+        </w:rPr>
+        <w:t xml:space="preserve">No card da prioridade → clique em </w:t>
+      </w:r>
+      <w:r>
+        <w:rPr>
+          <w:rFonts w:ascii="Calibri" w:hAnsi="Calibri" w:eastAsia="Calibri"/>
+          <w:b/>
+          <w:i w:val="0"/>
+          <w:sz w:val="22"/>
+        </w:rPr>
+        <w:t>Edit &gt;</w:t>
+      </w:r>
+      <w:r>
+        <w:rPr>
+          <w:rFonts w:ascii="Calibri" w:hAnsi="Calibri" w:eastAsia="Calibri"/>
+          <w:b w:val="0"/>
+          <w:i w:val="0"/>
+          <w:sz w:val="22"/>
+        </w:rPr>
+        <w:t>.</w:t>
+      </w:r>
+    </w:p>
+    <w:p>
+      <w:pPr>
+        <w:pStyle w:val="ListNumber"/>
+      </w:pPr>
+      <w:r>
+        <w:rPr>
+          <w:rFonts w:ascii="Calibri" w:hAnsi="Calibri" w:eastAsia="Calibri"/>
+          <w:b w:val="0"/>
+          <w:i w:val="0"/>
+          <w:sz w:val="22"/>
+        </w:rPr>
+        <w:t xml:space="preserve">Confira título, descrição, categoria, métricas, revisores, cliente </w:t>
+      </w:r>
+      <w:r>
+        <w:rPr>
+          <w:rFonts w:ascii="Calibri" w:hAnsi="Calibri" w:eastAsia="Calibri"/>
+          <w:b/>
+          <w:i w:val="0"/>
+          <w:sz w:val="22"/>
+        </w:rPr>
+        <w:t>MAPFRE</w:t>
+      </w:r>
+      <w:r>
+        <w:rPr>
+          <w:rFonts w:ascii="Calibri" w:hAnsi="Calibri" w:eastAsia="Calibri"/>
+          <w:b w:val="0"/>
+          <w:i w:val="0"/>
+          <w:sz w:val="22"/>
+        </w:rPr>
+        <w:t xml:space="preserve">, status </w:t>
+      </w:r>
+      <w:r>
+        <w:rPr>
+          <w:rFonts w:ascii="Calibri" w:hAnsi="Calibri" w:eastAsia="Calibri"/>
+          <w:b/>
+          <w:i w:val="0"/>
+          <w:sz w:val="22"/>
+        </w:rPr>
+        <w:t>Em andamento</w:t>
+      </w:r>
+      <w:r>
+        <w:rPr>
+          <w:rFonts w:ascii="Calibri" w:hAnsi="Calibri" w:eastAsia="Calibri"/>
+          <w:b w:val="0"/>
+          <w:i w:val="0"/>
+          <w:sz w:val="22"/>
+        </w:rPr>
+        <w:t>.</w:t>
+      </w:r>
+    </w:p>
+    <w:p>
+      <w:pPr>
+        <w:pStyle w:val="ListNumber"/>
+      </w:pPr>
+      <w:r>
+        <w:rPr>
+          <w:rFonts w:ascii="Calibri" w:hAnsi="Calibri" w:eastAsia="Calibri"/>
+          <w:b w:val="0"/>
+          <w:i w:val="0"/>
+          <w:sz w:val="22"/>
+        </w:rPr>
+        <w:t xml:space="preserve">Clique em </w:t>
+      </w:r>
+      <w:r>
+        <w:rPr>
+          <w:rFonts w:ascii="Calibri" w:hAnsi="Calibri" w:eastAsia="Calibri"/>
+          <w:b/>
+          <w:i w:val="0"/>
+          <w:sz w:val="22"/>
+        </w:rPr>
+        <w:t>Submeta e Refleta</w:t>
+      </w:r>
+      <w:r>
+        <w:rPr>
+          <w:rFonts w:ascii="Calibri" w:hAnsi="Calibri" w:eastAsia="Calibri"/>
+          <w:b w:val="0"/>
+          <w:i w:val="0"/>
+          <w:sz w:val="22"/>
+        </w:rPr>
+        <w:t>.</w:t>
+      </w:r>
+    </w:p>
+    <w:p>
+      <w:pPr>
+        <w:pStyle w:val="ListNumber"/>
+      </w:pPr>
+      <w:r>
+        <w:rPr>
+          <w:rFonts w:ascii="Calibri" w:hAnsi="Calibri" w:eastAsia="Calibri"/>
+          <w:b w:val="0"/>
+          <w:i w:val="0"/>
+          <w:sz w:val="22"/>
+        </w:rPr>
+        <w:t xml:space="preserve">Na tela </w:t>
+      </w:r>
+      <w:r>
+        <w:rPr>
+          <w:rFonts w:ascii="Calibri" w:hAnsi="Calibri" w:eastAsia="Calibri"/>
+          <w:b/>
+          <w:i w:val="0"/>
+          <w:sz w:val="22"/>
+        </w:rPr>
+        <w:t>Autorreflexão</w:t>
+      </w:r>
+      <w:r>
+        <w:rPr>
+          <w:rFonts w:ascii="Calibri" w:hAnsi="Calibri" w:eastAsia="Calibri"/>
+          <w:b w:val="0"/>
+          <w:i w:val="0"/>
+          <w:sz w:val="22"/>
+        </w:rPr>
+        <w:t>:</w:t>
+      </w:r>
+    </w:p>
+    <w:p>
+      <w:pPr>
+        <w:pStyle w:val="ListBullet"/>
+      </w:pPr>
+      <w:r>
+        <w:rPr>
+          <w:rFonts w:ascii="Calibri" w:hAnsi="Calibri" w:eastAsia="Calibri"/>
+          <w:b w:val="0"/>
+          <w:i w:val="0"/>
+          <w:sz w:val="22"/>
+        </w:rPr>
+        <w:t>Cole o texto no campo grande</w:t>
+      </w:r>
+    </w:p>
+    <w:p>
+      <w:pPr>
+        <w:pStyle w:val="ListBullet"/>
+      </w:pPr>
+      <w:r>
+        <w:rPr>
+          <w:rFonts w:ascii="Calibri" w:hAnsi="Calibri" w:eastAsia="Calibri"/>
+          <w:b w:val="0"/>
+          <w:i w:val="0"/>
+          <w:sz w:val="22"/>
+        </w:rPr>
+        <w:t xml:space="preserve">Arraste o </w:t>
+      </w:r>
+      <w:r>
+        <w:rPr>
+          <w:rFonts w:ascii="Calibri" w:hAnsi="Calibri" w:eastAsia="Calibri"/>
+          <w:b/>
+          <w:i w:val="0"/>
+          <w:sz w:val="22"/>
+        </w:rPr>
+        <w:t>slider de impacto</w:t>
+      </w:r>
+    </w:p>
+    <w:p>
+      <w:pPr>
+        <w:pStyle w:val="ListBullet"/>
+      </w:pPr>
+      <w:r>
+        <w:rPr>
+          <w:rFonts w:ascii="Calibri" w:hAnsi="Calibri" w:eastAsia="Calibri"/>
+          <w:b w:val="0"/>
+          <w:i w:val="0"/>
+          <w:sz w:val="22"/>
+        </w:rPr>
+        <w:t xml:space="preserve">Preencha as 3 caixas </w:t>
+      </w:r>
+      <w:r>
+        <w:rPr>
+          <w:rFonts w:ascii="Calibri" w:hAnsi="Calibri" w:eastAsia="Calibri"/>
+          <w:b/>
+          <w:i w:val="0"/>
+          <w:sz w:val="22"/>
+        </w:rPr>
+        <w:t>Atualidade</w:t>
+      </w:r>
+      <w:r>
+        <w:rPr>
+          <w:rFonts w:ascii="Calibri" w:hAnsi="Calibri" w:eastAsia="Calibri"/>
+          <w:b w:val="0"/>
+          <w:i w:val="0"/>
+          <w:sz w:val="22"/>
+        </w:rPr>
+        <w:t xml:space="preserve"> (≤150 caracteres)</w:t>
+      </w:r>
+    </w:p>
+    <w:p>
+      <w:pPr>
+        <w:pStyle w:val="ListBullet"/>
+      </w:pPr>
+      <w:r>
+        <w:rPr>
+          <w:rFonts w:ascii="Calibri" w:hAnsi="Calibri" w:eastAsia="Calibri"/>
+          <w:b w:val="0"/>
+          <w:i w:val="0"/>
+          <w:sz w:val="22"/>
+        </w:rPr>
+        <w:t xml:space="preserve">Clique em </w:t>
+      </w:r>
+      <w:r>
+        <w:rPr>
+          <w:rFonts w:ascii="Calibri" w:hAnsi="Calibri" w:eastAsia="Calibri"/>
+          <w:b/>
+          <w:i w:val="0"/>
+          <w:sz w:val="22"/>
+        </w:rPr>
+        <w:t>Enviar</w:t>
+      </w:r>
+    </w:p>
+    <w:p>
+      <w:pPr>
+        <w:pStyle w:val="ListNumber"/>
+      </w:pPr>
+      <w:r>
+        <w:rPr>
+          <w:rFonts w:ascii="Calibri" w:hAnsi="Calibri" w:eastAsia="Calibri"/>
+          <w:b w:val="0"/>
+          <w:i w:val="0"/>
+          <w:sz w:val="22"/>
+        </w:rPr>
+        <w:t>Repita para as 4 prioridades.</w:t>
+      </w:r>
+    </w:p>
+    <w:p>
+      <w:pPr>
+        <w:pStyle w:val="ListNumber"/>
+      </w:pPr>
+      <w:r>
+        <w:rPr>
+          <w:rFonts w:ascii="Calibri" w:hAnsi="Calibri" w:eastAsia="Calibri"/>
+          <w:b w:val="0"/>
+          <w:i w:val="0"/>
+          <w:sz w:val="22"/>
+        </w:rPr>
+        <w:t>Em Feedback e ABCD, confira se não ficou “priorities with no reflections”.</w:t>
+      </w:r>
+    </w:p>
+    <w:p>
+      <w:pPr>
+        <w:pBdr>
+          <w:bottom w:val="single" w:sz="6" w:space="1" w:color="CCCCCC"/>
+        </w:pBdr>
+      </w:pPr>
+    </w:p>
+    <w:p>
+      <w:pPr>
+        <w:pStyle w:val="Heading3"/>
+      </w:pPr>
+      <w:r>
+        <w:t>Ordem sugerida</w:t>
+      </w:r>
+    </w:p>
+    <w:p>
+      <w:pPr>
+        <w:pStyle w:val="ListNumber"/>
+      </w:pPr>
+      <w:r>
+        <w:rPr>
+          <w:rFonts w:ascii="Calibri" w:hAnsi="Calibri" w:eastAsia="Calibri"/>
+          <w:b w:val="0"/>
+          <w:i w:val="0"/>
+          <w:sz w:val="22"/>
+        </w:rPr>
+        <w:t xml:space="preserve">Criação de Valor para o Cliente (MAPFRE)  </w:t>
+      </w:r>
+    </w:p>
+    <w:p>
+      <w:pPr>
+        <w:pStyle w:val="ListNumber"/>
+      </w:pPr>
+      <w:r>
+        <w:rPr>
+          <w:rFonts w:ascii="Calibri" w:hAnsi="Calibri" w:eastAsia="Calibri"/>
+          <w:b w:val="0"/>
+          <w:i w:val="0"/>
+          <w:sz w:val="22"/>
+        </w:rPr>
+        <w:t xml:space="preserve">Habilitação de IA  </w:t>
+      </w:r>
+    </w:p>
+    <w:p>
+      <w:pPr>
+        <w:pStyle w:val="ListNumber"/>
+      </w:pPr>
+      <w:r>
+        <w:rPr>
+          <w:rFonts w:ascii="Calibri" w:hAnsi="Calibri" w:eastAsia="Calibri"/>
+          <w:b w:val="0"/>
+          <w:i w:val="0"/>
+          <w:sz w:val="22"/>
+        </w:rPr>
+        <w:t xml:space="preserve">Ótimo Lugar para Trabalhar  </w:t>
+      </w:r>
+    </w:p>
+    <w:p>
+      <w:pPr>
+        <w:pStyle w:val="ListNumber"/>
+      </w:pPr>
+      <w:r>
+        <w:rPr>
+          <w:rFonts w:ascii="Calibri" w:hAnsi="Calibri" w:eastAsia="Calibri"/>
+          <w:b w:val="0"/>
+          <w:i w:val="0"/>
+          <w:sz w:val="22"/>
+        </w:rPr>
+        <w:t xml:space="preserve">Comunidade (Women In Tech)  </w:t>
+      </w:r>
+    </w:p>
+    <w:p>
+      <w:pPr>
+        <w:pBdr>
+          <w:bottom w:val="single" w:sz="6" w:space="1" w:color="CCCCCC"/>
+        </w:pBdr>
+      </w:pPr>
+    </w:p>
+    <w:p>
+      <w:pPr>
+        <w:pStyle w:val="Heading2"/>
+      </w:pPr>
+      <w:r>
+        <w:t>1) Cliente — MAPFRE · Impacto 6–7</w:t>
+      </w:r>
+    </w:p>
+    <w:p>
+      <w:pPr>
+        <w:pStyle w:val="Heading3"/>
+      </w:pPr>
+      <w:r>
+        <w:t>Reflexão (colar)</w:t>
+      </w:r>
+    </w:p>
+    <w:p>
+      <w:r>
+        <w:rPr>
+          <w:rFonts w:ascii="Calibri" w:hAnsi="Calibri" w:eastAsia="Calibri"/>
+          <w:b w:val="0"/>
+          <w:i w:val="0"/>
+          <w:sz w:val="22"/>
+        </w:rPr>
+        <w:t>Durante o FY26, atuei na sustentação do cliente MAPFRE com foco em análise e resolução de incidentes apontados pelo parceiro, continuidade do serviço e colaboração com o time misto (Avanade e cliente), mesmo em ambiente de stack legado.</w:t>
+      </w:r>
+    </w:p>
+    <w:p>
+      <w:r>
+        <w:rPr>
+          <w:rFonts w:ascii="Calibri" w:hAnsi="Calibri" w:eastAsia="Calibri"/>
+          <w:b w:val="0"/>
+          <w:i w:val="0"/>
+          <w:sz w:val="22"/>
+        </w:rPr>
+        <w:t>O que deu certo: mantive a operação com diagnóstico de problemas, apoio para restabelecer o funcionamento do sistema e comunicação com o time. A parceria com a colega Avanade e com as pessoas do cliente ajudou a destravar o dia a dia.</w:t>
+      </w:r>
+    </w:p>
+    <w:p>
+      <w:r>
+        <w:rPr>
+          <w:rFonts w:ascii="Calibri" w:hAnsi="Calibri" w:eastAsia="Calibri"/>
+          <w:b w:val="0"/>
+          <w:i w:val="0"/>
+          <w:sz w:val="22"/>
+        </w:rPr>
+        <w:t>O que poderia ser melhor: documentar com mais frequência os casos resolvidos (causa, impacto, solução) para dar mais visibilidade ao valor entregue; alinhar periodicamente com o líder de projeto a percepção de performance.</w:t>
+      </w:r>
+    </w:p>
+    <w:p>
+      <w:r>
+        <w:rPr>
+          <w:rFonts w:ascii="Calibri" w:hAnsi="Calibri" w:eastAsia="Calibri"/>
+          <w:b w:val="0"/>
+          <w:i w:val="0"/>
+          <w:sz w:val="22"/>
+        </w:rPr>
+        <w:t>Próximos passos: registrar evidências das principais entregas; alinhar feedback com o gestor; levar os aprendizados de sustentação para o fechamento do ciclo.</w:t>
+      </w:r>
+    </w:p>
+    <w:p>
+      <w:pPr>
+        <w:pStyle w:val="Heading3"/>
+      </w:pPr>
+      <w:r>
+        <w:t>Atualidade (≤150)</w:t>
+      </w:r>
+    </w:p>
+    <w:p>
+      <w:pPr>
+        <w:ind w:left="283"/>
+      </w:pPr>
+      <w:r>
+        <w:rPr>
+          <w:rFonts w:ascii="Consolas" w:hAnsi="Consolas" w:eastAsia="Consolas"/>
+          <w:b w:val="0"/>
+          <w:i w:val="0"/>
+          <w:sz w:val="18"/>
+        </w:rPr>
+        <w:t>Análises e resoluções de incidentes na MAPFRE com foco em estabilidade e continuidade do serviço.</w:t>
+      </w:r>
+    </w:p>
+    <w:p>
+      <w:pPr>
+        <w:ind w:left="283"/>
+      </w:pPr>
+      <w:r>
+        <w:rPr>
+          <w:rFonts w:ascii="Consolas" w:hAnsi="Consolas" w:eastAsia="Consolas"/>
+          <w:b w:val="0"/>
+          <w:i w:val="0"/>
+          <w:sz w:val="18"/>
+        </w:rPr>
+        <w:t>Entregas de sustentação com qualidade no time misto Avanade + cliente MAPFRE.</w:t>
+      </w:r>
+    </w:p>
+    <w:p>
+      <w:pPr>
+        <w:ind w:left="283"/>
+      </w:pPr>
+      <w:r>
+        <w:rPr>
+          <w:rFonts w:ascii="Consolas" w:hAnsi="Consolas" w:eastAsia="Consolas"/>
+          <w:b w:val="0"/>
+          <w:i w:val="0"/>
+          <w:sz w:val="18"/>
+        </w:rPr>
+        <w:t>Colaboração contínua com parceiro/cliente na investigação e correção de problemas do sistema.</w:t>
+      </w:r>
+    </w:p>
+    <w:p>
+      <w:pPr>
+        <w:pBdr>
+          <w:bottom w:val="single" w:sz="6" w:space="1" w:color="CCCCCC"/>
+        </w:pBdr>
+      </w:pPr>
+    </w:p>
+    <w:p>
+      <w:pPr>
+        <w:pStyle w:val="Heading2"/>
+      </w:pPr>
+      <w:r>
+        <w:t>2) Habilitação de IA · Impacto 5–6</w:t>
+      </w:r>
+    </w:p>
+    <w:p>
+      <w:pPr>
+        <w:pStyle w:val="Heading3"/>
+      </w:pPr>
+      <w:r>
+        <w:t>Reflexão (colar)</w:t>
+      </w:r>
+    </w:p>
+    <w:p>
+      <w:r>
+        <w:rPr>
+          <w:rFonts w:ascii="Calibri" w:hAnsi="Calibri" w:eastAsia="Calibri"/>
+          <w:b w:val="0"/>
+          <w:i w:val="0"/>
+          <w:sz w:val="22"/>
+        </w:rPr>
+        <w:t>Durante o FY26, mantive desenvolvimento em Inteligência Artificial e cloud, com estudo contínuo e tentativas de certificação (incluindo AI-900), alinhada à cobrança da empresa. Já possuo SC-900 e DP-900 como base.</w:t>
+      </w:r>
+    </w:p>
+    <w:p>
+      <w:r>
+        <w:rPr>
+          <w:rFonts w:ascii="Calibri" w:hAnsi="Calibri" w:eastAsia="Calibri"/>
+          <w:b w:val="0"/>
+          <w:i w:val="0"/>
+          <w:sz w:val="22"/>
+        </w:rPr>
+        <w:t>O que deu certo: mantive dedicação ao aprendizado (IA/Azure), participei de Power Skills e mantive o tema no radar profissional, apesar das barreiras da prova em inglês e do formato cronometrado.</w:t>
+      </w:r>
+    </w:p>
+    <w:p>
+      <w:r>
+        <w:rPr>
+          <w:rFonts w:ascii="Calibri" w:hAnsi="Calibri" w:eastAsia="Calibri"/>
+          <w:b w:val="0"/>
+          <w:i w:val="0"/>
+          <w:sz w:val="22"/>
+        </w:rPr>
+        <w:t>O que poderia ser melhor: tratar a certificação como trilha realista (inglês + próxima prova) e aumentar o uso prático de ferramentas de IA/Copilot na análise de incidentes na MAPFRE, mesmo no legado.</w:t>
+      </w:r>
+    </w:p>
+    <w:p>
+      <w:r>
+        <w:rPr>
+          <w:rFonts w:ascii="Calibri" w:hAnsi="Calibri" w:eastAsia="Calibri"/>
+          <w:b w:val="0"/>
+          <w:i w:val="0"/>
+          <w:sz w:val="22"/>
+        </w:rPr>
+        <w:t>Próximos passos: definir certificação realista (ex.: GitHub Foundations ou retomada Azure); rotina de inglês; preencher skill de Copilot no mini CV; usar IA de forma aplicada em tarefas de análise.</w:t>
+      </w:r>
+    </w:p>
+    <w:p>
+      <w:pPr>
+        <w:pStyle w:val="Heading3"/>
+      </w:pPr>
+      <w:r>
+        <w:t>Atualidade (≤150)</w:t>
+      </w:r>
+    </w:p>
+    <w:p>
+      <w:pPr>
+        <w:ind w:left="283"/>
+      </w:pPr>
+      <w:r>
+        <w:rPr>
+          <w:rFonts w:ascii="Consolas" w:hAnsi="Consolas" w:eastAsia="Consolas"/>
+          <w:b w:val="0"/>
+          <w:i w:val="0"/>
+          <w:sz w:val="18"/>
+        </w:rPr>
+        <w:t>Estudo contínuo de IA/Azure; tentativas de AI-900; base SC-900 e DP-900 já conquistadas.</w:t>
+      </w:r>
+    </w:p>
+    <w:p>
+      <w:pPr>
+        <w:ind w:left="283"/>
+      </w:pPr>
+      <w:r>
+        <w:rPr>
+          <w:rFonts w:ascii="Consolas" w:hAnsi="Consolas" w:eastAsia="Consolas"/>
+          <w:b w:val="0"/>
+          <w:i w:val="0"/>
+          <w:sz w:val="18"/>
+        </w:rPr>
+        <w:t>Power Skills em andamento/concluído; trilha de IA mantida no radar com plano realista.</w:t>
+      </w:r>
+    </w:p>
+    <w:p>
+      <w:pPr>
+        <w:ind w:left="283"/>
+      </w:pPr>
+      <w:r>
+        <w:rPr>
+          <w:rFonts w:ascii="Consolas" w:hAnsi="Consolas" w:eastAsia="Consolas"/>
+          <w:b w:val="0"/>
+          <w:i w:val="0"/>
+          <w:sz w:val="18"/>
+        </w:rPr>
+        <w:t>Início/uso pontual de ferramentas de IA na análise; skill Copilot a formalizar no mini CV.</w:t>
+      </w:r>
+    </w:p>
+    <w:p>
+      <w:pPr>
+        <w:pBdr>
+          <w:bottom w:val="single" w:sz="6" w:space="1" w:color="CCCCCC"/>
+        </w:pBdr>
+      </w:pPr>
+    </w:p>
+    <w:p>
+      <w:pPr>
+        <w:pStyle w:val="Heading2"/>
+      </w:pPr>
+      <w:r>
+        <w:t>3) Ótimo Lugar para Trabalhar · Impacto 6–7</w:t>
+      </w:r>
+    </w:p>
+    <w:p>
+      <w:pPr>
+        <w:pStyle w:val="Heading3"/>
+      </w:pPr>
+      <w:r>
+        <w:t>Reflexão (colar)</w:t>
+      </w:r>
+    </w:p>
+    <w:p>
+      <w:r>
+        <w:rPr>
+          <w:rFonts w:ascii="Calibri" w:hAnsi="Calibri" w:eastAsia="Calibri"/>
+          <w:b w:val="0"/>
+          <w:i w:val="0"/>
+          <w:sz w:val="22"/>
+        </w:rPr>
+        <w:t>Durante o FY26, contribuí para um ambiente colaborativo na MAPFRE e na Avanade, com comunicação com gestor e pares, apoio mútuo na resolução de problemas, participação em Power Skills e alinhamento contínuo com o People Lead sobre carreira e ciclo.</w:t>
+      </w:r>
+    </w:p>
+    <w:p>
+      <w:r>
+        <w:rPr>
+          <w:rFonts w:ascii="Calibri" w:hAnsi="Calibri" w:eastAsia="Calibri"/>
+          <w:b w:val="0"/>
+          <w:i w:val="0"/>
+          <w:sz w:val="22"/>
+        </w:rPr>
+        <w:t>O que deu certo: colaboração positiva com a colega Avanade e com o time do cliente; comunicação de ausências ao gestor; abertura com o novo People Lead e cadência mensal de 1:1; participação no Power Skills.</w:t>
+      </w:r>
+    </w:p>
+    <w:p>
+      <w:r>
+        <w:rPr>
+          <w:rFonts w:ascii="Calibri" w:hAnsi="Calibri" w:eastAsia="Calibri"/>
+          <w:b w:val="0"/>
+          <w:i w:val="0"/>
+          <w:sz w:val="22"/>
+        </w:rPr>
+        <w:t>O que poderia ser melhor: aumentar a visibilidade da atuação para o líder de projeto; acompanhar CALLs da prática via gravação/resumo quando houver conflito de horário; transformar feedbacks informais em registro para o ciclo.</w:t>
+      </w:r>
+    </w:p>
+    <w:p>
+      <w:r>
+        <w:rPr>
+          <w:rFonts w:ascii="Calibri" w:hAnsi="Calibri" w:eastAsia="Calibri"/>
+          <w:b w:val="0"/>
+          <w:i w:val="0"/>
+          <w:sz w:val="22"/>
+        </w:rPr>
+        <w:t>Próximos passos: café de alinhamento de percepção com o líder; manter 1:1s; registrar aprendizados do Power Skills na autoavaliação.</w:t>
+      </w:r>
+    </w:p>
+    <w:p>
+      <w:pPr>
+        <w:pStyle w:val="Heading3"/>
+      </w:pPr>
+      <w:r>
+        <w:t>Atualidade (≤150)</w:t>
+      </w:r>
+    </w:p>
+    <w:p>
+      <w:pPr>
+        <w:ind w:left="283"/>
+      </w:pPr>
+      <w:r>
+        <w:rPr>
+          <w:rFonts w:ascii="Consolas" w:hAnsi="Consolas" w:eastAsia="Consolas"/>
+          <w:b w:val="0"/>
+          <w:i w:val="0"/>
+          <w:sz w:val="18"/>
+        </w:rPr>
+        <w:t>Colaboração positiva no time MAPFRE e comunicação clara com gestor e People Lead.</w:t>
+      </w:r>
+    </w:p>
+    <w:p>
+      <w:pPr>
+        <w:ind w:left="283"/>
+      </w:pPr>
+      <w:r>
+        <w:rPr>
+          <w:rFonts w:ascii="Consolas" w:hAnsi="Consolas" w:eastAsia="Consolas"/>
+          <w:b w:val="0"/>
+          <w:i w:val="0"/>
+          <w:sz w:val="18"/>
+        </w:rPr>
+        <w:t>Participação em Power Skills e 1:1s mensais de carreira/ciclo com o People Lead.</w:t>
+      </w:r>
+    </w:p>
+    <w:p>
+      <w:pPr>
+        <w:ind w:left="283"/>
+      </w:pPr>
+      <w:r>
+        <w:rPr>
+          <w:rFonts w:ascii="Consolas" w:hAnsi="Consolas" w:eastAsia="Consolas"/>
+          <w:b w:val="0"/>
+          <w:i w:val="0"/>
+          <w:sz w:val="18"/>
+        </w:rPr>
+        <w:t>Apoio mútuo na resolução de problemas do dia a dia com colega Avanade e time do cliente.</w:t>
+      </w:r>
+    </w:p>
+    <w:p>
+      <w:pPr>
+        <w:pBdr>
+          <w:bottom w:val="single" w:sz="6" w:space="1" w:color="CCCCCC"/>
+        </w:pBdr>
+      </w:pPr>
+    </w:p>
+    <w:p>
+      <w:pPr>
+        <w:pStyle w:val="Heading2"/>
+      </w:pPr>
+      <w:r>
+        <w:t>4) Comunidade — Women In Tech · Impacto 6–8</w:t>
+      </w:r>
+    </w:p>
+    <w:p>
+      <w:pPr>
+        <w:pStyle w:val="Heading3"/>
+      </w:pPr>
+      <w:r>
+        <w:t>Reflexão (colar)</w:t>
+      </w:r>
+    </w:p>
+    <w:p>
+      <w:r>
+        <w:rPr>
+          <w:rFonts w:ascii="Calibri" w:hAnsi="Calibri" w:eastAsia="Calibri"/>
+          <w:b w:val="0"/>
+          <w:i w:val="0"/>
+          <w:sz w:val="22"/>
+        </w:rPr>
+        <w:t>Durante o FY26, contribuí com o voluntariado do Women In Tech, apoiando o onboarding de novas participantes e fortalecendo inclusão e compartilhamento de conhecimento entre reinventoras.</w:t>
+      </w:r>
+    </w:p>
+    <w:p>
+      <w:r>
+        <w:rPr>
+          <w:rFonts w:ascii="Calibri" w:hAnsi="Calibri" w:eastAsia="Calibri"/>
+          <w:b w:val="0"/>
+          <w:i w:val="0"/>
+          <w:sz w:val="22"/>
+        </w:rPr>
+        <w:t>O que deu certo: entrei no voluntariado com foco em onboarding, contribuindo para acolhimento e inclusão.</w:t>
+      </w:r>
+    </w:p>
+    <w:p>
+      <w:r>
+        <w:rPr>
+          <w:rFonts w:ascii="Calibri" w:hAnsi="Calibri" w:eastAsia="Calibri"/>
+          <w:b w:val="0"/>
+          <w:i w:val="0"/>
+          <w:sz w:val="22"/>
+        </w:rPr>
+        <w:t>O que poderia ser melhor: quantificar melhor a contribuição (pessoas apoiadas, encontros, materiais) e compartilhar aprendizados com o People Lead no fechamento do ciclo.</w:t>
+      </w:r>
+    </w:p>
+    <w:p>
+      <w:r>
+        <w:rPr>
+          <w:rFonts w:ascii="Calibri" w:hAnsi="Calibri" w:eastAsia="Calibri"/>
+          <w:b w:val="0"/>
+          <w:i w:val="0"/>
+          <w:sz w:val="22"/>
+        </w:rPr>
+        <w:t>Próximos passos: registrar evidências do voluntariado e manter a atuação no grupo.</w:t>
+      </w:r>
+    </w:p>
+    <w:p>
+      <w:pPr>
+        <w:pStyle w:val="Heading3"/>
+      </w:pPr>
+      <w:r>
+        <w:t>Atualidade (≤150)</w:t>
+      </w:r>
+    </w:p>
+    <w:p>
+      <w:pPr>
+        <w:ind w:left="283"/>
+      </w:pPr>
+      <w:r>
+        <w:rPr>
+          <w:rFonts w:ascii="Consolas" w:hAnsi="Consolas" w:eastAsia="Consolas"/>
+          <w:b w:val="0"/>
+          <w:i w:val="0"/>
+          <w:sz w:val="18"/>
+        </w:rPr>
+        <w:t>Voluntariado Women In Tech com foco em onboarding de novas participantes.</w:t>
+      </w:r>
+    </w:p>
+    <w:p>
+      <w:pPr>
+        <w:ind w:left="283"/>
+      </w:pPr>
+      <w:r>
+        <w:rPr>
+          <w:rFonts w:ascii="Consolas" w:hAnsi="Consolas" w:eastAsia="Consolas"/>
+          <w:b w:val="0"/>
+          <w:i w:val="0"/>
+          <w:sz w:val="18"/>
+        </w:rPr>
+        <w:t>Acolhimento e apoio a novas reinventoras no processo de onboarding do grupo.</w:t>
+      </w:r>
+    </w:p>
+    <w:p>
+      <w:pPr>
+        <w:ind w:left="283"/>
+      </w:pPr>
+      <w:r>
+        <w:rPr>
+          <w:rFonts w:ascii="Consolas" w:hAnsi="Consolas" w:eastAsia="Consolas"/>
+          <w:b w:val="0"/>
+          <w:i w:val="0"/>
+          <w:sz w:val="18"/>
+        </w:rPr>
+        <w:t>Contribuição para inclusão e compartilhamento de conhecimento na comunidade interna.</w:t>
+      </w:r>
+    </w:p>
+    <w:p>
+      <w:r>
+        <w:rPr>
+          <w:rFonts w:ascii="Calibri" w:hAnsi="Calibri" w:eastAsia="Calibri"/>
+          <w:b w:val="0"/>
+          <w:i/>
+          <w:sz w:val="22"/>
+        </w:rPr>
+        <w:t>(Complete com números reais se tiver: “X pessoas”, “Y encontros”.)</w:t>
+      </w:r>
+    </w:p>
+    <w:p>
+      <w:pPr>
+        <w:pBdr>
+          <w:bottom w:val="single" w:sz="6" w:space="1" w:color="CCCCCC"/>
+        </w:pBdr>
+      </w:pPr>
+    </w:p>
+    <w:p>
+      <w:pPr>
+        <w:pStyle w:val="Heading3"/>
+      </w:pPr>
+      <w:r>
         <w:t>Checklist</w:t>
       </w:r>
     </w:p>
@@ -18550,7 +20771,7 @@
         <w:pStyle w:val="Heading1"/>
       </w:pPr>
       <w:r>
-        <w:t>12. Orientação do ciclo (Andressa Silva)</w:t>
+        <w:t>16. Orientação do ciclo (Andressa Silva)</w:t>
       </w:r>
     </w:p>
     <w:p>

--- a/DOCS-PEOPLE-LEAD/Andressa-Silva/00-Documento-Unico.docx
+++ b/DOCS-PEOPLE-LEAD/Andressa-Silva/00-Documento-Unico.docx
@@ -17626,15 +17626,6 @@
       <w:r>
         <w:rPr>
           <w:rFonts w:ascii="Calibri" w:hAnsi="Calibri" w:eastAsia="Calibri"/>
-          <w:b w:val="0"/>
-          <w:i w:val="0"/>
-          <w:sz w:val="22"/>
-        </w:rPr>
-        <w:t xml:space="preserve">Nome: </w:t>
-      </w:r>
-      <w:r>
-        <w:rPr>
-          <w:rFonts w:ascii="Calibri" w:hAnsi="Calibri" w:eastAsia="Calibri"/>
           <w:b/>
           <w:i w:val="0"/>
           <w:sz w:val="22"/>
@@ -17648,7 +17639,7 @@
           <w:i w:val="0"/>
           <w:sz w:val="22"/>
         </w:rPr>
-        <w:t xml:space="preserve"> · Analyst, Back-End · </w:t>
+        <w:t xml:space="preserve"> · Analyst, Back-End Developer · </w:t>
       </w:r>
       <w:r>
         <w:rPr>
@@ -17658,6 +17649,17 @@
           <w:sz w:val="22"/>
         </w:rPr>
         <w:t>MAPFRE</w:t>
+      </w:r>
+    </w:p>
+    <w:p>
+      <w:r>
+        <w:rPr>
+          <w:rFonts w:ascii="Calibri" w:hAnsi="Calibri" w:eastAsia="Calibri"/>
+          <w:b w:val="0"/>
+          <w:i w:val="0"/>
+          <w:sz w:val="22"/>
+        </w:rPr>
+        <w:t>Base: 1:1 (28/07) · histórico Pix/.NET · SC-900/DP-900 · Women In Tech · Power Skills · feedbacks Camila, Renata e Rafael G. Martins.</w:t>
       </w:r>
     </w:p>
     <w:p>
@@ -17672,7 +17674,7 @@
         <w:pStyle w:val="Heading2"/>
       </w:pPr>
       <w:r>
-        <w:t>COPIAR — Português (4 áreas)</w:t>
+        <w:t>COPIAR — Português</w:t>
       </w:r>
     </w:p>
     <w:p>
@@ -17691,7 +17693,7 @@
           <w:i w:val="0"/>
           <w:sz w:val="22"/>
         </w:rPr>
-        <w:t>Andressa Silva Pereira atuou no cliente MAPFRE em frente de sustentação de menor porte, contribuindo nas atividades do time e ampliando conhecimento sobre o projeto e suas tecnologias. A par Renata destaca domínio de C# e SQL e referência nas análises do dia a dia. O gestor Rafael G. Martins reconhece a contribuição e o potencial, porém aponta que a evolução técnica no período ficou abaixo do esperado, com dependência ainda significativa do apoio da liderança técnica. Para o próximo ciclo, o impacto no cliente deve crescer via maior autonomia na condução e conclusão das demandas e fortalecimento técnico em .NET aplicado à frente.</w:t>
+        <w:t>Andressa Silva Pereira atuou no cliente MAPFRE (desde out/2025) em sustentação de sistemas legados (.NET Framework, TFS, SOAP), com foco em análise de incidentes apontados pelo parceiro, diagnóstico e restabelecimento do serviço em time pequeno (Avanade + cliente). A par Renata Pereira Da Silva destaca domínio de C# e SQL e papel de referência nas análises do dia a dia, evidenciando valor técnico operacional. O gestor Rafael G. Martins reconhece contribuição e potencial, porém avalia que a evolução técnica no período ficou abaixo do esperado e que ainda há dependência significativa do apoio da liderança técnica para conduzir e concluir demandas. O People Lead contextualiza: o ciclo ocorreu em frente de menor porte e stack aquém do histórico dela (Pix/microsserviços/.NET Core até 2024), o que limita visibilidade de impacto — sem isentar o plano de acelerar autonomia. Próximo ciclo (Review in 12 months): maior independência na análise/resolução de problemas e .NET aplicado às tecnologias da frente, para elevar o valor percebido no cliente.</w:t>
       </w:r>
     </w:p>
     <w:p>
@@ -17710,7 +17712,7 @@
           <w:i w:val="0"/>
           <w:sz w:val="22"/>
         </w:rPr>
-        <w:t>Andressa manteve intenção alinhada à habilitação de IA da prática, com estudo e tentativas na trilha AI-900, além de certificações já conquistadas (SC-900 e DP-900). No dia a dia da MAPFRE (stack legado / sustentação), a aplicação prática de IA/Copilot no projeto ainda é limitada. A prioridade de badge AI-900 permanece condicionada a evolução de inglês e a um plano realista no próximo ciclo; o foco imediato de impacto deve priorizar autonomia técnica no cliente, conectando capacitação à entrega.</w:t>
+        <w:t>Andressa manteve compromisso com a agenda de IA da prática: estudo contínuo ao longo do FY, múltiplas tentativas de AI-900/AZ-900 e base já conquistada em SC-900 e DP-900. O bloqueio principal da AI-900 é a prova em inglês (formato cronometrado), não ausência de esforço — tema alinhado nas 1:1 com o People Lead, com plano de escada (inglês/goFluent + próxima certificação realista, ex. foundations GitHub/Azure) no próximo ciclo. No dia a dia da MAPFRE, o ambiente legado limita o uso agentico/moderno de IA; ainda assim, a orientação é ampliar aplicação prática (ex.: Copilot na análise de código/incidentes) e registrar skill no mini CV. Impacto deste FY: capacitação e trilha em andamento, com honestidade de que o badge AI-900 ainda não foi obtido; próximo ciclo deve conectar aprendizado de IA à entrega no cliente e à autonomia técnica pedida pelo gestor.</w:t>
       </w:r>
     </w:p>
     <w:p>
@@ -17729,7 +17731,7 @@
           <w:i w:val="0"/>
           <w:sz w:val="22"/>
         </w:rPr>
-        <w:t>Andressa contribui para um ambiente colaborativo: compartilha descobertas com o time (Renata), participa com consistência da trilha Women In Tech / Power Skills (Camila) e mantém abertura nas 1:1 de carreira com o People Lead. Demonstra busca por aprendizado e atualização. O próximo ciclo deve equilibrar essa postura de colaboração com maior independência na execução técnica no projeto, transformando o suporte da liderança em autonomia.</w:t>
+        <w:t>Andressa contribui para um ambiente colaborativo e de aprendizado: compartilha descobertas e discussões técnicas com o time (Renata), comunica-se de forma clara com pares/gestor, participa de Power Skills e mantém 1:1s abertas com o People Lead sobre carreira, frustração com stack e expectativas — postura madura de reinventora sob restrição de alocação. Demonstra comprometimento e busca constante por atualização, mesmo após tentativas frustradas de certificação. O equilíbrio pedido para o próximo ciclo é transformar essa colaboração e o suporte da liderança técnica em maior autonomia na execução, sem perder a qualidade de interação que o time reconhece.</w:t>
       </w:r>
     </w:p>
     <w:p>
@@ -17748,7 +17750,7 @@
           <w:i w:val="0"/>
           <w:sz w:val="22"/>
         </w:rPr>
-        <w:t xml:space="preserve">Andressa teve impacto concreto em comunidade via </w:t>
+        <w:t xml:space="preserve">Andressa entregou impacto concreto em comunidade via </w:t>
       </w:r>
       <w:r>
         <w:rPr>
@@ -17766,7 +17768,7 @@
           <w:i w:val="0"/>
           <w:sz w:val="22"/>
         </w:rPr>
-        <w:t>: Camila Ferreira Ribeiro registra comprometimento com a trilha Power Skills, participação em todas as sessões analisadas, presença consistente, elevada aderência ao programa e interações que reforçam o ambiente colaborativo dos encontros. Essa frente é um ponto forte do FY e deve ser mantida no próximo ciclo, sem substituir a necessidade de acelerar autonomia técnica no cliente.</w:t>
+        <w:t>: Camila Ferreira Ribeiro confirma comprometimento com a trilha Power Skills Women in Tech, participação em todas as sessões analisadas, presença consistente, elevada aderência ao programa e interações na plataforma que reforçam o ambiente colaborativo. Na 1:1, ela também descreveu atuação de voluntariado no onboarding de novas participantes. Essa frente é um dos resultados mais sólidos e evidentes do FY26 e deve ser mantida; no fechamento, complementa (não substitui) a necessidade de acelerar autonomia e evolução técnica no cliente MAPFRE.</w:t>
       </w:r>
     </w:p>
     <w:p>
@@ -17781,7 +17783,7 @@
         <w:pStyle w:val="Heading2"/>
       </w:pPr>
       <w:r>
-        <w:t>COPIAR — English (se o campo estiver em inglês)</w:t>
+        <w:t>COPIAR — English</w:t>
       </w:r>
     </w:p>
     <w:p>
@@ -17800,7 +17802,7 @@
           <w:i w:val="0"/>
           <w:sz w:val="22"/>
         </w:rPr>
-        <w:t>Andressa Silva Pereira contributed at MAPFRE on a smaller sustainment stream, supporting team activities and building project/technology knowledge. Peer Renata highlights strong C# and SQL skills and day-to-day analysis reference. Manager Rafael G. Martins recognizes contribution and growth potential, while noting technical progress below expectations and continued dependence on technical leadership support. Next cycle impact should come from greater autonomy closing work and applied .NET strength on her stream.</w:t>
+        <w:t>Andressa Silva Pereira supported MAPFRE (since Oct/2025) on legacy sustainment (.NET Framework, TFS, SOAP), focusing on partner-reported incident analysis, diagnosis, and service recovery in a small mixed team. Peer Renata highlights strong C# and SQL and day-to-day analysis reference. Manager Rafael G. Martins recognizes contribution and potential, while assessing technical evolution below expectations and significant dependence on technical leadership to drive work to completion. People Lead context: the FY was spent on a smaller stream with stack below her prior Pix/microservices/.NET Core track—limiting visibility—while still requiring a clear autonomy acceleration plan. Next cycle (Review in 12 months): more independent problem-solving and applied .NET on her stream to raise client-perceived value.</w:t>
       </w:r>
     </w:p>
     <w:p>
@@ -17819,7 +17821,7 @@
           <w:i w:val="0"/>
           <w:sz w:val="22"/>
         </w:rPr>
-        <w:t>Andressa stayed aligned with AI enablement intent through AI-900 study/attempts and prior SC-900/DP-900 certifications. Practical AI/Copilot application in the MAPFRE legacy/sustainment context remained limited this FY. Formal AI-900 depends on English progress and a realistic next-cycle plan; near-term impact should prioritize client technical autonomy while connecting learning to delivery.</w:t>
+        <w:t>Andressa stayed committed to AI enablement through continuous study, multiple AI-900/AZ-900 attempts, and earned SC-900 and DP-900. The main AI-900 blocker is English timed exams, not lack of effort—aligned in People Lead 1:1s with a realistic ladder (English/goFluent + next certification). MAPFRE legacy work limits modern AI application; next step is practical Copilot use in analysis and mini-CV skill visibility. This FY impact is learning trajectory with honest incomplete AI-900 badge; next cycle should connect AI learning to client delivery and the autonomy her manager requires.</w:t>
       </w:r>
     </w:p>
     <w:p>
@@ -17838,7 +17840,7 @@
           <w:i w:val="0"/>
           <w:sz w:val="22"/>
         </w:rPr>
-        <w:t>Andressa contributes to a collaborative environment: shares knowledge with the team (Renata), consistently engages in Women In Tech / Power Skills (Camila), and stays open in career 1:1s with her People Lead. Next cycle should balance this collaborative strength with greater technical independence on project execution.</w:t>
+        <w:t>Andressa strengthens a collaborative learning environment: shares technical insights with the team (Renata), communicates clearly, attends Power Skills, and engages openly in career 1:1s about allocation constraints and growth. She persists in upskilling despite certification setbacks. Next cycle should convert collaboration and leadership support into greater execution autonomy while keeping the peer-recognized team contribution.</w:t>
       </w:r>
     </w:p>
     <w:p>
@@ -17857,7 +17859,7 @@
           <w:i w:val="0"/>
           <w:sz w:val="22"/>
         </w:rPr>
-        <w:t>Clear community impact via Women In Tech: Camila Ferreira Ribeiro confirms commitment to the Power Skills track, attendance at all reviewed sessions, consistent presence, high program adherence, and platform interactions that support a collaborative learning environment. Keep this strength next cycle without substituting the need to accelerate technical autonomy on the client.</w:t>
+        <w:t>Clear community impact via Women In Tech: Camila Ferreira Ribeiro confirms Power Skills WIT commitment, attendance at all reviewed sessions, consistent presence, high adherence, and platform interactions that support collaboration. She also described onboarding support for new participants. This is one of the strongest evidenced FY26 outcomes and should continue—complementing, not replacing, MAPFRE technical autonomy goals.</w:t>
       </w:r>
     </w:p>
     <w:p>
@@ -17872,18 +17874,18 @@
         <w:pStyle w:val="Heading2"/>
       </w:pPr>
       <w:r>
-        <w:t>Se o Workday tiver UM único campo “Areas of Impact”</w:t>
-      </w:r>
-    </w:p>
-    <w:p>
-      <w:r>
-        <w:rPr>
-          <w:rFonts w:ascii="Calibri" w:hAnsi="Calibri" w:eastAsia="Calibri"/>
-          <w:b w:val="0"/>
-          <w:i w:val="0"/>
-          <w:sz w:val="22"/>
-        </w:rPr>
-        <w:t>Areas of Impact — People Lead summary: (1) Client Value Creation — MAPFRE sustainment contribution; peer recognizes C#/SQL analysis strength; manager notes technical evolution below expectations and dependence on tech leadership—next cycle: autonomy and applied .NET. (2) AI Enablement — AI-900 intent/study; SC-900/DP-900 already earned; limited practical AI on legacy stream; formal AI-900 next cycle with English plan. (3) Great Place to Work — collaborative, knowledge sharing, strong WIT engagement; increase independent execution. (4) Community — strong Women In Tech evidence (Camila): full session attendance and consistent participation.</w:t>
+        <w:t>Bloco único (se houver só um campo)</w:t>
+      </w:r>
+    </w:p>
+    <w:p>
+      <w:r>
+        <w:rPr>
+          <w:rFonts w:ascii="Calibri" w:hAnsi="Calibri" w:eastAsia="Calibri"/>
+          <w:b w:val="0"/>
+          <w:i w:val="0"/>
+          <w:sz w:val="22"/>
+        </w:rPr>
+        <w:t>Areas of Impact — PL: (1) Client — MAPFRE legacy sustainment; Renata: C#/SQL analysis reference; Rafael: below-expected technical evolution + tech-lead dependence; next: autonomy + applied .NET (Review 12 months). Context: prior Pix/.NET Core track vs current legacy stream. (2) AI — SC-900/DP-900 earned; AI-900 attempts blocked mainly by English; limited Copilot on legacy; next: practical AI + certification ladder. (3) GPTW — collaborative knowledge sharing, Power Skills, open career 1:1s; convert support into autonomy. (4) Community — strong Women In Tech evidence (Camila): full session attendance, consistent engagement, onboarding support.</w:t>
       </w:r>
     </w:p>
     <w:p>

--- a/DOCS-PEOPLE-LEAD/Andressa-Silva/00-Documento-Unico.docx
+++ b/DOCS-PEOPLE-LEAD/Andressa-Silva/00-Documento-Unico.docx
@@ -17652,14 +17652,68 @@
       </w:r>
     </w:p>
     <w:p>
-      <w:r>
-        <w:rPr>
-          <w:rFonts w:ascii="Calibri" w:hAnsi="Calibri" w:eastAsia="Calibri"/>
-          <w:b w:val="0"/>
-          <w:i w:val="0"/>
-          <w:sz w:val="22"/>
-        </w:rPr>
-        <w:t>Base: 1:1 (28/07) · histórico Pix/.NET · SC-900/DP-900 · Women In Tech · Power Skills · feedbacks Camila, Renata e Rafael G. Martins.</w:t>
+      <w:pPr>
+        <w:ind w:left="425"/>
+      </w:pPr>
+      <w:r>
+        <w:rPr>
+          <w:rFonts w:ascii="Calibri" w:hAnsi="Calibri" w:eastAsia="Calibri"/>
+          <w:b/>
+          <w:i w:val="0"/>
+          <w:color w:val="555555"/>
+          <w:sz w:val="22"/>
+        </w:rPr>
+        <w:t>Limite Workday: 3.000 caracteres.</w:t>
+      </w:r>
+      <w:r>
+        <w:rPr>
+          <w:rFonts w:ascii="Calibri" w:hAnsi="Calibri" w:eastAsia="Calibri"/>
+          <w:b w:val="0"/>
+          <w:i/>
+          <w:color w:val="555555"/>
+          <w:sz w:val="22"/>
+        </w:rPr>
+        <w:t xml:space="preserve"> Se o formulário tiver </w:t>
+      </w:r>
+      <w:r>
+        <w:rPr>
+          <w:rFonts w:ascii="Calibri" w:hAnsi="Calibri" w:eastAsia="Calibri"/>
+          <w:b/>
+          <w:i w:val="0"/>
+          <w:color w:val="555555"/>
+          <w:sz w:val="22"/>
+        </w:rPr>
+        <w:t>um único campo</w:t>
+      </w:r>
+      <w:r>
+        <w:rPr>
+          <w:rFonts w:ascii="Calibri" w:hAnsi="Calibri" w:eastAsia="Calibri"/>
+          <w:b w:val="0"/>
+          <w:i/>
+          <w:color w:val="555555"/>
+          <w:sz w:val="22"/>
+        </w:rPr>
+        <w:t xml:space="preserve">, use o bloco abaixo (~1.850 chars).   Se tiver </w:t>
+      </w:r>
+      <w:r>
+        <w:rPr>
+          <w:rFonts w:ascii="Calibri" w:hAnsi="Calibri" w:eastAsia="Calibri"/>
+          <w:b/>
+          <w:i w:val="0"/>
+          <w:color w:val="555555"/>
+          <w:sz w:val="22"/>
+        </w:rPr>
+        <w:t>4 campos separados</w:t>
+      </w:r>
+      <w:r>
+        <w:rPr>
+          <w:rFonts w:ascii="Calibri" w:hAnsi="Calibri" w:eastAsia="Calibri"/>
+          <w:b w:val="0"/>
+          <w:i/>
+          <w:color w:val="555555"/>
+          <w:sz w:val="22"/>
+        </w:rPr>
+        <w:t>, use as seções individuais mais abaixo.</w:t>
       </w:r>
     </w:p>
     <w:p>
@@ -17674,101 +17728,62 @@
         <w:pStyle w:val="Heading2"/>
       </w:pPr>
       <w:r>
-        <w:t>COPIAR — Português</w:t>
-      </w:r>
-    </w:p>
-    <w:p>
-      <w:pPr>
-        <w:pStyle w:val="Heading3"/>
-      </w:pPr>
-      <w:r>
-        <w:t>1) Client Value Creation / Criação de Valor para o Cliente</w:t>
-      </w:r>
-    </w:p>
-    <w:p>
-      <w:r>
-        <w:rPr>
-          <w:rFonts w:ascii="Calibri" w:hAnsi="Calibri" w:eastAsia="Calibri"/>
-          <w:b w:val="0"/>
-          <w:i w:val="0"/>
-          <w:sz w:val="22"/>
-        </w:rPr>
-        <w:t>Andressa Silva Pereira atuou no cliente MAPFRE (desde out/2025) em sustentação de sistemas legados (.NET Framework, TFS, SOAP), com foco em análise de incidentes apontados pelo parceiro, diagnóstico e restabelecimento do serviço em time pequeno (Avanade + cliente). A par Renata Pereira Da Silva destaca domínio de C# e SQL e papel de referência nas análises do dia a dia, evidenciando valor técnico operacional. O gestor Rafael G. Martins reconhece contribuição e potencial, porém avalia que a evolução técnica no período ficou abaixo do esperado e que ainda há dependência significativa do apoio da liderança técnica para conduzir e concluir demandas. O People Lead contextualiza: o ciclo ocorreu em frente de menor porte e stack aquém do histórico dela (Pix/microsserviços/.NET Core até 2024), o que limita visibilidade de impacto — sem isentar o plano de acelerar autonomia. Próximo ciclo (Review in 12 months): maior independência na análise/resolução de problemas e .NET aplicado às tecnologias da frente, para elevar o valor percebido no cliente.</w:t>
-      </w:r>
-    </w:p>
-    <w:p>
-      <w:pPr>
-        <w:pStyle w:val="Heading3"/>
-      </w:pPr>
-      <w:r>
-        <w:t>2) AI Enablement / Habilitação de IA</w:t>
-      </w:r>
-    </w:p>
-    <w:p>
-      <w:r>
-        <w:rPr>
-          <w:rFonts w:ascii="Calibri" w:hAnsi="Calibri" w:eastAsia="Calibri"/>
-          <w:b w:val="0"/>
-          <w:i w:val="0"/>
-          <w:sz w:val="22"/>
-        </w:rPr>
-        <w:t>Andressa manteve compromisso com a agenda de IA da prática: estudo contínuo ao longo do FY, múltiplas tentativas de AI-900/AZ-900 e base já conquistada em SC-900 e DP-900. O bloqueio principal da AI-900 é a prova em inglês (formato cronometrado), não ausência de esforço — tema alinhado nas 1:1 com o People Lead, com plano de escada (inglês/goFluent + próxima certificação realista, ex. foundations GitHub/Azure) no próximo ciclo. No dia a dia da MAPFRE, o ambiente legado limita o uso agentico/moderno de IA; ainda assim, a orientação é ampliar aplicação prática (ex.: Copilot na análise de código/incidentes) e registrar skill no mini CV. Impacto deste FY: capacitação e trilha em andamento, com honestidade de que o badge AI-900 ainda não foi obtido; próximo ciclo deve conectar aprendizado de IA à entrega no cliente e à autonomia técnica pedida pelo gestor.</w:t>
-      </w:r>
-    </w:p>
-    <w:p>
-      <w:pPr>
-        <w:pStyle w:val="Heading3"/>
-      </w:pPr>
-      <w:r>
-        <w:t>3) Great Place to Work for Reinventors / Ótimo Lugar</w:t>
-      </w:r>
-    </w:p>
-    <w:p>
-      <w:r>
-        <w:rPr>
-          <w:rFonts w:ascii="Calibri" w:hAnsi="Calibri" w:eastAsia="Calibri"/>
-          <w:b w:val="0"/>
-          <w:i w:val="0"/>
-          <w:sz w:val="22"/>
-        </w:rPr>
-        <w:t>Andressa contribui para um ambiente colaborativo e de aprendizado: compartilha descobertas e discussões técnicas com o time (Renata), comunica-se de forma clara com pares/gestor, participa de Power Skills e mantém 1:1s abertas com o People Lead sobre carreira, frustração com stack e expectativas — postura madura de reinventora sob restrição de alocação. Demonstra comprometimento e busca constante por atualização, mesmo após tentativas frustradas de certificação. O equilíbrio pedido para o próximo ciclo é transformar essa colaboração e o suporte da liderança técnica em maior autonomia na execução, sem perder a qualidade de interação que o time reconhece.</w:t>
-      </w:r>
-    </w:p>
-    <w:p>
-      <w:pPr>
-        <w:pStyle w:val="Heading3"/>
-      </w:pPr>
-      <w:r>
-        <w:t>4) Community / Comunidade</w:t>
-      </w:r>
-    </w:p>
-    <w:p>
-      <w:r>
-        <w:rPr>
-          <w:rFonts w:ascii="Calibri" w:hAnsi="Calibri" w:eastAsia="Calibri"/>
-          <w:b w:val="0"/>
-          <w:i w:val="0"/>
-          <w:sz w:val="22"/>
-        </w:rPr>
-        <w:t xml:space="preserve">Andressa entregou impacto concreto em comunidade via </w:t>
-      </w:r>
-      <w:r>
-        <w:rPr>
-          <w:rFonts w:ascii="Calibri" w:hAnsi="Calibri" w:eastAsia="Calibri"/>
-          <w:b/>
-          <w:i w:val="0"/>
-          <w:sz w:val="22"/>
-        </w:rPr>
-        <w:t>Women In Tech</w:t>
-      </w:r>
-      <w:r>
-        <w:rPr>
-          <w:rFonts w:ascii="Calibri" w:hAnsi="Calibri" w:eastAsia="Calibri"/>
-          <w:b w:val="0"/>
-          <w:i w:val="0"/>
-          <w:sz w:val="22"/>
-        </w:rPr>
-        <w:t>: Camila Ferreira Ribeiro confirma comprometimento com a trilha Power Skills Women in Tech, participação em todas as sessões analisadas, presença consistente, elevada aderência ao programa e interações na plataforma que reforçam o ambiente colaborativo. Na 1:1, ela também descreveu atuação de voluntariado no onboarding de novas participantes. Essa frente é um dos resultados mais sólidos e evidentes do FY26 e deve ser mantida; no fechamento, complementa (não substitui) a necessidade de acelerar autonomia e evolução técnica no cliente MAPFRE.</w:t>
+        <w:t>COLAR AGORA — campo único (≤3000) · ~1850 caracteres</w:t>
+      </w:r>
+    </w:p>
+    <w:p>
+      <w:r>
+        <w:rPr>
+          <w:rFonts w:ascii="Calibri" w:hAnsi="Calibri" w:eastAsia="Calibri"/>
+          <w:b w:val="0"/>
+          <w:i w:val="0"/>
+          <w:sz w:val="22"/>
+        </w:rPr>
+        <w:t>Áreas de Impacto — People Lead (Andressa Silva Pereira · Analyst · MAPFRE):</w:t>
+      </w:r>
+    </w:p>
+    <w:p>
+      <w:r>
+        <w:rPr>
+          <w:rFonts w:ascii="Calibri" w:hAnsi="Calibri" w:eastAsia="Calibri"/>
+          <w:b w:val="0"/>
+          <w:i w:val="0"/>
+          <w:sz w:val="22"/>
+        </w:rPr>
+        <w:t>1) Cliente: Atuou desde out/2025 em sustentação legada (.NET Framework, TFS, SOAP), com análise de incidentes do parceiro e restabelecimento do serviço em time pequeno. Renata destaca domínio de C#/SQL e referência nas análises do dia a dia. Rafael G. Martins reconhece contribuição e potencial, porém aponta evolução técnica abaixo do esperado e dependência ainda significativa da liderança técnica. Contexto PL: frente de menor porte e stack aquém do histórico Pix/microsserviços/.NET Core — limita visibilidade, sem isentar acelerar autonomia. Próximo ciclo (Review in 12 months): independência na resolução de problemas e .NET aplicado à frente.</w:t>
+      </w:r>
+    </w:p>
+    <w:p>
+      <w:r>
+        <w:rPr>
+          <w:rFonts w:ascii="Calibri" w:hAnsi="Calibri" w:eastAsia="Calibri"/>
+          <w:b w:val="0"/>
+          <w:i w:val="0"/>
+          <w:sz w:val="22"/>
+        </w:rPr>
+        <w:t>2) IA: Compromisso com a agenda de IA — estudo contínuo, tentativas de AI-900/AZ-900 e base SC-900/DP-900. Bloqueio principal da AI-900: prova em inglês (não falta de esforço), com plano de escada (goFluent + próxima certificação realista). No legado MAPFRE o uso moderno de IA é limitado; orientar Copilot na análise de incidentes/código e skill no mini CV. Impacto FY: trilha em andamento, badge AI-900 ainda não obtido; próximo ciclo conectar IA à entrega e à autonomia pedida pelo gestor.</w:t>
+      </w:r>
+    </w:p>
+    <w:p>
+      <w:r>
+        <w:rPr>
+          <w:rFonts w:ascii="Calibri" w:hAnsi="Calibri" w:eastAsia="Calibri"/>
+          <w:b w:val="0"/>
+          <w:i w:val="0"/>
+          <w:sz w:val="22"/>
+        </w:rPr>
+        <w:t>3) Ótimo Lugar: Colabora e compartilha conhecimento (Renata), participa de Power Skills e mantém 1:1s abertas com o PL sobre carreira e alocação. Busca atualização mesmo após frustrações de certificação. Próximo ciclo: transformar colaboração e suporte da liderança técnica em maior autonomia na execução.</w:t>
+      </w:r>
+    </w:p>
+    <w:p>
+      <w:r>
+        <w:rPr>
+          <w:rFonts w:ascii="Calibri" w:hAnsi="Calibri" w:eastAsia="Calibri"/>
+          <w:b w:val="0"/>
+          <w:i w:val="0"/>
+          <w:sz w:val="22"/>
+        </w:rPr>
+        <w:t>4) Comunidade: Impacto concreto em Women In Tech — Camila confirma participação em todas as sessões analisadas, presença consistente, elevada aderência e interações colaborativas; também apoiou onboarding de novas participantes. Uma das frentes mais sólidas do FY26; manter, sem substituir a aceleração técnica no cliente.</w:t>
       </w:r>
     </w:p>
     <w:p>
@@ -17783,7 +17798,7 @@
         <w:pStyle w:val="Heading2"/>
       </w:pPr>
       <w:r>
-        <w:t>COPIAR — English</w:t>
+        <w:t>Se houver 4 campos separados (cada um sozinho)</w:t>
       </w:r>
     </w:p>
     <w:p>
@@ -17791,18 +17806,18 @@
         <w:pStyle w:val="Heading3"/>
       </w:pPr>
       <w:r>
-        <w:t>1) Client Value Creation</w:t>
-      </w:r>
-    </w:p>
-    <w:p>
-      <w:r>
-        <w:rPr>
-          <w:rFonts w:ascii="Calibri" w:hAnsi="Calibri" w:eastAsia="Calibri"/>
-          <w:b w:val="0"/>
-          <w:i w:val="0"/>
-          <w:sz w:val="22"/>
-        </w:rPr>
-        <w:t>Andressa Silva Pereira supported MAPFRE (since Oct/2025) on legacy sustainment (.NET Framework, TFS, SOAP), focusing on partner-reported incident analysis, diagnosis, and service recovery in a small mixed team. Peer Renata highlights strong C# and SQL and day-to-day analysis reference. Manager Rafael G. Martins recognizes contribution and potential, while assessing technical evolution below expectations and significant dependence on technical leadership to drive work to completion. People Lead context: the FY was spent on a smaller stream with stack below her prior Pix/microservices/.NET Core track—limiting visibility—while still requiring a clear autonomy acceleration plan. Next cycle (Review in 12 months): more independent problem-solving and applied .NET on her stream to raise client-perceived value.</w:t>
+        <w:t>1) Cliente</w:t>
+      </w:r>
+    </w:p>
+    <w:p>
+      <w:r>
+        <w:rPr>
+          <w:rFonts w:ascii="Calibri" w:hAnsi="Calibri" w:eastAsia="Calibri"/>
+          <w:b w:val="0"/>
+          <w:i w:val="0"/>
+          <w:sz w:val="22"/>
+        </w:rPr>
+        <w:t>Andressa Silva Pereira atuou no cliente MAPFRE (desde out/2025) em sustentação de sistemas legados (.NET Framework, TFS, SOAP), com foco em análise de incidentes apontados pelo parceiro, diagnóstico e restabelecimento do serviço em time pequeno (Avanade + cliente). A par Renata Pereira Da Silva destaca domínio de C# e SQL e papel de referência nas análises do dia a dia. O gestor Rafael G. Martins reconhece contribuição e potencial, porém avalia evolução técnica abaixo do esperado e dependência ainda significativa do apoio da liderança técnica. Contexto PL: frente de menor porte e stack aquém do histórico Pix/microsserviços/.NET Core. Próximo ciclo (Review in 12 months): maior independência na resolução de problemas e .NET aplicado à frente.</w:t>
       </w:r>
     </w:p>
     <w:p>
@@ -17810,18 +17825,18 @@
         <w:pStyle w:val="Heading3"/>
       </w:pPr>
       <w:r>
-        <w:t>2) AI Enablement</w:t>
-      </w:r>
-    </w:p>
-    <w:p>
-      <w:r>
-        <w:rPr>
-          <w:rFonts w:ascii="Calibri" w:hAnsi="Calibri" w:eastAsia="Calibri"/>
-          <w:b w:val="0"/>
-          <w:i w:val="0"/>
-          <w:sz w:val="22"/>
-        </w:rPr>
-        <w:t>Andressa stayed committed to AI enablement through continuous study, multiple AI-900/AZ-900 attempts, and earned SC-900 and DP-900. The main AI-900 blocker is English timed exams, not lack of effort—aligned in People Lead 1:1s with a realistic ladder (English/goFluent + next certification). MAPFRE legacy work limits modern AI application; next step is practical Copilot use in analysis and mini-CV skill visibility. This FY impact is learning trajectory with honest incomplete AI-900 badge; next cycle should connect AI learning to client delivery and the autonomy her manager requires.</w:t>
+        <w:t>2) IA</w:t>
+      </w:r>
+    </w:p>
+    <w:p>
+      <w:r>
+        <w:rPr>
+          <w:rFonts w:ascii="Calibri" w:hAnsi="Calibri" w:eastAsia="Calibri"/>
+          <w:b w:val="0"/>
+          <w:i w:val="0"/>
+          <w:sz w:val="22"/>
+        </w:rPr>
+        <w:t>Andressa manteve compromisso com a agenda de IA: estudo contínuo, tentativas de AI-900/AZ-900 e base SC-900/DP-900. Bloqueio principal da AI-900: prova em inglês (não falta de esforço), com plano de escada (goFluent + próxima certificação realista). No legado MAPFRE o uso moderno de IA é limitado; orientar Copilot na análise e skill no mini CV. Badge AI-900 ainda não obtido; próximo ciclo conectar IA à entrega e à autonomia pedida pelo gestor.</w:t>
       </w:r>
     </w:p>
     <w:p>
@@ -17829,18 +17844,18 @@
         <w:pStyle w:val="Heading3"/>
       </w:pPr>
       <w:r>
-        <w:t>3) Great Place to Work for Reinventors</w:t>
-      </w:r>
-    </w:p>
-    <w:p>
-      <w:r>
-        <w:rPr>
-          <w:rFonts w:ascii="Calibri" w:hAnsi="Calibri" w:eastAsia="Calibri"/>
-          <w:b w:val="0"/>
-          <w:i w:val="0"/>
-          <w:sz w:val="22"/>
-        </w:rPr>
-        <w:t>Andressa strengthens a collaborative learning environment: shares technical insights with the team (Renata), communicates clearly, attends Power Skills, and engages openly in career 1:1s about allocation constraints and growth. She persists in upskilling despite certification setbacks. Next cycle should convert collaboration and leadership support into greater execution autonomy while keeping the peer-recognized team contribution.</w:t>
+        <w:t>3) Ótimo Lugar</w:t>
+      </w:r>
+    </w:p>
+    <w:p>
+      <w:r>
+        <w:rPr>
+          <w:rFonts w:ascii="Calibri" w:hAnsi="Calibri" w:eastAsia="Calibri"/>
+          <w:b w:val="0"/>
+          <w:i w:val="0"/>
+          <w:sz w:val="22"/>
+        </w:rPr>
+        <w:t>Andressa colabora e compartilha conhecimento (Renata), participa de Power Skills e mantém 1:1s abertas com o PL sobre carreira e alocação. Busca atualização mesmo após frustrações de certificação. Próximo ciclo: transformar colaboração e suporte da liderança técnica em maior autonomia na execução.</w:t>
       </w:r>
     </w:p>
     <w:p>
@@ -17848,44 +17863,18 @@
         <w:pStyle w:val="Heading3"/>
       </w:pPr>
       <w:r>
-        <w:t>4) Community</w:t>
-      </w:r>
-    </w:p>
-    <w:p>
-      <w:r>
-        <w:rPr>
-          <w:rFonts w:ascii="Calibri" w:hAnsi="Calibri" w:eastAsia="Calibri"/>
-          <w:b w:val="0"/>
-          <w:i w:val="0"/>
-          <w:sz w:val="22"/>
-        </w:rPr>
-        <w:t>Clear community impact via Women In Tech: Camila Ferreira Ribeiro confirms Power Skills WIT commitment, attendance at all reviewed sessions, consistent presence, high adherence, and platform interactions that support collaboration. She also described onboarding support for new participants. This is one of the strongest evidenced FY26 outcomes and should continue—complementing, not replacing, MAPFRE technical autonomy goals.</w:t>
-      </w:r>
-    </w:p>
-    <w:p>
-      <w:pPr>
-        <w:pBdr>
-          <w:bottom w:val="single" w:sz="6" w:space="1" w:color="CCCCCC"/>
-        </w:pBdr>
-      </w:pPr>
-    </w:p>
-    <w:p>
-      <w:pPr>
-        <w:pStyle w:val="Heading2"/>
-      </w:pPr>
-      <w:r>
-        <w:t>Bloco único (se houver só um campo)</w:t>
-      </w:r>
-    </w:p>
-    <w:p>
-      <w:r>
-        <w:rPr>
-          <w:rFonts w:ascii="Calibri" w:hAnsi="Calibri" w:eastAsia="Calibri"/>
-          <w:b w:val="0"/>
-          <w:i w:val="0"/>
-          <w:sz w:val="22"/>
-        </w:rPr>
-        <w:t>Areas of Impact — PL: (1) Client — MAPFRE legacy sustainment; Renata: C#/SQL analysis reference; Rafael: below-expected technical evolution + tech-lead dependence; next: autonomy + applied .NET (Review 12 months). Context: prior Pix/.NET Core track vs current legacy stream. (2) AI — SC-900/DP-900 earned; AI-900 attempts blocked mainly by English; limited Copilot on legacy; next: practical AI + certification ladder. (3) GPTW — collaborative knowledge sharing, Power Skills, open career 1:1s; convert support into autonomy. (4) Community — strong Women In Tech evidence (Camila): full session attendance, consistent engagement, onboarding support.</w:t>
+        <w:t>4) Comunidade</w:t>
+      </w:r>
+    </w:p>
+    <w:p>
+      <w:r>
+        <w:rPr>
+          <w:rFonts w:ascii="Calibri" w:hAnsi="Calibri" w:eastAsia="Calibri"/>
+          <w:b w:val="0"/>
+          <w:i w:val="0"/>
+          <w:sz w:val="22"/>
+        </w:rPr>
+        <w:t>Impacto concreto em Women In Tech: Camila confirma participação em todas as sessões analisadas, presença consistente, elevada aderência e interações colaborativas; também apoiou onboarding de novas participantes. Uma das frentes mais sólidas do FY26; manter, sem substituir a aceleração técnica no cliente.</w:t>
       </w:r>
     </w:p>
     <w:p>
